--- a/public/templates/mau_hop_dong.docx
+++ b/public/templates/mau_hop_dong.docx
@@ -1,6 +1,6 @@
 
 <file path=word/document.xml><?xml version="1.0" encoding="utf-8"?>
-<w:document xmlns:wpc="http://schemas.microsoft.com/office/word/2010/wordprocessingCanvas" xmlns:cx="http://schemas.microsoft.com/office/drawing/2014/chartex" xmlns:cx1="http://schemas.microsoft.com/office/drawing/2015/9/8/chartex" xmlns:cx2="http://schemas.microsoft.com/office/drawing/2015/10/21/chartex" xmlns:cx3="http://schemas.microsoft.com/office/drawing/2016/5/9/chartex" xmlns:cx4="http://schemas.microsoft.com/office/drawing/2016/5/10/chartex" xmlns:cx5="http://schemas.microsoft.com/office/drawing/2016/5/11/chartex" xmlns:cx6="http://schemas.microsoft.com/office/drawing/2016/5/12/chartex" xmlns:cx7="http://schemas.microsoft.com/office/drawing/2016/5/13/chartex" xmlns:cx8="http://schemas.microsoft.com/office/drawing/2016/5/14/chartex" xmlns:mc="http://schemas.openxmlformats.org/markup-compatibility/2006" xmlns:aink="http://schemas.microsoft.com/office/drawing/2016/ink" xmlns:am3d="http://schemas.microsoft.com/office/drawing/2017/model3d" xmlns:o="urn:schemas-microsoft-com:office:office" xmlns:oel="http://schemas.microsoft.com/office/2019/extlst" xmlns:r="http://schemas.openxmlformats.org/officeDocument/2006/relationships" xmlns:m="http://schemas.openxmlformats.org/officeDocument/2006/math" xmlns:v="urn:schemas-microsoft-com:vml" xmlns:wp14="http://schemas.microsoft.com/office/word/2010/wordprocessingDrawing" xmlns:wp="http://schemas.openxmlformats.org/drawingml/2006/wordprocessingDrawing" xmlns:w10="urn:schemas-microsoft-com:office:word" xmlns:w="http://schemas.openxmlformats.org/wordprocessingml/2006/main" xmlns:w14="http://schemas.microsoft.com/office/word/2010/wordml" xmlns:w15="http://schemas.microsoft.com/office/word/2012/wordml" xmlns:w16cex="http://schemas.microsoft.com/office/word/2018/wordml/cex" xmlns:w16cid="http://schemas.microsoft.com/office/word/2016/wordml/cid" xmlns:w16="http://schemas.microsoft.com/office/word/2018/wordml" xmlns:w16du="http://schemas.microsoft.com/office/word/2023/wordml/word16du" xmlns:w16sdtdh="http://schemas.microsoft.com/office/word/2020/wordml/sdtdatahash" xmlns:w16sdtfl="http://schemas.microsoft.com/office/word/2024/wordml/sdtformatlock" xmlns:w16se="http://schemas.microsoft.com/office/word/2015/wordml/symex" xmlns:wpg="http://schemas.microsoft.com/office/word/2010/wordprocessingGroup" xmlns:wpi="http://schemas.microsoft.com/office/word/2010/wordprocessingInk" xmlns:wne="http://schemas.microsoft.com/office/word/2006/wordml" xmlns:wps="http://schemas.microsoft.com/office/word/2010/wordprocessingShape" mc:Ignorable="w14 w15 w16se w16cid w16 w16cex w16sdtdh w16sdtfl w16du wp14">
+<w:document xmlns:wpc="http://schemas.microsoft.com/office/word/2010/wordprocessingCanvas" xmlns:cx="http://schemas.microsoft.com/office/drawing/2014/chartex" xmlns:cx1="http://schemas.microsoft.com/office/drawing/2015/9/8/chartex" xmlns:cx2="http://schemas.microsoft.com/office/drawing/2015/10/21/chartex" xmlns:cx3="http://schemas.microsoft.com/office/drawing/2016/5/9/chartex" xmlns:cx4="http://schemas.microsoft.com/office/drawing/2016/5/10/chartex" xmlns:cx5="http://schemas.microsoft.com/office/drawing/2016/5/11/chartex" xmlns:cx6="http://schemas.microsoft.com/office/drawing/2016/5/12/chartex" xmlns:cx7="http://schemas.microsoft.com/office/drawing/2016/5/13/chartex" xmlns:cx8="http://schemas.microsoft.com/office/drawing/2016/5/14/chartex" xmlns:mc="http://schemas.openxmlformats.org/markup-compatibility/2006" xmlns:aink="http://schemas.microsoft.com/office/drawing/2016/ink" xmlns:am3d="http://schemas.microsoft.com/office/drawing/2017/model3d" xmlns:o="urn:schemas-microsoft-com:office:office" xmlns:r="http://schemas.openxmlformats.org/officeDocument/2006/relationships" xmlns:m="http://schemas.openxmlformats.org/officeDocument/2006/math" xmlns:v="urn:schemas-microsoft-com:vml" xmlns:wp14="http://schemas.microsoft.com/office/word/2010/wordprocessingDrawing" xmlns:wp="http://schemas.openxmlformats.org/drawingml/2006/wordprocessingDrawing" xmlns:w10="urn:schemas-microsoft-com:office:word" xmlns:w="http://schemas.openxmlformats.org/wordprocessingml/2006/main" xmlns:w14="http://schemas.microsoft.com/office/word/2010/wordml" xmlns:w15="http://schemas.microsoft.com/office/word/2012/wordml" xmlns:w16cex="http://schemas.microsoft.com/office/word/2018/wordml/cex" xmlns:w16cid="http://schemas.microsoft.com/office/word/2016/wordml/cid" xmlns:w16="http://schemas.microsoft.com/office/word/2018/wordml" xmlns:w16sdtdh="http://schemas.microsoft.com/office/word/2020/wordml/sdtdatahash" xmlns:w16se="http://schemas.microsoft.com/office/word/2015/wordml/symex" xmlns:wpg="http://schemas.microsoft.com/office/word/2010/wordprocessingGroup" xmlns:wpi="http://schemas.microsoft.com/office/word/2010/wordprocessingInk" xmlns:wne="http://schemas.microsoft.com/office/word/2006/wordml" xmlns:wps="http://schemas.microsoft.com/office/word/2010/wordprocessingShape" mc:Ignorable="w14 w15 w16se w16cid w16 w16cex w16sdtdh wp14">
   <w:body>
     <w:p>
       <w:pPr>
@@ -120,7 +120,7 @@
           <w:sz w:val="30"/>
           <w:szCs w:val="40"/>
         </w:rPr>
-        <w:t>(Số</w:t>
+        <w:t>(</w:t>
       </w:r>
       <w:r>
         <w:rPr>
@@ -130,7 +130,7 @@
           <w:sz w:val="30"/>
           <w:szCs w:val="40"/>
         </w:rPr>
-        <w:t xml:space="preserve"> </w:t>
+        <w:t>${id}</w:t>
       </w:r>
       <w:r>
         <w:rPr>
@@ -140,653 +140,1099 @@
           <w:sz w:val="30"/>
           <w:szCs w:val="40"/>
         </w:rPr>
-        <w:t>302</w:t>
-      </w:r>
-      <w:r>
-        <w:rPr>
-          <w:rFonts w:cs="Times New Roman"/>
+        <w:t>)</w:t>
+      </w:r>
+    </w:p>
+    <w:p>
+      <w:pPr>
+        <w:spacing w:after="0" w:line="360" w:lineRule="auto"/>
+        <w:rPr>
+          <w:rFonts w:cs="Times New Roman"/>
+          <w:i/>
+          <w:color w:val="000000" w:themeColor="text1"/>
+          <w:sz w:val="28"/>
+          <w:szCs w:val="28"/>
+        </w:rPr>
+      </w:pPr>
+      <w:r>
+        <w:rPr>
+          <w:rFonts w:cs="Times New Roman"/>
+          <w:i/>
+          <w:color w:val="000000" w:themeColor="text1"/>
+          <w:sz w:val="28"/>
+          <w:szCs w:val="28"/>
+        </w:rPr>
+        <w:t>- Căn cứ Bộ luật dân sự năm 2015 nước Cộng hoà xã hội chủ nghĩa Việt Nam</w:t>
+      </w:r>
+    </w:p>
+    <w:p>
+      <w:pPr>
+        <w:spacing w:after="0" w:line="360" w:lineRule="auto"/>
+        <w:rPr>
+          <w:rFonts w:cs="Times New Roman"/>
+          <w:i/>
+          <w:color w:val="000000" w:themeColor="text1"/>
+          <w:sz w:val="28"/>
+          <w:szCs w:val="28"/>
+        </w:rPr>
+      </w:pPr>
+      <w:r>
+        <w:rPr>
+          <w:rFonts w:cs="Times New Roman"/>
+          <w:i/>
+          <w:color w:val="000000" w:themeColor="text1"/>
+          <w:sz w:val="28"/>
+          <w:szCs w:val="28"/>
+        </w:rPr>
+        <w:t>- Căn cứ chức năng, nhiệm vụ, khả năng và nhu cầu thực tế của các bên</w:t>
+      </w:r>
+    </w:p>
+    <w:p>
+      <w:pPr>
+        <w:spacing w:after="0" w:line="360" w:lineRule="auto"/>
+        <w:ind w:firstLine="720"/>
+        <w:jc w:val="right"/>
+        <w:rPr>
+          <w:rFonts w:cs="Times New Roman"/>
+          <w:i/>
+          <w:color w:val="000000" w:themeColor="text1"/>
+          <w:sz w:val="28"/>
+          <w:szCs w:val="28"/>
+        </w:rPr>
+      </w:pPr>
+      <w:r>
+        <w:rPr>
+          <w:rFonts w:cs="Times New Roman"/>
+          <w:i/>
+          <w:color w:val="000000" w:themeColor="text1"/>
+          <w:sz w:val="28"/>
+          <w:szCs w:val="28"/>
+        </w:rPr>
+        <w:t xml:space="preserve">Hôm nay, ngày </w:t>
+      </w:r>
+      <w:r>
+        <w:rPr>
+          <w:rFonts w:cs="Times New Roman"/>
+          <w:i/>
+          <w:color w:val="000000" w:themeColor="text1"/>
+          <w:sz w:val="28"/>
+          <w:szCs w:val="28"/>
+        </w:rPr>
+        <w:t>2</w:t>
+      </w:r>
+      <w:r>
+        <w:rPr>
+          <w:rFonts w:cs="Times New Roman"/>
+          <w:i/>
+          <w:color w:val="000000" w:themeColor="text1"/>
+          <w:sz w:val="28"/>
+          <w:szCs w:val="28"/>
+        </w:rPr>
+        <w:t>1</w:t>
+      </w:r>
+      <w:r>
+        <w:rPr>
+          <w:rFonts w:cs="Times New Roman"/>
+          <w:i/>
+          <w:color w:val="000000" w:themeColor="text1"/>
+          <w:sz w:val="28"/>
+          <w:szCs w:val="28"/>
+        </w:rPr>
+        <w:t xml:space="preserve"> tháng </w:t>
+      </w:r>
+      <w:r>
+        <w:rPr>
+          <w:rFonts w:cs="Times New Roman"/>
+          <w:i/>
+          <w:color w:val="000000" w:themeColor="text1"/>
+          <w:sz w:val="28"/>
+          <w:szCs w:val="28"/>
+        </w:rPr>
+        <w:t>06</w:t>
+      </w:r>
+      <w:r>
+        <w:rPr>
+          <w:rFonts w:cs="Times New Roman"/>
+          <w:i/>
+          <w:color w:val="000000" w:themeColor="text1"/>
+          <w:sz w:val="28"/>
+          <w:szCs w:val="28"/>
+        </w:rPr>
+        <w:t xml:space="preserve"> năm</w:t>
+      </w:r>
+      <w:r>
+        <w:rPr>
+          <w:rFonts w:cs="Times New Roman"/>
+          <w:i/>
+          <w:color w:val="000000" w:themeColor="text1"/>
+          <w:sz w:val="28"/>
+          <w:szCs w:val="28"/>
+        </w:rPr>
+        <w:t xml:space="preserve"> 2025</w:t>
+      </w:r>
+      <w:r>
+        <w:rPr>
+          <w:rFonts w:cs="Times New Roman"/>
+          <w:i/>
+          <w:color w:val="000000" w:themeColor="text1"/>
+          <w:sz w:val="28"/>
+          <w:szCs w:val="28"/>
+        </w:rPr>
+        <w:t xml:space="preserve">, tại </w:t>
+      </w:r>
+      <w:r>
+        <w:rPr>
+          <w:rFonts w:cs="Times New Roman"/>
+          <w:i/>
+          <w:color w:val="000000" w:themeColor="text1"/>
+          <w:sz w:val="28"/>
+          <w:szCs w:val="28"/>
+        </w:rPr>
+        <w:t>TP Hà Nội</w:t>
+      </w:r>
+    </w:p>
+    <w:p>
+      <w:pPr>
+        <w:spacing w:after="0" w:line="360" w:lineRule="auto"/>
+        <w:rPr>
+          <w:rFonts w:cs="Times New Roman"/>
+          <w:i/>
+          <w:color w:val="000000" w:themeColor="text1"/>
+          <w:sz w:val="28"/>
+          <w:szCs w:val="28"/>
+        </w:rPr>
+      </w:pPr>
+      <w:r>
+        <w:rPr>
+          <w:rFonts w:cs="Times New Roman"/>
+          <w:i/>
+          <w:color w:val="000000" w:themeColor="text1"/>
+          <w:sz w:val="28"/>
+          <w:szCs w:val="28"/>
+        </w:rPr>
+        <w:t>Chúng tôi gồm có:</w:t>
+      </w:r>
+    </w:p>
+    <w:p>
+      <w:pPr>
+        <w:spacing w:after="0" w:line="360" w:lineRule="auto"/>
+        <w:rPr>
+          <w:rFonts w:cs="Times New Roman"/>
+          <w:color w:val="000000" w:themeColor="text1"/>
+          <w:sz w:val="28"/>
+          <w:szCs w:val="28"/>
+        </w:rPr>
+      </w:pPr>
+      <w:r>
+        <w:rPr>
+          <w:rFonts w:cs="Times New Roman"/>
+          <w:b/>
+          <w:color w:val="000000" w:themeColor="text1"/>
+          <w:sz w:val="28"/>
+          <w:szCs w:val="28"/>
+        </w:rPr>
+        <w:t xml:space="preserve">BÊN A ( BÊN </w:t>
+      </w:r>
+      <w:r>
+        <w:rPr>
+          <w:rFonts w:cs="Times New Roman"/>
+          <w:b/>
+          <w:color w:val="000000" w:themeColor="text1"/>
+          <w:sz w:val="28"/>
+          <w:szCs w:val="28"/>
+        </w:rPr>
+        <w:t>CHO THUÊ</w:t>
+      </w:r>
+      <w:r>
+        <w:rPr>
+          <w:rFonts w:cs="Times New Roman"/>
+          <w:b/>
+          <w:color w:val="000000" w:themeColor="text1"/>
+          <w:sz w:val="28"/>
+          <w:szCs w:val="28"/>
+        </w:rPr>
+        <w:t>):</w:t>
+      </w:r>
+      <w:r>
+        <w:rPr>
+          <w:rFonts w:cs="Times New Roman"/>
+          <w:color w:val="000000" w:themeColor="text1"/>
+          <w:sz w:val="28"/>
+          <w:szCs w:val="28"/>
+        </w:rPr>
+        <w:t xml:space="preserve"> </w:t>
+      </w:r>
+    </w:p>
+    <w:p>
+      <w:pPr>
+        <w:spacing w:after="0" w:line="360" w:lineRule="auto"/>
+        <w:rPr>
+          <w:rFonts w:cs="Times New Roman"/>
+          <w:color w:val="000000" w:themeColor="text1"/>
+          <w:sz w:val="28"/>
+          <w:szCs w:val="28"/>
+        </w:rPr>
+      </w:pPr>
+      <w:r>
+        <w:rPr>
+          <w:rFonts w:cs="Times New Roman"/>
+          <w:color w:val="000000" w:themeColor="text1"/>
+          <w:sz w:val="28"/>
+          <w:szCs w:val="28"/>
+        </w:rPr>
+        <w:t>Đại diện :</w:t>
+      </w:r>
+      <w:r>
+        <w:rPr>
+          <w:rFonts w:cs="Times New Roman"/>
+          <w:b/>
+          <w:color w:val="000000" w:themeColor="text1"/>
+          <w:sz w:val="28"/>
+          <w:szCs w:val="28"/>
+        </w:rPr>
+        <w:t xml:space="preserve"> ông </w:t>
+      </w:r>
+      <w:r>
+        <w:rPr>
+          <w:rFonts w:cs="Times New Roman"/>
+          <w:b/>
+          <w:i/>
+          <w:iCs/>
+          <w:color w:val="000000" w:themeColor="text1"/>
+          <w:sz w:val="28"/>
+          <w:szCs w:val="28"/>
+        </w:rPr>
+        <w:t>${landlord_ho_ten}</w:t>
+      </w:r>
+    </w:p>
+    <w:p>
+      <w:pPr>
+        <w:spacing w:after="0" w:line="360" w:lineRule="auto"/>
+        <w:rPr>
+          <w:rFonts w:cs="Times New Roman"/>
+          <w:color w:val="000000" w:themeColor="text1"/>
+          <w:sz w:val="28"/>
+          <w:szCs w:val="28"/>
+        </w:rPr>
+      </w:pPr>
+      <w:r>
+        <w:rPr>
+          <w:rFonts w:cs="Times New Roman"/>
+          <w:color w:val="000000" w:themeColor="text1"/>
+          <w:sz w:val="28"/>
+          <w:szCs w:val="28"/>
+        </w:rPr>
+        <w:t>CCCD</w:t>
+      </w:r>
+      <w:r>
+        <w:rPr>
+          <w:rFonts w:cs="Times New Roman"/>
+          <w:color w:val="000000" w:themeColor="text1"/>
+          <w:sz w:val="28"/>
+          <w:szCs w:val="28"/>
+        </w:rPr>
+        <w:t xml:space="preserve"> Số: </w:t>
+      </w:r>
+      <w:r>
+        <w:rPr>
+          <w:rFonts w:cs="Times New Roman"/>
+          <w:color w:val="000000" w:themeColor="text1"/>
+          <w:sz w:val="28"/>
+          <w:szCs w:val="28"/>
+        </w:rPr>
+        <w:t>${landlord_cccd}</w:t>
+      </w:r>
+      <w:r>
+        <w:rPr>
+          <w:rFonts w:cs="Times New Roman"/>
+          <w:color w:val="000000" w:themeColor="text1"/>
+          <w:sz w:val="28"/>
+          <w:szCs w:val="28"/>
+        </w:rPr>
+        <w:t xml:space="preserve">,  cấp ngày: </w:t>
+      </w:r>
+      <w:r>
+        <w:rPr>
+          <w:rFonts w:cs="Times New Roman"/>
+          <w:b/>
+          <w:bCs/>
+          <w:i/>
+          <w:iCs/>
+          <w:color w:val="000000" w:themeColor="text1"/>
+          <w:sz w:val="28"/>
+          <w:szCs w:val="28"/>
+        </w:rPr>
+        <w:t>${landlord_cccd_ngay_cap}</w:t>
+      </w:r>
+      <w:r>
+        <w:rPr>
+          <w:rFonts w:cs="Times New Roman"/>
+          <w:color w:val="000000" w:themeColor="text1"/>
+          <w:sz w:val="28"/>
+          <w:szCs w:val="28"/>
+        </w:rPr>
+        <w:t>, Tại </w:t>
+      </w:r>
+      <w:r>
+        <w:rPr>
+          <w:rFonts w:cs="Times New Roman"/>
+          <w:i/>
+          <w:iCs/>
+          <w:color w:val="000000" w:themeColor="text1"/>
+          <w:sz w:val="28"/>
+          <w:szCs w:val="28"/>
+        </w:rPr>
+        <w:t>${landlord_cccd_noi_cap}</w:t>
+      </w:r>
+    </w:p>
+    <w:p>
+      <w:pPr>
+        <w:spacing w:after="0" w:line="360" w:lineRule="auto"/>
+        <w:rPr>
+          <w:rFonts w:cs="Times New Roman"/>
+          <w:i/>
+          <w:iCs/>
+          <w:color w:val="000000" w:themeColor="text1"/>
+          <w:sz w:val="28"/>
+          <w:szCs w:val="28"/>
+        </w:rPr>
+      </w:pPr>
+      <w:r>
+        <w:rPr>
+          <w:rFonts w:cs="Times New Roman"/>
+          <w:color w:val="000000" w:themeColor="text1"/>
+          <w:sz w:val="28"/>
+          <w:szCs w:val="28"/>
+        </w:rPr>
+        <w:t xml:space="preserve">HKTT : </w:t>
+      </w:r>
+      <w:r>
+        <w:rPr>
+          <w:rFonts w:cs="Times New Roman"/>
+          <w:i/>
+          <w:iCs/>
+          <w:color w:val="000000" w:themeColor="text1"/>
+          <w:sz w:val="28"/>
+          <w:szCs w:val="28"/>
+        </w:rPr>
+        <w:t>${landlord_hktt}</w:t>
+      </w:r>
+    </w:p>
+    <w:p>
+      <w:pPr>
+        <w:spacing w:after="0" w:line="360" w:lineRule="auto"/>
+        <w:rPr>
+          <w:rFonts w:cs="Times New Roman"/>
+          <w:b/>
+          <w:bCs/>
+          <w:i/>
+          <w:iCs/>
+          <w:color w:val="000000" w:themeColor="text1"/>
+          <w:sz w:val="28"/>
+          <w:szCs w:val="28"/>
+        </w:rPr>
+      </w:pPr>
+      <w:r>
+        <w:rPr>
+          <w:rFonts w:cs="Times New Roman"/>
+          <w:color w:val="000000" w:themeColor="text1"/>
+          <w:sz w:val="28"/>
+          <w:szCs w:val="28"/>
+        </w:rPr>
+        <w:t xml:space="preserve">Số điện thoại: </w:t>
+      </w:r>
+      <w:r>
+        <w:rPr>
+          <w:rFonts w:cs="Times New Roman"/>
+          <w:b/>
+          <w:bCs/>
+          <w:i/>
+          <w:iCs/>
+          <w:color w:val="000000" w:themeColor="text1"/>
+          <w:sz w:val="28"/>
+          <w:szCs w:val="28"/>
+        </w:rPr>
+        <w:t>${landlord_sdt}</w:t>
+      </w:r>
+    </w:p>
+    <w:p>
+      <w:pPr>
+        <w:spacing w:after="0" w:line="360" w:lineRule="auto"/>
+        <w:rPr>
+          <w:rFonts w:cs="Times New Roman"/>
+          <w:b/>
+          <w:color w:val="000000" w:themeColor="text1"/>
+          <w:sz w:val="28"/>
+          <w:szCs w:val="28"/>
+        </w:rPr>
+      </w:pPr>
+      <w:r>
+        <w:rPr>
+          <w:rFonts w:cs="Times New Roman"/>
+          <w:b/>
+          <w:color w:val="000000" w:themeColor="text1"/>
+          <w:sz w:val="28"/>
+          <w:szCs w:val="28"/>
+        </w:rPr>
+        <w:t xml:space="preserve">BÊN B ( BÊN </w:t>
+      </w:r>
+      <w:r>
+        <w:rPr>
+          <w:rFonts w:cs="Times New Roman"/>
+          <w:b/>
+          <w:color w:val="000000" w:themeColor="text1"/>
+          <w:sz w:val="28"/>
+          <w:szCs w:val="28"/>
+        </w:rPr>
+        <w:t>THUÊ</w:t>
+      </w:r>
+      <w:r>
+        <w:rPr>
+          <w:rFonts w:cs="Times New Roman"/>
+          <w:b/>
+          <w:color w:val="000000" w:themeColor="text1"/>
+          <w:sz w:val="28"/>
+          <w:szCs w:val="28"/>
+        </w:rPr>
+        <w:t xml:space="preserve">) : </w:t>
+      </w:r>
+    </w:p>
+    <w:p>
+      <w:pPr>
+        <w:spacing w:after="0" w:line="360" w:lineRule="auto"/>
+        <w:rPr>
+          <w:rFonts w:cs="Times New Roman"/>
+          <w:b/>
+          <w:bCs/>
+          <w:color w:val="000000" w:themeColor="text1"/>
+          <w:sz w:val="28"/>
+          <w:szCs w:val="28"/>
+          <w:lang w:val="vi-VN"/>
+        </w:rPr>
+      </w:pPr>
+      <w:r>
+        <w:rPr>
+          <w:rFonts w:cs="Times New Roman"/>
+          <w:color w:val="000000" w:themeColor="text1"/>
+          <w:sz w:val="28"/>
+          <w:szCs w:val="28"/>
+        </w:rPr>
+        <w:t>Đại diện</w:t>
+      </w:r>
+      <w:r>
+        <w:rPr>
+          <w:rFonts w:cs="Times New Roman"/>
+          <w:b/>
+          <w:color w:val="000000" w:themeColor="text1"/>
+          <w:sz w:val="28"/>
+          <w:szCs w:val="28"/>
+        </w:rPr>
+        <w:t xml:space="preserve"> </w:t>
+      </w:r>
+      <w:r>
+        <w:rPr>
+          <w:rFonts w:cs="Times New Roman"/>
+          <w:color w:val="000000" w:themeColor="text1"/>
+          <w:sz w:val="28"/>
+          <w:szCs w:val="28"/>
+        </w:rPr>
+        <w:t>:</w:t>
+      </w:r>
+      <w:r>
+        <w:rPr>
+          <w:rFonts w:cs="Times New Roman"/>
+          <w:b/>
+          <w:color w:val="000000" w:themeColor="text1"/>
+          <w:sz w:val="28"/>
+          <w:szCs w:val="28"/>
+        </w:rPr>
+        <w:t xml:space="preserve"> ông (bà) </w:t>
+      </w:r>
+      <w:r>
+        <w:rPr>
+          <w:rFonts w:cs="Times New Roman"/>
+          <w:i/>
+          <w:color w:val="000000" w:themeColor="text1"/>
+          <w:sz w:val="28"/>
+          <w:szCs w:val="28"/>
+          <w:lang w:val="vi-VN"/>
+        </w:rPr>
+        <w:t>${user_name}</w:t>
+      </w:r>
+    </w:p>
+    <w:p>
+      <w:pPr>
+        <w:spacing w:after="0" w:line="360" w:lineRule="auto"/>
+        <w:rPr>
+          <w:rFonts w:cs="Times New Roman"/>
+          <w:color w:val="000000" w:themeColor="text1"/>
+          <w:sz w:val="28"/>
+          <w:szCs w:val="28"/>
+          <w:lang w:val="vi-VN"/>
+        </w:rPr>
+      </w:pPr>
+      <w:r>
+        <w:rPr>
+          <w:rFonts w:cs="Times New Roman"/>
+          <w:color w:val="000000" w:themeColor="text1"/>
+          <w:sz w:val="28"/>
+          <w:szCs w:val="28"/>
+        </w:rPr>
+        <w:t>CMDN</w:t>
+      </w:r>
+      <w:r>
+        <w:rPr>
+          <w:rFonts w:cs="Times New Roman"/>
+          <w:color w:val="000000" w:themeColor="text1"/>
+          <w:sz w:val="28"/>
+          <w:szCs w:val="28"/>
+        </w:rPr>
+        <w:t xml:space="preserve"> (Hoặc CCCD)</w:t>
+      </w:r>
+      <w:r>
+        <w:rPr>
+          <w:rFonts w:cs="Times New Roman"/>
+          <w:color w:val="000000" w:themeColor="text1"/>
+          <w:sz w:val="28"/>
+          <w:szCs w:val="28"/>
+        </w:rPr>
+        <w:t xml:space="preserve">: </w:t>
+      </w:r>
+      <w:r>
+        <w:rPr>
+          <w:rFonts w:cs="Times New Roman"/>
+          <w:i/>
+          <w:color w:val="000000" w:themeColor="text1"/>
+          <w:sz w:val="28"/>
+          <w:szCs w:val="28"/>
+          <w:lang w:val="vi-VN"/>
+        </w:rPr>
+        <w:t>${user_cccd}</w:t>
+      </w:r>
+      <w:r>
+        <w:rPr>
+          <w:rFonts w:cs="Times New Roman"/>
+          <w:i/>
+          <w:color w:val="000000" w:themeColor="text1"/>
+          <w:sz w:val="28"/>
+          <w:szCs w:val="28"/>
+          <w:lang w:val="vi-VN"/>
+        </w:rPr>
+        <w:t xml:space="preserve"> </w:t>
+      </w:r>
+      <w:r>
+        <w:rPr>
+          <w:rFonts w:cs="Times New Roman"/>
+          <w:i/>
+          <w:color w:val="000000" w:themeColor="text1"/>
+          <w:sz w:val="16"/>
+          <w:szCs w:val="16"/>
+          <w:lang w:val="vi-VN"/>
+        </w:rPr>
+        <w:t xml:space="preserve"> </w:t>
+      </w:r>
+      <w:r>
+        <w:rPr>
+          <w:rFonts w:cs="Times New Roman"/>
+          <w:color w:val="000000" w:themeColor="text1"/>
+          <w:sz w:val="28"/>
+          <w:szCs w:val="28"/>
+        </w:rPr>
+        <w:t xml:space="preserve">Ngày sinh </w:t>
+      </w:r>
+      <w:r>
+        <w:rPr>
+          <w:rFonts w:cs="Times New Roman"/>
+          <w:i/>
+          <w:color w:val="000000" w:themeColor="text1"/>
+          <w:sz w:val="16"/>
+          <w:szCs w:val="16"/>
+          <w:lang w:val="vi-VN"/>
+        </w:rPr>
+        <w:t xml:space="preserve"> </w:t>
+      </w:r>
+      <w:r>
+        <w:rPr>
+          <w:rFonts w:cs="Times New Roman"/>
+          <w:i/>
+          <w:color w:val="000000" w:themeColor="text1"/>
+          <w:sz w:val="28"/>
+          <w:szCs w:val="28"/>
+          <w:lang w:val="vi-VN"/>
+        </w:rPr>
+        <w:t>${birthdate}</w:t>
+      </w:r>
+    </w:p>
+    <w:p>
+      <w:pPr>
+        <w:spacing w:after="0" w:line="360" w:lineRule="auto"/>
+        <w:rPr>
+          <w:rFonts w:cs="Times New Roman"/>
+          <w:i/>
+          <w:iCs/>
+          <w:color w:val="000000" w:themeColor="text1"/>
+          <w:sz w:val="28"/>
+          <w:szCs w:val="28"/>
+        </w:rPr>
+      </w:pPr>
+      <w:r>
+        <w:rPr>
+          <w:rFonts w:cs="Times New Roman"/>
+          <w:color w:val="000000" w:themeColor="text1"/>
+          <w:sz w:val="28"/>
+          <w:szCs w:val="28"/>
+        </w:rPr>
+        <w:t>Cấp ngày</w:t>
+      </w:r>
+      <w:r>
+        <w:rPr>
+          <w:rFonts w:cs="Times New Roman"/>
+          <w:color w:val="000000" w:themeColor="text1"/>
+          <w:sz w:val="28"/>
+          <w:szCs w:val="28"/>
+        </w:rPr>
+        <w:t xml:space="preserve"> ${ngay_cap_cmnd}</w:t>
+      </w:r>
+      <w:r>
+        <w:rPr>
+          <w:rFonts w:cs="Times New Roman"/>
+          <w:color w:val="000000" w:themeColor="text1"/>
+          <w:sz w:val="28"/>
+          <w:szCs w:val="28"/>
+        </w:rPr>
+        <w:t xml:space="preserve"> </w:t>
+      </w:r>
+      <w:r>
+        <w:rPr>
+          <w:rFonts w:cs="Times New Roman"/>
+          <w:i/>
+          <w:color w:val="000000" w:themeColor="text1"/>
+          <w:sz w:val="16"/>
+          <w:szCs w:val="16"/>
+        </w:rPr>
+        <w:t>.</w:t>
+      </w:r>
+      <w:r>
+        <w:rPr>
+          <w:rFonts w:cs="Times New Roman"/>
+          <w:color w:val="000000" w:themeColor="text1"/>
+          <w:sz w:val="28"/>
+          <w:szCs w:val="28"/>
+        </w:rPr>
+        <w:t>tại</w:t>
+      </w:r>
+      <w:r>
+        <w:rPr>
+          <w:rFonts w:cs="Times New Roman"/>
+          <w:color w:val="000000" w:themeColor="text1"/>
+          <w:sz w:val="28"/>
+          <w:szCs w:val="28"/>
+        </w:rPr>
+        <w:t xml:space="preserve"> </w:t>
+      </w:r>
+      <w:r>
+        <w:rPr>
+          <w:rFonts w:cs="Times New Roman"/>
+          <w:i/>
+          <w:iCs/>
+          <w:color w:val="000000" w:themeColor="text1"/>
+          <w:sz w:val="28"/>
+          <w:szCs w:val="28"/>
+        </w:rPr>
+        <w:t>${noi_cap_cmnd}</w:t>
+      </w:r>
+    </w:p>
+    <w:p>
+      <w:pPr>
+        <w:spacing w:after="0" w:line="360" w:lineRule="auto"/>
+        <w:rPr>
+          <w:rFonts w:cs="Times New Roman"/>
+          <w:color w:val="000000" w:themeColor="text1"/>
+          <w:sz w:val="28"/>
+          <w:szCs w:val="28"/>
+        </w:rPr>
+      </w:pPr>
+      <w:r>
+        <w:rPr>
+          <w:rFonts w:cs="Times New Roman"/>
+          <w:i/>
+          <w:iCs/>
+          <w:color w:val="000000" w:themeColor="text1"/>
+          <w:sz w:val="28"/>
+          <w:szCs w:val="28"/>
+        </w:rPr>
+        <w:t xml:space="preserve">HKTT: </w:t>
+      </w:r>
+      <w:r>
+        <w:rPr>
+          <w:rFonts w:cs="Times New Roman"/>
+          <w:i/>
+          <w:color w:val="000000" w:themeColor="text1"/>
+          <w:sz w:val="28"/>
+          <w:szCs w:val="28"/>
+        </w:rPr>
+        <w:t>${hktt_user}</w:t>
+      </w:r>
+    </w:p>
+    <w:p>
+      <w:pPr>
+        <w:spacing w:after="0" w:line="360" w:lineRule="auto"/>
+        <w:rPr>
+          <w:rFonts w:cs="Times New Roman"/>
+          <w:color w:val="000000" w:themeColor="text1"/>
+          <w:sz w:val="28"/>
+          <w:szCs w:val="28"/>
+        </w:rPr>
+      </w:pPr>
+      <w:r>
+        <w:rPr>
+          <w:rFonts w:cs="Times New Roman"/>
+          <w:color w:val="000000" w:themeColor="text1"/>
+          <w:sz w:val="28"/>
+          <w:szCs w:val="28"/>
+        </w:rPr>
+        <w:t xml:space="preserve">Số điện thoại: </w:t>
+      </w:r>
+      <w:r>
+        <w:rPr>
+          <w:rFonts w:cs="Times New Roman"/>
+          <w:i/>
+          <w:color w:val="000000" w:themeColor="text1"/>
+          <w:sz w:val="28"/>
+          <w:szCs w:val="28"/>
+        </w:rPr>
+        <w:t>${</w:t>
+      </w:r>
+      <w:r>
+        <w:rPr>
+          <w:rFonts w:cs="Times New Roman"/>
+          <w:i/>
+          <w:color w:val="000000" w:themeColor="text1"/>
+          <w:sz w:val="28"/>
+          <w:szCs w:val="28"/>
+        </w:rPr>
+        <w:t>user_sdt</w:t>
+      </w:r>
+      <w:r>
+        <w:rPr>
+          <w:rFonts w:cs="Times New Roman"/>
+          <w:i/>
+          <w:color w:val="000000" w:themeColor="text1"/>
+          <w:sz w:val="28"/>
+          <w:szCs w:val="28"/>
+        </w:rPr>
+        <w:t>}</w:t>
+      </w:r>
+    </w:p>
+    <w:p>
+      <w:pPr>
+        <w:spacing w:after="0" w:line="600" w:lineRule="auto"/>
+        <w:rPr>
+          <w:rFonts w:cs="Times New Roman"/>
+          <w:color w:val="000000" w:themeColor="text1"/>
+          <w:sz w:val="28"/>
+          <w:szCs w:val="28"/>
+        </w:rPr>
+      </w:pPr>
+      <w:r>
+        <w:rPr>
+          <w:rFonts w:cs="Times New Roman"/>
+          <w:color w:val="000000" w:themeColor="text1"/>
+          <w:sz w:val="28"/>
+          <w:szCs w:val="28"/>
+        </w:rPr>
+        <w:t>Thông tin bạn cùng phòng (Nếu có)</w:t>
+      </w:r>
+      <w:r>
+        <w:rPr>
+          <w:rFonts w:cs="Times New Roman"/>
+          <w:color w:val="000000" w:themeColor="text1"/>
+          <w:sz w:val="28"/>
+          <w:szCs w:val="28"/>
+        </w:rPr>
+        <w:t xml:space="preserve">: </w:t>
+      </w:r>
+      <w:r>
+        <w:rPr>
+          <w:rFonts w:cs="Times New Roman"/>
+          <w:i/>
+          <w:color w:val="000000" w:themeColor="text1"/>
+          <w:sz w:val="16"/>
+          <w:szCs w:val="16"/>
+        </w:rPr>
+        <w:t>.........................................................................................................................................................................................................................................................................................................................................................................................................................................................................................................................................................................................................................................................................................................................................................................................................................................................................................................................................................................</w:t>
+      </w:r>
+      <w:r>
+        <w:rPr>
+          <w:rFonts w:cs="Times New Roman"/>
+          <w:i/>
+          <w:color w:val="000000" w:themeColor="text1"/>
+          <w:sz w:val="16"/>
+          <w:szCs w:val="16"/>
+        </w:rPr>
+        <w:t>...</w:t>
+      </w:r>
+    </w:p>
+    <w:p>
+      <w:pPr>
+        <w:spacing w:after="0" w:line="480" w:lineRule="auto"/>
+        <w:rPr>
+          <w:rFonts w:cs="Times New Roman"/>
+          <w:color w:val="000000" w:themeColor="text1"/>
+          <w:sz w:val="28"/>
+          <w:szCs w:val="28"/>
+        </w:rPr>
+      </w:pPr>
+      <w:r>
+        <w:rPr>
+          <w:rFonts w:cs="Times New Roman"/>
+          <w:color w:val="000000" w:themeColor="text1"/>
+          <w:sz w:val="28"/>
+          <w:szCs w:val="28"/>
+        </w:rPr>
+        <w:t xml:space="preserve">Biển số xe (Nếu có): </w:t>
+      </w:r>
+      <w:r>
+        <w:rPr>
+          <w:rFonts w:cs="Times New Roman"/>
+          <w:i/>
+          <w:color w:val="000000" w:themeColor="text1"/>
+          <w:sz w:val="16"/>
+          <w:szCs w:val="16"/>
+        </w:rPr>
+        <w:t>......................................................................................................................................................................................................................................................................................................................................................................................................................................................................................</w:t>
+      </w:r>
+    </w:p>
+    <w:p>
+      <w:pPr>
+        <w:spacing w:after="0" w:line="360" w:lineRule="auto"/>
+        <w:rPr>
+          <w:rFonts w:cs="Times New Roman"/>
+          <w:i/>
+          <w:color w:val="000000" w:themeColor="text1"/>
+          <w:sz w:val="28"/>
+          <w:szCs w:val="28"/>
+        </w:rPr>
+      </w:pPr>
+      <w:r>
+        <w:rPr>
+          <w:rFonts w:cs="Times New Roman"/>
+          <w:i/>
+          <w:color w:val="000000" w:themeColor="text1"/>
+          <w:sz w:val="28"/>
+          <w:szCs w:val="28"/>
+        </w:rPr>
+        <w:lastRenderedPageBreak/>
+        <w:t xml:space="preserve">Sau khi cùng nhau thoả thuận, hai bên đồng ý thực hiện ký kết hợp đồng </w:t>
+      </w:r>
+      <w:r>
+        <w:rPr>
+          <w:rFonts w:cs="Times New Roman"/>
+          <w:i/>
+          <w:color w:val="000000" w:themeColor="text1"/>
+          <w:sz w:val="28"/>
+          <w:szCs w:val="28"/>
+        </w:rPr>
+        <w:t>thuê nhà</w:t>
+      </w:r>
+      <w:r>
+        <w:rPr>
+          <w:rFonts w:cs="Times New Roman"/>
+          <w:i/>
+          <w:color w:val="000000" w:themeColor="text1"/>
+          <w:sz w:val="28"/>
+          <w:szCs w:val="28"/>
+        </w:rPr>
+        <w:t xml:space="preserve"> các nội dung sau đây:</w:t>
+      </w:r>
+    </w:p>
+    <w:p>
+      <w:pPr>
+        <w:spacing w:after="0" w:line="360" w:lineRule="auto"/>
+        <w:rPr>
+          <w:rFonts w:cs="Times New Roman"/>
+          <w:b/>
+          <w:color w:val="000000" w:themeColor="text1"/>
+          <w:sz w:val="28"/>
+          <w:szCs w:val="28"/>
+        </w:rPr>
+      </w:pPr>
+    </w:p>
+    <w:p>
+      <w:pPr>
+        <w:spacing w:after="0" w:line="360" w:lineRule="auto"/>
+        <w:rPr>
+          <w:rFonts w:cs="Times New Roman"/>
+          <w:b/>
+          <w:color w:val="000000" w:themeColor="text1"/>
+          <w:sz w:val="28"/>
+          <w:szCs w:val="28"/>
+        </w:rPr>
+      </w:pPr>
+      <w:r>
+        <w:rPr>
+          <w:rFonts w:cs="Times New Roman"/>
+          <w:b/>
+          <w:color w:val="000000" w:themeColor="text1"/>
+          <w:sz w:val="28"/>
+          <w:szCs w:val="28"/>
+        </w:rPr>
+        <w:t>ĐIỀU 1 : ĐỐI TƯỢNG</w:t>
+      </w:r>
+    </w:p>
+    <w:p>
+      <w:pPr>
+        <w:spacing w:after="0" w:line="360" w:lineRule="auto"/>
+        <w:rPr>
+          <w:rFonts w:cs="Times New Roman"/>
+          <w:b/>
+          <w:color w:val="000000" w:themeColor="text1"/>
+          <w:sz w:val="28"/>
+          <w:szCs w:val="28"/>
+        </w:rPr>
+      </w:pPr>
+      <w:r>
+        <w:rPr>
+          <w:rFonts w:cs="Times New Roman"/>
+          <w:b/>
+          <w:color w:val="000000" w:themeColor="text1"/>
+          <w:sz w:val="28"/>
+          <w:szCs w:val="28"/>
+        </w:rPr>
+        <w:t>Bên A đồng ý cho Bên B thuê phòng cụ thể như sau:</w:t>
+      </w:r>
+    </w:p>
+    <w:p>
+      <w:pPr>
+        <w:spacing w:after="0" w:line="360" w:lineRule="auto"/>
+        <w:rPr>
+          <w:rFonts w:cs="Times New Roman"/>
+          <w:color w:val="000000" w:themeColor="text1"/>
+          <w:sz w:val="28"/>
+          <w:szCs w:val="28"/>
+        </w:rPr>
+      </w:pPr>
+      <w:r>
+        <w:rPr>
+          <w:rFonts w:cs="Times New Roman"/>
+          <w:color w:val="000000" w:themeColor="text1"/>
+          <w:sz w:val="28"/>
+          <w:szCs w:val="28"/>
+        </w:rPr>
+        <w:t xml:space="preserve">1.1. Phòng số : </w:t>
+      </w:r>
+      <w:r>
+        <w:rPr>
+          <w:rFonts w:cs="Times New Roman"/>
+          <w:i/>
+          <w:color w:val="000000" w:themeColor="text1"/>
+          <w:sz w:val="28"/>
+          <w:szCs w:val="28"/>
+        </w:rPr>
+        <w:t>${room_ma_phong}</w:t>
+      </w:r>
+    </w:p>
+    <w:p>
+      <w:pPr>
+        <w:spacing w:after="0" w:line="360" w:lineRule="auto"/>
+        <w:rPr>
+          <w:rFonts w:cs="Times New Roman"/>
+          <w:b/>
+          <w:bCs/>
+          <w:color w:val="000000" w:themeColor="text1"/>
+          <w:sz w:val="28"/>
+          <w:szCs w:val="28"/>
+        </w:rPr>
+      </w:pPr>
+      <w:r>
+        <w:rPr>
+          <w:rFonts w:cs="Times New Roman"/>
+          <w:color w:val="000000" w:themeColor="text1"/>
+          <w:sz w:val="28"/>
+          <w:szCs w:val="28"/>
+        </w:rPr>
+        <w:t xml:space="preserve">1.2. Tại căn nhà </w:t>
+      </w:r>
+      <w:r>
+        <w:rPr>
+          <w:rFonts w:cs="Times New Roman"/>
+          <w:color w:val="000000" w:themeColor="text1"/>
+          <w:sz w:val="28"/>
+          <w:szCs w:val="28"/>
+        </w:rPr>
+        <w:t>địa chỉ:</w:t>
+      </w:r>
+      <w:r>
+        <w:rPr>
+          <w:rFonts w:cs="Times New Roman"/>
+          <w:color w:val="000000" w:themeColor="text1"/>
+          <w:sz w:val="28"/>
+          <w:szCs w:val="28"/>
+        </w:rPr>
+        <w:t xml:space="preserve"> </w:t>
+      </w:r>
+      <w:r>
+        <w:rPr>
+          <w:rFonts w:cs="Times New Roman"/>
+          <w:b/>
+          <w:bCs/>
           <w:i/>
           <w:color w:val="000000" w:themeColor="text1"/>
           <w:sz w:val="30"/>
           <w:szCs w:val="40"/>
         </w:rPr>
-        <w:t>/HĐTP-</w:t>
-      </w:r>
-      <w:r>
-        <w:rPr>
-          <w:rFonts w:cs="Times New Roman"/>
-          <w:i/>
-          <w:color w:val="000000" w:themeColor="text1"/>
-          <w:sz w:val="30"/>
-          <w:szCs w:val="40"/>
-        </w:rPr>
-        <w:t>202</w:t>
-      </w:r>
-      <w:r>
-        <w:rPr>
-          <w:rFonts w:cs="Times New Roman"/>
-          <w:i/>
-          <w:color w:val="000000" w:themeColor="text1"/>
-          <w:sz w:val="30"/>
-          <w:szCs w:val="40"/>
-        </w:rPr>
-        <w:t>5</w:t>
-      </w:r>
-      <w:r>
-        <w:rPr>
-          <w:rFonts w:cs="Times New Roman"/>
-          <w:i/>
-          <w:color w:val="000000" w:themeColor="text1"/>
-          <w:sz w:val="30"/>
-          <w:szCs w:val="40"/>
-        </w:rPr>
-        <w:t>.</w:t>
-      </w:r>
-      <w:r>
-        <w:rPr>
-          <w:rFonts w:cs="Times New Roman"/>
-          <w:i/>
-          <w:color w:val="000000" w:themeColor="text1"/>
-          <w:sz w:val="30"/>
-          <w:szCs w:val="40"/>
-        </w:rPr>
-        <w:t>)</w:t>
-      </w:r>
-    </w:p>
-    <w:p>
-      <w:pPr>
-        <w:spacing w:after="0" w:line="360" w:lineRule="auto"/>
-        <w:rPr>
-          <w:rFonts w:cs="Times New Roman"/>
-          <w:i/>
-          <w:color w:val="000000" w:themeColor="text1"/>
-          <w:sz w:val="28"/>
-          <w:szCs w:val="28"/>
-        </w:rPr>
-      </w:pPr>
-      <w:r>
-        <w:rPr>
-          <w:rFonts w:cs="Times New Roman"/>
-          <w:i/>
-          <w:color w:val="000000" w:themeColor="text1"/>
-          <w:sz w:val="28"/>
-          <w:szCs w:val="28"/>
-        </w:rPr>
-        <w:t>- Căn cứ Bộ luật dân sự năm 2015 nước Cộng hoà xã hội chủ nghĩa Việt Nam</w:t>
-      </w:r>
-    </w:p>
-    <w:p>
-      <w:pPr>
-        <w:spacing w:after="0" w:line="360" w:lineRule="auto"/>
-        <w:rPr>
-          <w:rFonts w:cs="Times New Roman"/>
-          <w:i/>
-          <w:color w:val="000000" w:themeColor="text1"/>
-          <w:sz w:val="28"/>
-          <w:szCs w:val="28"/>
-        </w:rPr>
-      </w:pPr>
-      <w:r>
-        <w:rPr>
-          <w:rFonts w:cs="Times New Roman"/>
-          <w:i/>
-          <w:color w:val="000000" w:themeColor="text1"/>
-          <w:sz w:val="28"/>
-          <w:szCs w:val="28"/>
-        </w:rPr>
-        <w:t>- Căn cứ chức năng, nhiệm vụ, khả năng và nhu cầu thực tế của các bên</w:t>
-      </w:r>
-    </w:p>
-    <w:p>
-      <w:pPr>
-        <w:spacing w:after="0" w:line="360" w:lineRule="auto"/>
-        <w:ind w:firstLine="720"/>
-        <w:jc w:val="right"/>
-        <w:rPr>
-          <w:rFonts w:cs="Times New Roman"/>
-          <w:i/>
-          <w:color w:val="000000" w:themeColor="text1"/>
-          <w:sz w:val="28"/>
-          <w:szCs w:val="28"/>
-        </w:rPr>
-      </w:pPr>
-      <w:r>
-        <w:rPr>
-          <w:rFonts w:cs="Times New Roman"/>
-          <w:i/>
-          <w:color w:val="000000" w:themeColor="text1"/>
-          <w:sz w:val="28"/>
-          <w:szCs w:val="28"/>
-        </w:rPr>
-        <w:t xml:space="preserve">Hôm nay, ngày </w:t>
-      </w:r>
-      <w:r>
-        <w:rPr>
-          <w:rFonts w:cs="Times New Roman"/>
-          <w:i/>
-          <w:color w:val="000000" w:themeColor="text1"/>
-          <w:sz w:val="28"/>
-          <w:szCs w:val="28"/>
-        </w:rPr>
-        <w:t>2</w:t>
-      </w:r>
-      <w:r>
-        <w:rPr>
-          <w:rFonts w:cs="Times New Roman"/>
-          <w:i/>
-          <w:color w:val="000000" w:themeColor="text1"/>
-          <w:sz w:val="28"/>
-          <w:szCs w:val="28"/>
-        </w:rPr>
-        <w:t>1</w:t>
-      </w:r>
-      <w:r>
-        <w:rPr>
-          <w:rFonts w:cs="Times New Roman"/>
-          <w:i/>
-          <w:color w:val="000000" w:themeColor="text1"/>
-          <w:sz w:val="28"/>
-          <w:szCs w:val="28"/>
-        </w:rPr>
-        <w:t xml:space="preserve"> tháng </w:t>
-      </w:r>
-      <w:r>
-        <w:rPr>
-          <w:rFonts w:cs="Times New Roman"/>
-          <w:i/>
-          <w:color w:val="000000" w:themeColor="text1"/>
-          <w:sz w:val="28"/>
-          <w:szCs w:val="28"/>
-        </w:rPr>
-        <w:t>06</w:t>
-      </w:r>
-      <w:r>
-        <w:rPr>
-          <w:rFonts w:cs="Times New Roman"/>
-          <w:i/>
-          <w:color w:val="000000" w:themeColor="text1"/>
-          <w:sz w:val="28"/>
-          <w:szCs w:val="28"/>
-        </w:rPr>
-        <w:t xml:space="preserve"> năm</w:t>
-      </w:r>
-      <w:r>
-        <w:rPr>
-          <w:rFonts w:cs="Times New Roman"/>
-          <w:i/>
-          <w:color w:val="000000" w:themeColor="text1"/>
-          <w:sz w:val="28"/>
-          <w:szCs w:val="28"/>
-        </w:rPr>
-        <w:t xml:space="preserve"> 2025</w:t>
-      </w:r>
-      <w:r>
-        <w:rPr>
-          <w:rFonts w:cs="Times New Roman"/>
-          <w:i/>
-          <w:color w:val="000000" w:themeColor="text1"/>
-          <w:sz w:val="28"/>
-          <w:szCs w:val="28"/>
-        </w:rPr>
-        <w:t xml:space="preserve">, tại </w:t>
-      </w:r>
-      <w:r>
-        <w:rPr>
-          <w:rFonts w:cs="Times New Roman"/>
-          <w:i/>
-          <w:color w:val="000000" w:themeColor="text1"/>
-          <w:sz w:val="28"/>
-          <w:szCs w:val="28"/>
-        </w:rPr>
-        <w:t>TP Hà Nội</w:t>
-      </w:r>
-    </w:p>
-    <w:p>
-      <w:pPr>
-        <w:spacing w:after="0" w:line="360" w:lineRule="auto"/>
-        <w:rPr>
-          <w:rFonts w:cs="Times New Roman"/>
-          <w:i/>
-          <w:color w:val="000000" w:themeColor="text1"/>
-          <w:sz w:val="28"/>
-          <w:szCs w:val="28"/>
-        </w:rPr>
-      </w:pPr>
-      <w:r>
-        <w:rPr>
-          <w:rFonts w:cs="Times New Roman"/>
-          <w:i/>
-          <w:color w:val="000000" w:themeColor="text1"/>
-          <w:sz w:val="28"/>
-          <w:szCs w:val="28"/>
-        </w:rPr>
-        <w:t>Chúng tôi gồm có:</w:t>
-      </w:r>
-    </w:p>
-    <w:p>
-      <w:pPr>
-        <w:spacing w:after="0" w:line="360" w:lineRule="auto"/>
-        <w:rPr>
-          <w:rFonts w:cs="Times New Roman"/>
-          <w:color w:val="000000" w:themeColor="text1"/>
-          <w:sz w:val="28"/>
-          <w:szCs w:val="28"/>
-        </w:rPr>
-      </w:pPr>
-      <w:r>
-        <w:rPr>
-          <w:rFonts w:cs="Times New Roman"/>
-          <w:b/>
-          <w:color w:val="000000" w:themeColor="text1"/>
-          <w:sz w:val="28"/>
-          <w:szCs w:val="28"/>
-        </w:rPr>
-        <w:t xml:space="preserve">BÊN A ( BÊN </w:t>
-      </w:r>
-      <w:r>
-        <w:rPr>
-          <w:rFonts w:cs="Times New Roman"/>
-          <w:b/>
-          <w:color w:val="000000" w:themeColor="text1"/>
-          <w:sz w:val="28"/>
-          <w:szCs w:val="28"/>
-        </w:rPr>
-        <w:t>CHO THUÊ</w:t>
-      </w:r>
-      <w:r>
-        <w:rPr>
-          <w:rFonts w:cs="Times New Roman"/>
-          <w:b/>
-          <w:color w:val="000000" w:themeColor="text1"/>
-          <w:sz w:val="28"/>
-          <w:szCs w:val="28"/>
-        </w:rPr>
-        <w:t>):</w:t>
-      </w:r>
-      <w:r>
-        <w:rPr>
-          <w:rFonts w:cs="Times New Roman"/>
-          <w:color w:val="000000" w:themeColor="text1"/>
-          <w:sz w:val="28"/>
-          <w:szCs w:val="28"/>
-        </w:rPr>
-        <w:t xml:space="preserve"> </w:t>
-      </w:r>
-    </w:p>
-    <w:p>
-      <w:pPr>
-        <w:spacing w:after="0" w:line="360" w:lineRule="auto"/>
-        <w:rPr>
-          <w:rFonts w:cs="Times New Roman"/>
-          <w:color w:val="000000" w:themeColor="text1"/>
-          <w:sz w:val="28"/>
-          <w:szCs w:val="28"/>
-        </w:rPr>
-      </w:pPr>
-      <w:r>
-        <w:rPr>
-          <w:rFonts w:cs="Times New Roman"/>
-          <w:color w:val="000000" w:themeColor="text1"/>
-          <w:sz w:val="28"/>
-          <w:szCs w:val="28"/>
-        </w:rPr>
-        <w:t>Đại diện :</w:t>
-      </w:r>
-      <w:r>
-        <w:rPr>
-          <w:rFonts w:cs="Times New Roman"/>
-          <w:b/>
-          <w:color w:val="000000" w:themeColor="text1"/>
-          <w:sz w:val="28"/>
-          <w:szCs w:val="28"/>
-        </w:rPr>
-        <w:t xml:space="preserve"> ông </w:t>
-      </w:r>
-      <w:r>
-        <w:rPr>
-          <w:rFonts w:cs="Times New Roman"/>
-          <w:b/>
-          <w:i/>
-          <w:iCs/>
-          <w:color w:val="000000" w:themeColor="text1"/>
-          <w:sz w:val="28"/>
-          <w:szCs w:val="28"/>
-        </w:rPr>
-        <w:t>Nguyễn Ngọc Đức</w:t>
-      </w:r>
-    </w:p>
-    <w:p>
-      <w:pPr>
-        <w:spacing w:after="0" w:line="360" w:lineRule="auto"/>
-        <w:rPr>
-          <w:rFonts w:cs="Times New Roman"/>
-          <w:color w:val="000000" w:themeColor="text1"/>
-          <w:sz w:val="28"/>
-          <w:szCs w:val="28"/>
-        </w:rPr>
-      </w:pPr>
-      <w:r>
-        <w:rPr>
-          <w:rFonts w:cs="Times New Roman"/>
-          <w:color w:val="000000" w:themeColor="text1"/>
-          <w:sz w:val="28"/>
-          <w:szCs w:val="28"/>
-        </w:rPr>
-        <w:t>CCCD</w:t>
-      </w:r>
-      <w:r>
-        <w:rPr>
-          <w:rFonts w:cs="Times New Roman"/>
-          <w:color w:val="000000" w:themeColor="text1"/>
-          <w:sz w:val="28"/>
-          <w:szCs w:val="28"/>
-        </w:rPr>
-        <w:t xml:space="preserve"> Số: </w:t>
-      </w:r>
-      <w:r>
-        <w:rPr>
-          <w:rFonts w:cs="Times New Roman"/>
-          <w:b/>
-          <w:bCs/>
-          <w:i/>
-          <w:iCs/>
-          <w:color w:val="000000" w:themeColor="text1"/>
-          <w:sz w:val="28"/>
-          <w:szCs w:val="28"/>
-        </w:rPr>
-        <w:t>0</w:t>
-      </w:r>
-      <w:r>
-        <w:rPr>
-          <w:rFonts w:cs="Times New Roman"/>
-          <w:b/>
-          <w:bCs/>
-          <w:i/>
-          <w:iCs/>
-          <w:color w:val="000000" w:themeColor="text1"/>
-          <w:sz w:val="28"/>
-          <w:szCs w:val="28"/>
-        </w:rPr>
-        <w:t>38099013860</w:t>
-      </w:r>
-      <w:r>
-        <w:rPr>
-          <w:rFonts w:cs="Times New Roman"/>
-          <w:color w:val="000000" w:themeColor="text1"/>
-          <w:sz w:val="28"/>
-          <w:szCs w:val="28"/>
-        </w:rPr>
-        <w:t xml:space="preserve">,  cấp ngày: </w:t>
-      </w:r>
-      <w:r>
-        <w:rPr>
-          <w:rFonts w:cs="Times New Roman"/>
-          <w:b/>
-          <w:bCs/>
-          <w:i/>
-          <w:iCs/>
-          <w:color w:val="000000" w:themeColor="text1"/>
-          <w:sz w:val="28"/>
-          <w:szCs w:val="28"/>
-        </w:rPr>
-        <w:t>21</w:t>
-      </w:r>
-      <w:r>
-        <w:rPr>
-          <w:rFonts w:cs="Times New Roman"/>
-          <w:b/>
-          <w:bCs/>
-          <w:i/>
-          <w:iCs/>
-          <w:color w:val="000000" w:themeColor="text1"/>
-          <w:sz w:val="28"/>
-          <w:szCs w:val="28"/>
-        </w:rPr>
-        <w:t>/0</w:t>
-      </w:r>
-      <w:r>
-        <w:rPr>
-          <w:rFonts w:cs="Times New Roman"/>
-          <w:b/>
-          <w:bCs/>
-          <w:i/>
-          <w:iCs/>
-          <w:color w:val="000000" w:themeColor="text1"/>
-          <w:sz w:val="28"/>
-          <w:szCs w:val="28"/>
-        </w:rPr>
-        <w:t>6</w:t>
-      </w:r>
-      <w:r>
-        <w:rPr>
-          <w:rFonts w:cs="Times New Roman"/>
-          <w:b/>
-          <w:bCs/>
-          <w:i/>
-          <w:iCs/>
-          <w:color w:val="000000" w:themeColor="text1"/>
-          <w:sz w:val="28"/>
-          <w:szCs w:val="28"/>
-        </w:rPr>
-        <w:t>/20</w:t>
-      </w:r>
-      <w:r>
-        <w:rPr>
-          <w:rFonts w:cs="Times New Roman"/>
-          <w:b/>
-          <w:bCs/>
-          <w:i/>
-          <w:iCs/>
-          <w:color w:val="000000" w:themeColor="text1"/>
-          <w:sz w:val="28"/>
-          <w:szCs w:val="28"/>
-        </w:rPr>
-        <w:t>24</w:t>
-      </w:r>
-      <w:r>
-        <w:rPr>
-          <w:rFonts w:cs="Times New Roman"/>
-          <w:color w:val="000000" w:themeColor="text1"/>
-          <w:sz w:val="28"/>
-          <w:szCs w:val="28"/>
-        </w:rPr>
-        <w:t>, Tại </w:t>
-      </w:r>
-      <w:r>
-        <w:rPr>
-          <w:rFonts w:cs="Times New Roman"/>
-          <w:i/>
-          <w:iCs/>
-          <w:color w:val="000000" w:themeColor="text1"/>
-          <w:sz w:val="28"/>
-          <w:szCs w:val="28"/>
-        </w:rPr>
-        <w:t xml:space="preserve">Cục cảnh sát </w:t>
-      </w:r>
-      <w:r>
-        <w:rPr>
-          <w:rFonts w:cs="Times New Roman"/>
-          <w:i/>
-          <w:iCs/>
-          <w:color w:val="000000" w:themeColor="text1"/>
-          <w:sz w:val="28"/>
-          <w:szCs w:val="28"/>
-        </w:rPr>
-        <w:t>Quản Lý Hành Chính Về Trật Tự Xã Hội</w:t>
-      </w:r>
-    </w:p>
-    <w:p>
-      <w:pPr>
-        <w:spacing w:after="0" w:line="360" w:lineRule="auto"/>
-        <w:rPr>
-          <w:rFonts w:cs="Times New Roman"/>
-          <w:color w:val="000000" w:themeColor="text1"/>
-          <w:sz w:val="28"/>
-          <w:szCs w:val="28"/>
-        </w:rPr>
-      </w:pPr>
-      <w:r>
-        <w:rPr>
-          <w:rFonts w:cs="Times New Roman"/>
-          <w:color w:val="000000" w:themeColor="text1"/>
-          <w:sz w:val="28"/>
-          <w:szCs w:val="28"/>
-        </w:rPr>
-        <w:t xml:space="preserve">HKTT : </w:t>
-      </w:r>
-      <w:r>
-        <w:rPr>
-          <w:rFonts w:cs="Times New Roman"/>
-          <w:i/>
-          <w:iCs/>
-          <w:color w:val="000000" w:themeColor="text1"/>
-          <w:sz w:val="28"/>
-          <w:szCs w:val="28"/>
-        </w:rPr>
-        <w:t>Thôn 4, Quảng Giao, Quảng Xương, Thanh Hóa</w:t>
-      </w:r>
-    </w:p>
-    <w:p>
-      <w:pPr>
-        <w:spacing w:after="0" w:line="360" w:lineRule="auto"/>
-        <w:rPr>
-          <w:rFonts w:cs="Times New Roman"/>
-          <w:b/>
-          <w:bCs/>
-          <w:i/>
-          <w:iCs/>
-          <w:color w:val="000000" w:themeColor="text1"/>
-          <w:sz w:val="28"/>
-          <w:szCs w:val="28"/>
-        </w:rPr>
-      </w:pPr>
-      <w:r>
-        <w:rPr>
-          <w:rFonts w:cs="Times New Roman"/>
-          <w:color w:val="000000" w:themeColor="text1"/>
-          <w:sz w:val="28"/>
-          <w:szCs w:val="28"/>
-        </w:rPr>
-        <w:t xml:space="preserve">Số điện thoại: </w:t>
-      </w:r>
-      <w:r>
-        <w:rPr>
-          <w:rFonts w:cs="Times New Roman"/>
-          <w:b/>
-          <w:bCs/>
-          <w:i/>
-          <w:iCs/>
-          <w:color w:val="000000" w:themeColor="text1"/>
-          <w:sz w:val="28"/>
-          <w:szCs w:val="28"/>
-        </w:rPr>
-        <w:t>0</w:t>
-      </w:r>
-      <w:r>
-        <w:rPr>
-          <w:rFonts w:cs="Times New Roman"/>
-          <w:b/>
-          <w:bCs/>
-          <w:i/>
-          <w:iCs/>
-          <w:color w:val="000000" w:themeColor="text1"/>
-          <w:sz w:val="28"/>
-          <w:szCs w:val="28"/>
-        </w:rPr>
-        <w:t xml:space="preserve">378049798 </w:t>
-      </w:r>
-    </w:p>
-    <w:p>
-      <w:pPr>
-        <w:spacing w:after="0" w:line="360" w:lineRule="auto"/>
-        <w:rPr>
-          <w:rFonts w:cs="Times New Roman"/>
-          <w:b/>
-          <w:color w:val="000000" w:themeColor="text1"/>
-          <w:sz w:val="28"/>
-          <w:szCs w:val="28"/>
-        </w:rPr>
-      </w:pPr>
-      <w:r>
-        <w:rPr>
-          <w:rFonts w:cs="Times New Roman"/>
-          <w:b/>
-          <w:color w:val="000000" w:themeColor="text1"/>
-          <w:sz w:val="28"/>
-          <w:szCs w:val="28"/>
-        </w:rPr>
-        <w:t xml:space="preserve">BÊN B ( BÊN </w:t>
-      </w:r>
-      <w:r>
-        <w:rPr>
-          <w:rFonts w:cs="Times New Roman"/>
-          <w:b/>
-          <w:color w:val="000000" w:themeColor="text1"/>
-          <w:sz w:val="28"/>
-          <w:szCs w:val="28"/>
-        </w:rPr>
-        <w:t>THUÊ</w:t>
-      </w:r>
-      <w:r>
-        <w:rPr>
-          <w:rFonts w:cs="Times New Roman"/>
-          <w:b/>
-          <w:color w:val="000000" w:themeColor="text1"/>
-          <w:sz w:val="28"/>
-          <w:szCs w:val="28"/>
-        </w:rPr>
-        <w:t xml:space="preserve">) : </w:t>
-      </w:r>
-    </w:p>
-    <w:p>
-      <w:pPr>
-        <w:spacing w:after="0" w:line="360" w:lineRule="auto"/>
-        <w:rPr>
-          <w:rFonts w:cs="Times New Roman"/>
-          <w:b/>
-          <w:bCs/>
-          <w:color w:val="000000" w:themeColor="text1"/>
-          <w:sz w:val="28"/>
-          <w:szCs w:val="28"/>
-        </w:rPr>
-      </w:pPr>
-      <w:r>
-        <w:rPr>
-          <w:rFonts w:cs="Times New Roman"/>
-          <w:color w:val="000000" w:themeColor="text1"/>
-          <w:sz w:val="28"/>
-          <w:szCs w:val="28"/>
-        </w:rPr>
-        <w:t>Đại diện</w:t>
-      </w:r>
-      <w:r>
-        <w:rPr>
-          <w:rFonts w:cs="Times New Roman"/>
-          <w:b/>
-          <w:color w:val="000000" w:themeColor="text1"/>
-          <w:sz w:val="28"/>
-          <w:szCs w:val="28"/>
-        </w:rPr>
-        <w:t xml:space="preserve"> </w:t>
-      </w:r>
-      <w:r>
-        <w:rPr>
-          <w:rFonts w:cs="Times New Roman"/>
-          <w:color w:val="000000" w:themeColor="text1"/>
-          <w:sz w:val="28"/>
-          <w:szCs w:val="28"/>
-        </w:rPr>
-        <w:t>:</w:t>
-      </w:r>
-      <w:r>
-        <w:rPr>
-          <w:rFonts w:cs="Times New Roman"/>
-          <w:b/>
-          <w:color w:val="000000" w:themeColor="text1"/>
-          <w:sz w:val="28"/>
-          <w:szCs w:val="28"/>
-        </w:rPr>
-        <w:t xml:space="preserve"> ông (bà) </w:t>
+        <w:t>${dia_chi_phong}</w:t>
+      </w:r>
+    </w:p>
+    <w:p>
+      <w:pPr>
+        <w:spacing w:after="0" w:line="360" w:lineRule="auto"/>
+        <w:rPr>
+          <w:rFonts w:cs="Times New Roman"/>
+          <w:b/>
+          <w:color w:val="000000" w:themeColor="text1"/>
+          <w:sz w:val="28"/>
+          <w:szCs w:val="28"/>
+        </w:rPr>
+      </w:pPr>
+      <w:r>
+        <w:rPr>
+          <w:rFonts w:cs="Times New Roman"/>
+          <w:b/>
+          <w:color w:val="000000" w:themeColor="text1"/>
+          <w:sz w:val="28"/>
+          <w:szCs w:val="28"/>
+        </w:rPr>
+        <w:t>ĐIỀU 2 : THỜI HẠN THUÊ VÀ MỤC ĐÍCH SỬ DỤNG</w:t>
+      </w:r>
+    </w:p>
+    <w:p>
+      <w:pPr>
+        <w:spacing w:after="0" w:line="360" w:lineRule="auto"/>
+        <w:rPr>
+          <w:rFonts w:cs="Times New Roman"/>
+          <w:color w:val="000000" w:themeColor="text1"/>
+          <w:sz w:val="28"/>
+          <w:szCs w:val="28"/>
+        </w:rPr>
+      </w:pPr>
+      <w:r>
+        <w:rPr>
+          <w:rFonts w:cs="Times New Roman"/>
+          <w:color w:val="000000" w:themeColor="text1"/>
+          <w:sz w:val="28"/>
+          <w:szCs w:val="28"/>
+        </w:rPr>
+        <w:t>2.1 . Thời hạn thuê là</w:t>
+      </w:r>
+      <w:r>
+        <w:rPr>
+          <w:rFonts w:cs="Times New Roman"/>
+          <w:color w:val="000000" w:themeColor="text1"/>
+          <w:sz w:val="28"/>
+          <w:szCs w:val="28"/>
+        </w:rPr>
+        <w:t xml:space="preserve"> ${thoi_han_thue}</w:t>
       </w:r>
       <w:r>
         <w:rPr>
@@ -796,9 +1242,21 @@
           <w:sz w:val="16"/>
           <w:szCs w:val="16"/>
         </w:rPr>
-        <w:t>..........................................................................................</w:t>
-      </w:r>
-      <w:r>
+        <w:t>.</w:t>
+      </w:r>
+      <w:r>
+        <w:rPr>
+          <w:rFonts w:cs="Times New Roman"/>
+          <w:color w:val="000000" w:themeColor="text1"/>
+          <w:sz w:val="28"/>
+          <w:szCs w:val="28"/>
+        </w:rPr>
+        <w:t xml:space="preserve"> tháng kể từ ngày ký hợp đồng </w:t>
+      </w:r>
+    </w:p>
+    <w:p>
+      <w:pPr>
+        <w:spacing w:after="0" w:line="360" w:lineRule="auto"/>
         <w:rPr>
           <w:rFonts w:cs="Times New Roman"/>
           <w:i/>
@@ -806,7 +1264,33 @@
           <w:sz w:val="16"/>
           <w:szCs w:val="16"/>
         </w:rPr>
-        <w:t>............................................</w:t>
+      </w:pPr>
+      <w:r>
+        <w:rPr>
+          <w:rFonts w:cs="Times New Roman"/>
+          <w:color w:val="000000" w:themeColor="text1"/>
+          <w:sz w:val="28"/>
+          <w:szCs w:val="28"/>
+        </w:rPr>
+        <w:t xml:space="preserve">2.2. Thời gian bàn giao phòng </w:t>
+      </w:r>
+      <w:r>
+        <w:rPr>
+          <w:rFonts w:cs="Times New Roman"/>
+          <w:color w:val="000000" w:themeColor="text1"/>
+          <w:sz w:val="28"/>
+          <w:szCs w:val="28"/>
+        </w:rPr>
+        <w:t>từ ngày</w:t>
+      </w:r>
+      <w:r>
+        <w:rPr>
+          <w:rFonts w:cs="Times New Roman"/>
+          <w:color w:val="000000" w:themeColor="text1"/>
+          <w:sz w:val="28"/>
+          <w:szCs w:val="28"/>
+        </w:rPr>
+        <w:t xml:space="preserve"> ${ngay_bat_dau}</w:t>
       </w:r>
       <w:r>
         <w:rPr>
@@ -816,7 +1300,34 @@
           <w:sz w:val="16"/>
           <w:szCs w:val="16"/>
         </w:rPr>
-        <w:t>.</w:t>
+        <w:t xml:space="preserve"> </w:t>
+      </w:r>
+      <w:r>
+        <w:rPr>
+          <w:rFonts w:cs="Times New Roman"/>
+          <w:color w:val="000000" w:themeColor="text1"/>
+          <w:sz w:val="28"/>
+          <w:szCs w:val="28"/>
+        </w:rPr>
+        <w:t>đế</w:t>
+      </w:r>
+      <w:r>
+        <w:rPr>
+          <w:rFonts w:cs="Times New Roman"/>
+          <w:color w:val="000000" w:themeColor="text1"/>
+          <w:sz w:val="28"/>
+          <w:szCs w:val="28"/>
+        </w:rPr>
+        <w:t xml:space="preserve">n ngày </w:t>
+      </w:r>
+      <w:r>
+        <w:rPr>
+          <w:rFonts w:cs="Times New Roman"/>
+          <w:color w:val="000000" w:themeColor="text1"/>
+          <w:sz w:val="28"/>
+          <w:szCs w:val="28"/>
+        </w:rPr>
+        <w:t>${ngay_het_han}</w:t>
       </w:r>
       <w:r>
         <w:rPr>
@@ -826,695 +1337,8 @@
           <w:sz w:val="16"/>
           <w:szCs w:val="16"/>
         </w:rPr>
-        <w:t>........................................</w:t>
-      </w:r>
-      <w:r>
-        <w:rPr>
-          <w:rFonts w:cs="Times New Roman"/>
-          <w:i/>
-          <w:color w:val="000000" w:themeColor="text1"/>
-          <w:sz w:val="16"/>
-          <w:szCs w:val="16"/>
-        </w:rPr>
-        <w:t>....</w:t>
-      </w:r>
-    </w:p>
-    <w:p>
-      <w:pPr>
-        <w:spacing w:after="0" w:line="360" w:lineRule="auto"/>
-        <w:rPr>
-          <w:rFonts w:cs="Times New Roman"/>
-          <w:color w:val="000000" w:themeColor="text1"/>
-          <w:sz w:val="28"/>
-          <w:szCs w:val="28"/>
-        </w:rPr>
-      </w:pPr>
-      <w:r>
-        <w:rPr>
-          <w:rFonts w:cs="Times New Roman"/>
-          <w:color w:val="000000" w:themeColor="text1"/>
-          <w:sz w:val="28"/>
-          <w:szCs w:val="28"/>
-        </w:rPr>
-        <w:t>CMDN</w:t>
-      </w:r>
-      <w:r>
-        <w:rPr>
-          <w:rFonts w:cs="Times New Roman"/>
-          <w:color w:val="000000" w:themeColor="text1"/>
-          <w:sz w:val="28"/>
-          <w:szCs w:val="28"/>
-        </w:rPr>
-        <w:t xml:space="preserve"> (Hoặc CCCD)</w:t>
-      </w:r>
-      <w:r>
-        <w:rPr>
-          <w:rFonts w:cs="Times New Roman"/>
-          <w:color w:val="000000" w:themeColor="text1"/>
-          <w:sz w:val="28"/>
-          <w:szCs w:val="28"/>
-        </w:rPr>
-        <w:t xml:space="preserve">: </w:t>
-      </w:r>
-      <w:r>
-        <w:rPr>
-          <w:rFonts w:cs="Times New Roman"/>
-          <w:i/>
-          <w:color w:val="000000" w:themeColor="text1"/>
-          <w:sz w:val="16"/>
-          <w:szCs w:val="16"/>
-        </w:rPr>
-        <w:t>.........................................</w:t>
-      </w:r>
-      <w:r>
-        <w:rPr>
-          <w:rFonts w:cs="Times New Roman"/>
-          <w:i/>
-          <w:color w:val="000000" w:themeColor="text1"/>
-          <w:sz w:val="16"/>
-          <w:szCs w:val="16"/>
-        </w:rPr>
-        <w:t>.............................................</w:t>
-      </w:r>
-      <w:r>
-        <w:rPr>
-          <w:rFonts w:cs="Times New Roman"/>
-          <w:i/>
-          <w:color w:val="000000" w:themeColor="text1"/>
-          <w:sz w:val="16"/>
-          <w:szCs w:val="16"/>
-        </w:rPr>
-        <w:t>..</w:t>
-      </w:r>
-      <w:r>
-        <w:rPr>
-          <w:rFonts w:cs="Times New Roman"/>
-          <w:color w:val="000000" w:themeColor="text1"/>
-          <w:sz w:val="28"/>
-          <w:szCs w:val="28"/>
-        </w:rPr>
-        <w:t xml:space="preserve">Ngày sinh </w:t>
-      </w:r>
-      <w:r>
-        <w:rPr>
-          <w:rFonts w:cs="Times New Roman"/>
-          <w:i/>
-          <w:color w:val="000000" w:themeColor="text1"/>
-          <w:sz w:val="16"/>
-          <w:szCs w:val="16"/>
-        </w:rPr>
-        <w:t>.............................</w:t>
-      </w:r>
-      <w:r>
-        <w:rPr>
-          <w:rFonts w:cs="Times New Roman"/>
-          <w:i/>
-          <w:color w:val="000000" w:themeColor="text1"/>
-          <w:sz w:val="16"/>
-          <w:szCs w:val="16"/>
-        </w:rPr>
-        <w:t>.......</w:t>
-      </w:r>
-      <w:r>
-        <w:rPr>
-          <w:rFonts w:cs="Times New Roman"/>
-          <w:i/>
-          <w:color w:val="000000" w:themeColor="text1"/>
-          <w:sz w:val="16"/>
-          <w:szCs w:val="16"/>
-        </w:rPr>
-        <w:t>..............</w:t>
-      </w:r>
-    </w:p>
-    <w:p>
-      <w:pPr>
-        <w:spacing w:after="0" w:line="360" w:lineRule="auto"/>
-        <w:rPr>
-          <w:rFonts w:cs="Times New Roman"/>
-          <w:i/>
-          <w:iCs/>
-          <w:color w:val="000000" w:themeColor="text1"/>
-          <w:sz w:val="28"/>
-          <w:szCs w:val="28"/>
-        </w:rPr>
-      </w:pPr>
-      <w:r>
-        <w:rPr>
-          <w:rFonts w:cs="Times New Roman"/>
-          <w:color w:val="000000" w:themeColor="text1"/>
-          <w:sz w:val="28"/>
-          <w:szCs w:val="28"/>
-        </w:rPr>
-        <w:t>Cấp ngày</w:t>
-      </w:r>
-      <w:r>
-        <w:rPr>
-          <w:rFonts w:cs="Times New Roman"/>
-          <w:color w:val="000000" w:themeColor="text1"/>
-          <w:sz w:val="28"/>
-          <w:szCs w:val="28"/>
-        </w:rPr>
         <w:t xml:space="preserve"> </w:t>
       </w:r>
-      <w:r>
-        <w:rPr>
-          <w:rFonts w:cs="Times New Roman"/>
-          <w:i/>
-          <w:color w:val="000000" w:themeColor="text1"/>
-          <w:sz w:val="16"/>
-          <w:szCs w:val="16"/>
-        </w:rPr>
-        <w:t>..........................................</w:t>
-      </w:r>
-      <w:r>
-        <w:rPr>
-          <w:rFonts w:cs="Times New Roman"/>
-          <w:i/>
-          <w:color w:val="000000" w:themeColor="text1"/>
-          <w:sz w:val="16"/>
-          <w:szCs w:val="16"/>
-        </w:rPr>
-        <w:t>...</w:t>
-      </w:r>
-      <w:r>
-        <w:rPr>
-          <w:rFonts w:cs="Times New Roman"/>
-          <w:color w:val="000000" w:themeColor="text1"/>
-          <w:sz w:val="28"/>
-          <w:szCs w:val="28"/>
-        </w:rPr>
-        <w:t>tại</w:t>
-      </w:r>
-      <w:r>
-        <w:rPr>
-          <w:rFonts w:cs="Times New Roman"/>
-          <w:color w:val="000000" w:themeColor="text1"/>
-          <w:sz w:val="28"/>
-          <w:szCs w:val="28"/>
-        </w:rPr>
-        <w:t xml:space="preserve"> </w:t>
-      </w:r>
-      <w:r>
-        <w:rPr>
-          <w:rFonts w:cs="Times New Roman"/>
-          <w:i/>
-          <w:iCs/>
-          <w:color w:val="000000" w:themeColor="text1"/>
-          <w:sz w:val="28"/>
-          <w:szCs w:val="28"/>
-        </w:rPr>
-        <w:t>Cục cảnh sát Quản Lý Hành Chính Về Trật Tự Xã Hội</w:t>
-      </w:r>
-    </w:p>
-    <w:p>
-      <w:pPr>
-        <w:spacing w:after="0" w:line="360" w:lineRule="auto"/>
-        <w:rPr>
-          <w:rFonts w:cs="Times New Roman"/>
-          <w:color w:val="000000" w:themeColor="text1"/>
-          <w:sz w:val="28"/>
-          <w:szCs w:val="28"/>
-        </w:rPr>
-      </w:pPr>
-      <w:r>
-        <w:rPr>
-          <w:rFonts w:cs="Times New Roman"/>
-          <w:i/>
-          <w:iCs/>
-          <w:color w:val="000000" w:themeColor="text1"/>
-          <w:sz w:val="28"/>
-          <w:szCs w:val="28"/>
-        </w:rPr>
-        <w:t xml:space="preserve">HKTT: </w:t>
-      </w:r>
-      <w:r>
-        <w:rPr>
-          <w:rFonts w:cs="Times New Roman"/>
-          <w:i/>
-          <w:color w:val="000000" w:themeColor="text1"/>
-          <w:sz w:val="16"/>
-          <w:szCs w:val="16"/>
-        </w:rPr>
-        <w:t>................................................................................................................................................................................................................</w:t>
-      </w:r>
-      <w:r>
-        <w:rPr>
-          <w:rFonts w:cs="Times New Roman"/>
-          <w:i/>
-          <w:color w:val="000000" w:themeColor="text1"/>
-          <w:sz w:val="16"/>
-          <w:szCs w:val="16"/>
-        </w:rPr>
-        <w:t>.</w:t>
-      </w:r>
-      <w:r>
-        <w:rPr>
-          <w:rFonts w:cs="Times New Roman"/>
-          <w:i/>
-          <w:color w:val="000000" w:themeColor="text1"/>
-          <w:sz w:val="16"/>
-          <w:szCs w:val="16"/>
-        </w:rPr>
-        <w:t>....</w:t>
-      </w:r>
-    </w:p>
-    <w:p>
-      <w:pPr>
-        <w:spacing w:after="0" w:line="360" w:lineRule="auto"/>
-        <w:rPr>
-          <w:rFonts w:cs="Times New Roman"/>
-          <w:color w:val="000000" w:themeColor="text1"/>
-          <w:sz w:val="28"/>
-          <w:szCs w:val="28"/>
-        </w:rPr>
-      </w:pPr>
-      <w:r>
-        <w:rPr>
-          <w:rFonts w:cs="Times New Roman"/>
-          <w:color w:val="000000" w:themeColor="text1"/>
-          <w:sz w:val="28"/>
-          <w:szCs w:val="28"/>
-        </w:rPr>
-        <w:t xml:space="preserve">Số điện thoại: </w:t>
-      </w:r>
-      <w:r>
-        <w:rPr>
-          <w:rFonts w:cs="Times New Roman"/>
-          <w:i/>
-          <w:color w:val="000000" w:themeColor="text1"/>
-          <w:sz w:val="16"/>
-          <w:szCs w:val="16"/>
-        </w:rPr>
-        <w:t>.................................................................................................................................................................................................</w:t>
-      </w:r>
-      <w:r>
-        <w:rPr>
-          <w:rFonts w:cs="Times New Roman"/>
-          <w:i/>
-          <w:color w:val="000000" w:themeColor="text1"/>
-          <w:sz w:val="16"/>
-          <w:szCs w:val="16"/>
-        </w:rPr>
-        <w:t>.</w:t>
-      </w:r>
-    </w:p>
-    <w:p>
-      <w:pPr>
-        <w:spacing w:after="0" w:line="600" w:lineRule="auto"/>
-        <w:rPr>
-          <w:rFonts w:cs="Times New Roman"/>
-          <w:color w:val="000000" w:themeColor="text1"/>
-          <w:sz w:val="28"/>
-          <w:szCs w:val="28"/>
-        </w:rPr>
-      </w:pPr>
-      <w:r>
-        <w:rPr>
-          <w:rFonts w:cs="Times New Roman"/>
-          <w:color w:val="000000" w:themeColor="text1"/>
-          <w:sz w:val="28"/>
-          <w:szCs w:val="28"/>
-        </w:rPr>
-        <w:t>Thông tin bạn cùng phòng (Nếu có)</w:t>
-      </w:r>
-      <w:r>
-        <w:rPr>
-          <w:rFonts w:cs="Times New Roman"/>
-          <w:color w:val="000000" w:themeColor="text1"/>
-          <w:sz w:val="28"/>
-          <w:szCs w:val="28"/>
-        </w:rPr>
-        <w:t xml:space="preserve">: </w:t>
-      </w:r>
-      <w:r>
-        <w:rPr>
-          <w:rFonts w:cs="Times New Roman"/>
-          <w:i/>
-          <w:color w:val="000000" w:themeColor="text1"/>
-          <w:sz w:val="16"/>
-          <w:szCs w:val="16"/>
-        </w:rPr>
-        <w:t>.........................................................................................................................................................................................................................................................................................................................................................................................................................................................................................................................................................................................................................................................................................................................................................................................................................................................................................................................................................................</w:t>
-      </w:r>
-      <w:r>
-        <w:rPr>
-          <w:rFonts w:cs="Times New Roman"/>
-          <w:i/>
-          <w:color w:val="000000" w:themeColor="text1"/>
-          <w:sz w:val="16"/>
-          <w:szCs w:val="16"/>
-        </w:rPr>
-        <w:t>...</w:t>
-      </w:r>
-    </w:p>
-    <w:p>
-      <w:pPr>
-        <w:spacing w:after="0" w:line="480" w:lineRule="auto"/>
-        <w:rPr>
-          <w:rFonts w:cs="Times New Roman"/>
-          <w:color w:val="000000" w:themeColor="text1"/>
-          <w:sz w:val="28"/>
-          <w:szCs w:val="28"/>
-        </w:rPr>
-      </w:pPr>
-      <w:r>
-        <w:rPr>
-          <w:rFonts w:cs="Times New Roman"/>
-          <w:color w:val="000000" w:themeColor="text1"/>
-          <w:sz w:val="28"/>
-          <w:szCs w:val="28"/>
-        </w:rPr>
-        <w:t xml:space="preserve">Biển số xe (Nếu có): </w:t>
-      </w:r>
-      <w:r>
-        <w:rPr>
-          <w:rFonts w:cs="Times New Roman"/>
-          <w:i/>
-          <w:color w:val="000000" w:themeColor="text1"/>
-          <w:sz w:val="16"/>
-          <w:szCs w:val="16"/>
-        </w:rPr>
-        <w:t>......................................................................................................................................................................................................................................................................................................................................................................................................................................................................................</w:t>
-      </w:r>
-    </w:p>
-    <w:p>
-      <w:pPr>
-        <w:spacing w:after="0" w:line="360" w:lineRule="auto"/>
-        <w:rPr>
-          <w:rFonts w:cs="Times New Roman"/>
-          <w:i/>
-          <w:color w:val="000000" w:themeColor="text1"/>
-          <w:sz w:val="28"/>
-          <w:szCs w:val="28"/>
-        </w:rPr>
-      </w:pPr>
-      <w:r>
-        <w:rPr>
-          <w:rFonts w:cs="Times New Roman"/>
-          <w:i/>
-          <w:color w:val="000000" w:themeColor="text1"/>
-          <w:sz w:val="28"/>
-          <w:szCs w:val="28"/>
-        </w:rPr>
-        <w:lastRenderedPageBreak/>
-        <w:t xml:space="preserve">Sau khi cùng nhau thoả thuận, hai bên đồng ý thực hiện ký kết hợp đồng </w:t>
-      </w:r>
-      <w:r>
-        <w:rPr>
-          <w:rFonts w:cs="Times New Roman"/>
-          <w:i/>
-          <w:color w:val="000000" w:themeColor="text1"/>
-          <w:sz w:val="28"/>
-          <w:szCs w:val="28"/>
-        </w:rPr>
-        <w:t>thuê nhà</w:t>
-      </w:r>
-      <w:r>
-        <w:rPr>
-          <w:rFonts w:cs="Times New Roman"/>
-          <w:i/>
-          <w:color w:val="000000" w:themeColor="text1"/>
-          <w:sz w:val="28"/>
-          <w:szCs w:val="28"/>
-        </w:rPr>
-        <w:t xml:space="preserve"> các nội dung sau đây:</w:t>
-      </w:r>
-    </w:p>
-    <w:p>
-      <w:pPr>
-        <w:spacing w:after="0" w:line="360" w:lineRule="auto"/>
-        <w:rPr>
-          <w:rFonts w:cs="Times New Roman"/>
-          <w:b/>
-          <w:color w:val="000000" w:themeColor="text1"/>
-          <w:sz w:val="28"/>
-          <w:szCs w:val="28"/>
-        </w:rPr>
-      </w:pPr>
-    </w:p>
-    <w:p>
-      <w:pPr>
-        <w:spacing w:after="0" w:line="360" w:lineRule="auto"/>
-        <w:rPr>
-          <w:rFonts w:cs="Times New Roman"/>
-          <w:b/>
-          <w:color w:val="000000" w:themeColor="text1"/>
-          <w:sz w:val="28"/>
-          <w:szCs w:val="28"/>
-        </w:rPr>
-      </w:pPr>
-      <w:r>
-        <w:rPr>
-          <w:rFonts w:cs="Times New Roman"/>
-          <w:b/>
-          <w:color w:val="000000" w:themeColor="text1"/>
-          <w:sz w:val="28"/>
-          <w:szCs w:val="28"/>
-        </w:rPr>
-        <w:t>ĐIỀU 1 : ĐỐI TƯỢNG</w:t>
-      </w:r>
-    </w:p>
-    <w:p>
-      <w:pPr>
-        <w:spacing w:after="0" w:line="360" w:lineRule="auto"/>
-        <w:rPr>
-          <w:rFonts w:cs="Times New Roman"/>
-          <w:b/>
-          <w:color w:val="000000" w:themeColor="text1"/>
-          <w:sz w:val="28"/>
-          <w:szCs w:val="28"/>
-        </w:rPr>
-      </w:pPr>
-      <w:r>
-        <w:rPr>
-          <w:rFonts w:cs="Times New Roman"/>
-          <w:b/>
-          <w:color w:val="000000" w:themeColor="text1"/>
-          <w:sz w:val="28"/>
-          <w:szCs w:val="28"/>
-        </w:rPr>
-        <w:t>Bên A đồng ý cho Bên B thuê phòng cụ thể như sau:</w:t>
-      </w:r>
-    </w:p>
-    <w:p>
-      <w:pPr>
-        <w:spacing w:after="0" w:line="360" w:lineRule="auto"/>
-        <w:rPr>
-          <w:rFonts w:cs="Times New Roman"/>
-          <w:color w:val="000000" w:themeColor="text1"/>
-          <w:sz w:val="28"/>
-          <w:szCs w:val="28"/>
-        </w:rPr>
-      </w:pPr>
-      <w:r>
-        <w:rPr>
-          <w:rFonts w:cs="Times New Roman"/>
-          <w:color w:val="000000" w:themeColor="text1"/>
-          <w:sz w:val="28"/>
-          <w:szCs w:val="28"/>
-        </w:rPr>
-        <w:t xml:space="preserve">1.1. Phòng số : </w:t>
-      </w:r>
-      <w:r>
-        <w:rPr>
-          <w:rFonts w:cs="Times New Roman"/>
-          <w:i/>
-          <w:color w:val="000000" w:themeColor="text1"/>
-          <w:sz w:val="16"/>
-          <w:szCs w:val="16"/>
-        </w:rPr>
-        <w:t>..............................................................................................................................................................................................</w:t>
-      </w:r>
-      <w:r>
-        <w:rPr>
-          <w:rFonts w:cs="Times New Roman"/>
-          <w:i/>
-          <w:color w:val="000000" w:themeColor="text1"/>
-          <w:sz w:val="16"/>
-          <w:szCs w:val="16"/>
-        </w:rPr>
-        <w:t>.</w:t>
-      </w:r>
-    </w:p>
-    <w:p>
-      <w:pPr>
-        <w:spacing w:after="0" w:line="360" w:lineRule="auto"/>
-        <w:rPr>
-          <w:rFonts w:cs="Times New Roman"/>
-          <w:b/>
-          <w:bCs/>
-          <w:color w:val="000000" w:themeColor="text1"/>
-          <w:sz w:val="28"/>
-          <w:szCs w:val="28"/>
-        </w:rPr>
-      </w:pPr>
-      <w:r>
-        <w:rPr>
-          <w:rFonts w:cs="Times New Roman"/>
-          <w:color w:val="000000" w:themeColor="text1"/>
-          <w:sz w:val="28"/>
-          <w:szCs w:val="28"/>
-        </w:rPr>
-        <w:t xml:space="preserve">1.2. Tại căn nhà </w:t>
-      </w:r>
-      <w:r>
-        <w:rPr>
-          <w:rFonts w:cs="Times New Roman"/>
-          <w:color w:val="000000" w:themeColor="text1"/>
-          <w:sz w:val="28"/>
-          <w:szCs w:val="28"/>
-        </w:rPr>
-        <w:t>địa chỉ:</w:t>
-      </w:r>
-      <w:r>
-        <w:rPr>
-          <w:rFonts w:cs="Times New Roman"/>
-          <w:color w:val="000000" w:themeColor="text1"/>
-          <w:sz w:val="28"/>
-          <w:szCs w:val="28"/>
-        </w:rPr>
-        <w:t xml:space="preserve"> </w:t>
-      </w:r>
-      <w:r>
-        <w:rPr>
-          <w:rFonts w:cs="Times New Roman"/>
-          <w:b/>
-          <w:bCs/>
-          <w:i/>
-          <w:color w:val="000000" w:themeColor="text1"/>
-          <w:sz w:val="30"/>
-          <w:szCs w:val="40"/>
-        </w:rPr>
-        <w:t>16 Hẻm 40 Ngách 127 Ngõ 22 Khuyến Lương, P. Trần Phú, Q. Hoàng Mai, Hà Nội</w:t>
-      </w:r>
-    </w:p>
-    <w:p>
-      <w:pPr>
-        <w:spacing w:after="0" w:line="360" w:lineRule="auto"/>
-        <w:rPr>
-          <w:rFonts w:cs="Times New Roman"/>
-          <w:b/>
-          <w:color w:val="000000" w:themeColor="text1"/>
-          <w:sz w:val="28"/>
-          <w:szCs w:val="28"/>
-        </w:rPr>
-      </w:pPr>
-      <w:r>
-        <w:rPr>
-          <w:rFonts w:cs="Times New Roman"/>
-          <w:b/>
-          <w:color w:val="000000" w:themeColor="text1"/>
-          <w:sz w:val="28"/>
-          <w:szCs w:val="28"/>
-        </w:rPr>
-        <w:t>ĐIỀU 2 : THỜI HẠN THUÊ VÀ MỤC ĐÍCH SỬ DỤNG</w:t>
-      </w:r>
-    </w:p>
-    <w:p>
-      <w:pPr>
-        <w:spacing w:after="0" w:line="360" w:lineRule="auto"/>
-        <w:rPr>
-          <w:rFonts w:cs="Times New Roman"/>
-          <w:color w:val="000000" w:themeColor="text1"/>
-          <w:sz w:val="28"/>
-          <w:szCs w:val="28"/>
-        </w:rPr>
-      </w:pPr>
-      <w:r>
-        <w:rPr>
-          <w:rFonts w:cs="Times New Roman"/>
-          <w:color w:val="000000" w:themeColor="text1"/>
-          <w:sz w:val="28"/>
-          <w:szCs w:val="28"/>
-        </w:rPr>
-        <w:t xml:space="preserve">2.1 . Thời hạn thuê là </w:t>
-      </w:r>
-      <w:r>
-        <w:rPr>
-          <w:rFonts w:cs="Times New Roman"/>
-          <w:i/>
-          <w:color w:val="000000" w:themeColor="text1"/>
-          <w:sz w:val="16"/>
-          <w:szCs w:val="16"/>
-        </w:rPr>
-        <w:t>............</w:t>
-      </w:r>
-      <w:r>
-        <w:rPr>
-          <w:rFonts w:cs="Times New Roman"/>
-          <w:color w:val="000000" w:themeColor="text1"/>
-          <w:sz w:val="28"/>
-          <w:szCs w:val="28"/>
-        </w:rPr>
-        <w:t xml:space="preserve"> tháng kể từ ngày ký hợp đồng </w:t>
-      </w:r>
-    </w:p>
-    <w:p>
-      <w:pPr>
-        <w:spacing w:after="0" w:line="360" w:lineRule="auto"/>
-        <w:rPr>
-          <w:rFonts w:cs="Times New Roman"/>
-          <w:color w:val="000000" w:themeColor="text1"/>
-          <w:sz w:val="28"/>
-          <w:szCs w:val="28"/>
-        </w:rPr>
-      </w:pPr>
-      <w:r>
-        <w:rPr>
-          <w:rFonts w:cs="Times New Roman"/>
-          <w:color w:val="000000" w:themeColor="text1"/>
-          <w:sz w:val="28"/>
-          <w:szCs w:val="28"/>
-        </w:rPr>
-        <w:t xml:space="preserve">2.2. Thời gian bàn giao phòng </w:t>
-      </w:r>
-      <w:r>
-        <w:rPr>
-          <w:rFonts w:cs="Times New Roman"/>
-          <w:color w:val="000000" w:themeColor="text1"/>
-          <w:sz w:val="28"/>
-          <w:szCs w:val="28"/>
-        </w:rPr>
-        <w:t xml:space="preserve">từ ngày </w:t>
-      </w:r>
-      <w:r>
-        <w:rPr>
-          <w:rFonts w:cs="Times New Roman"/>
-          <w:i/>
-          <w:color w:val="000000" w:themeColor="text1"/>
-          <w:sz w:val="16"/>
-          <w:szCs w:val="16"/>
-        </w:rPr>
-        <w:t>...........................................</w:t>
-      </w:r>
-      <w:r>
-        <w:rPr>
-          <w:rFonts w:cs="Times New Roman"/>
-          <w:color w:val="000000" w:themeColor="text1"/>
-          <w:sz w:val="28"/>
-          <w:szCs w:val="28"/>
-        </w:rPr>
-        <w:t>đế</w:t>
-      </w:r>
-      <w:r>
-        <w:rPr>
-          <w:rFonts w:cs="Times New Roman"/>
-          <w:color w:val="000000" w:themeColor="text1"/>
-          <w:sz w:val="28"/>
-          <w:szCs w:val="28"/>
-        </w:rPr>
-        <w:t xml:space="preserve">n ngày </w:t>
-      </w:r>
-      <w:r>
-        <w:rPr>
-          <w:rFonts w:cs="Times New Roman"/>
-          <w:i/>
-          <w:color w:val="000000" w:themeColor="text1"/>
-          <w:sz w:val="16"/>
-          <w:szCs w:val="16"/>
-        </w:rPr>
-        <w:t>........................................................</w:t>
-      </w:r>
     </w:p>
     <w:p>
       <w:pPr>
@@ -1560,10 +1384,10 @@
           <w:rFonts w:cs="Times New Roman"/>
           <w:i/>
           <w:color w:val="000000" w:themeColor="text1"/>
-          <w:sz w:val="16"/>
-          <w:szCs w:val="16"/>
-        </w:rPr>
-        <w:t>..........................................................................................................................................................................................</w:t>
+          <w:sz w:val="28"/>
+          <w:szCs w:val="28"/>
+        </w:rPr>
+        <w:t>${so_khach}</w:t>
       </w:r>
     </w:p>
     <w:p>
@@ -1659,10 +1483,10 @@
           <w:rFonts w:cs="Times New Roman"/>
           <w:i/>
           <w:color w:val="000000" w:themeColor="text1"/>
-          <w:sz w:val="16"/>
-          <w:szCs w:val="16"/>
-        </w:rPr>
-        <w:t>......................................................................................</w:t>
+          <w:sz w:val="28"/>
+          <w:szCs w:val="28"/>
+        </w:rPr>
+        <w:t xml:space="preserve">${gia_thue_so} </w:t>
       </w:r>
       <w:r>
         <w:rPr>
@@ -1718,17 +1542,64 @@
           <w:sz w:val="28"/>
           <w:szCs w:val="28"/>
         </w:rPr>
-        <w:t xml:space="preserve">số tiền: </w:t>
-      </w:r>
-      <w:r>
-        <w:rPr>
-          <w:rFonts w:cs="Times New Roman"/>
-          <w:i/>
-          <w:color w:val="000000" w:themeColor="text1"/>
-          <w:sz w:val="16"/>
-          <w:szCs w:val="16"/>
-        </w:rPr>
-        <w:t>......................................................................................</w:t>
+        <w:t>số tiền:</w:t>
+      </w:r>
+      <w:r>
+        <w:rPr>
+          <w:rFonts w:cs="Times New Roman"/>
+          <w:color w:val="000000" w:themeColor="text1"/>
+          <w:sz w:val="28"/>
+          <w:szCs w:val="28"/>
+        </w:rPr>
+        <w:t xml:space="preserve"> </w:t>
+      </w:r>
+      <w:r>
+        <w:rPr>
+          <w:rFonts w:cs="Times New Roman"/>
+          <w:i/>
+          <w:color w:val="000000" w:themeColor="text1"/>
+          <w:sz w:val="28"/>
+          <w:szCs w:val="28"/>
+        </w:rPr>
+        <w:t>${</w:t>
+      </w:r>
+      <w:r>
+        <w:rPr>
+          <w:rFonts w:cs="Times New Roman"/>
+          <w:i/>
+          <w:color w:val="000000" w:themeColor="text1"/>
+          <w:sz w:val="28"/>
+          <w:szCs w:val="28"/>
+        </w:rPr>
+        <w:t>tien_coc_so</w:t>
+      </w:r>
+      <w:r>
+        <w:rPr>
+          <w:rFonts w:cs="Times New Roman"/>
+          <w:i/>
+          <w:color w:val="000000" w:themeColor="text1"/>
+          <w:sz w:val="28"/>
+          <w:szCs w:val="28"/>
+        </w:rPr>
+        <w:t>}</w:t>
+      </w:r>
+      <w:r>
+        <w:rPr>
+          <w:rFonts w:cs="Times New Roman"/>
+          <w:color w:val="000000" w:themeColor="text1"/>
+          <w:sz w:val="28"/>
+          <w:szCs w:val="28"/>
+        </w:rPr>
+        <w:t xml:space="preserve"> </w:t>
+      </w:r>
+      <w:r>
+        <w:rPr>
+          <w:rFonts w:cs="Times New Roman"/>
+          <w:color w:val="000000" w:themeColor="text1"/>
+          <w:sz w:val="28"/>
+          <w:szCs w:val="28"/>
+        </w:rPr>
+        <w:t xml:space="preserve"> </w:t>
       </w:r>
       <w:r>
         <w:rPr>
@@ -1785,116 +1656,9 @@
           <w:ilvl w:val="0"/>
           <w:numId w:val="1"/>
         </w:numPr>
-        <w:spacing w:after="0" w:line="360" w:lineRule="auto"/>
-        <w:rPr>
-          <w:rFonts w:cs="Times New Roman"/>
-          <w:color w:val="000000" w:themeColor="text1"/>
-          <w:sz w:val="28"/>
-          <w:szCs w:val="28"/>
-        </w:rPr>
-      </w:pPr>
-      <w:r>
-        <w:rPr>
-          <w:rFonts w:cs="Times New Roman"/>
-          <w:i/>
-          <w:iCs/>
-          <w:color w:val="000000" w:themeColor="text1"/>
-          <w:sz w:val="28"/>
-          <w:szCs w:val="28"/>
-        </w:rPr>
-        <w:t xml:space="preserve">Tiền </w:t>
-      </w:r>
-      <w:r>
-        <w:rPr>
-          <w:rFonts w:cs="Times New Roman"/>
-          <w:i/>
-          <w:iCs/>
-          <w:color w:val="000000" w:themeColor="text1"/>
-          <w:sz w:val="28"/>
-          <w:szCs w:val="28"/>
-        </w:rPr>
-        <w:t>Đ</w:t>
-      </w:r>
-      <w:r>
-        <w:rPr>
-          <w:rFonts w:cs="Times New Roman"/>
-          <w:i/>
-          <w:iCs/>
-          <w:color w:val="000000" w:themeColor="text1"/>
-          <w:sz w:val="28"/>
-          <w:szCs w:val="28"/>
-        </w:rPr>
-        <w:t>iện</w:t>
-      </w:r>
-      <w:r>
-        <w:rPr>
-          <w:rFonts w:cs="Times New Roman"/>
-          <w:color w:val="000000" w:themeColor="text1"/>
-          <w:sz w:val="28"/>
-          <w:szCs w:val="28"/>
-        </w:rPr>
-        <w:t xml:space="preserve">: </w:t>
-      </w:r>
-      <w:r>
-        <w:rPr>
-          <w:rFonts w:cs="Times New Roman"/>
-          <w:i/>
-          <w:color w:val="000000" w:themeColor="text1"/>
-          <w:sz w:val="30"/>
-          <w:szCs w:val="40"/>
-        </w:rPr>
-        <w:t>3</w:t>
-      </w:r>
-      <w:r>
-        <w:rPr>
-          <w:rFonts w:cs="Times New Roman"/>
-          <w:i/>
-          <w:color w:val="000000" w:themeColor="text1"/>
-          <w:sz w:val="30"/>
-          <w:szCs w:val="40"/>
-          <w:lang w:val="vi-VN"/>
-        </w:rPr>
-        <w:t>8</w:t>
-      </w:r>
-      <w:r>
-        <w:rPr>
-          <w:rFonts w:cs="Times New Roman"/>
-          <w:i/>
-          <w:color w:val="000000" w:themeColor="text1"/>
-          <w:sz w:val="30"/>
-          <w:szCs w:val="40"/>
-        </w:rPr>
-        <w:t>00/</w:t>
-      </w:r>
-      <w:r>
-        <w:rPr>
-          <w:rFonts w:cs="Times New Roman"/>
-          <w:i/>
-          <w:color w:val="000000" w:themeColor="text1"/>
-          <w:sz w:val="30"/>
-          <w:szCs w:val="40"/>
-        </w:rPr>
-        <w:t>1</w:t>
-      </w:r>
-      <w:r>
-        <w:rPr>
-          <w:rFonts w:cs="Times New Roman"/>
-          <w:i/>
-          <w:color w:val="000000" w:themeColor="text1"/>
-          <w:sz w:val="30"/>
-          <w:szCs w:val="40"/>
-        </w:rPr>
-        <w:t xml:space="preserve"> </w:t>
-      </w:r>
-      <w:r>
-        <w:rPr>
-          <w:rFonts w:cs="Times New Roman"/>
-          <w:i/>
-          <w:color w:val="000000" w:themeColor="text1"/>
-          <w:sz w:val="30"/>
-          <w:szCs w:val="40"/>
-        </w:rPr>
-        <w:t>Số</w:t>
+      </w:pPr>
+      <w:r>
+        <w:t>${dich_vu_list}</w:t>
       </w:r>
     </w:p>
     <w:p>
@@ -1904,102 +1668,15 @@
           <w:ilvl w:val="0"/>
           <w:numId w:val="1"/>
         </w:numPr>
-        <w:spacing w:after="0" w:line="360" w:lineRule="auto"/>
-        <w:rPr>
-          <w:rFonts w:cs="Times New Roman"/>
-          <w:color w:val="000000" w:themeColor="text1"/>
-          <w:sz w:val="28"/>
-          <w:szCs w:val="28"/>
-        </w:rPr>
-      </w:pPr>
-      <w:r>
-        <w:rPr>
-          <w:rFonts w:cs="Times New Roman"/>
-          <w:i/>
-          <w:color w:val="000000" w:themeColor="text1"/>
-          <w:sz w:val="30"/>
-          <w:szCs w:val="40"/>
-        </w:rPr>
-        <w:t xml:space="preserve">Tiền </w:t>
-      </w:r>
-      <w:r>
-        <w:rPr>
-          <w:rFonts w:cs="Times New Roman"/>
-          <w:i/>
-          <w:color w:val="000000" w:themeColor="text1"/>
-          <w:sz w:val="30"/>
-          <w:szCs w:val="40"/>
-        </w:rPr>
-        <w:t>N</w:t>
-      </w:r>
-      <w:r>
-        <w:rPr>
-          <w:rFonts w:cs="Times New Roman"/>
-          <w:i/>
-          <w:color w:val="000000" w:themeColor="text1"/>
-          <w:sz w:val="30"/>
-          <w:szCs w:val="40"/>
-        </w:rPr>
-        <w:t>ước:</w:t>
-      </w:r>
-      <w:r>
-        <w:rPr>
-          <w:rFonts w:cs="Times New Roman"/>
-          <w:i/>
-          <w:color w:val="000000" w:themeColor="text1"/>
-          <w:sz w:val="30"/>
-          <w:szCs w:val="40"/>
-        </w:rPr>
-        <w:t>35</w:t>
-      </w:r>
-      <w:r>
-        <w:rPr>
-          <w:rFonts w:cs="Times New Roman"/>
-          <w:i/>
-          <w:color w:val="000000" w:themeColor="text1"/>
-          <w:sz w:val="30"/>
-          <w:szCs w:val="40"/>
-        </w:rPr>
-        <w:t>,000/</w:t>
-      </w:r>
-      <w:r>
-        <w:rPr>
-          <w:rFonts w:cs="Times New Roman"/>
-          <w:i/>
-          <w:color w:val="000000" w:themeColor="text1"/>
-          <w:sz w:val="30"/>
-          <w:szCs w:val="40"/>
-        </w:rPr>
-        <w:t>1 S</w:t>
-      </w:r>
-      <w:r>
-        <w:rPr>
-          <w:rFonts w:cs="Times New Roman"/>
-          <w:i/>
-          <w:color w:val="000000" w:themeColor="text1"/>
-          <w:sz w:val="30"/>
-          <w:szCs w:val="40"/>
-        </w:rPr>
-        <w:t>ố</w:t>
-      </w:r>
-      <w:r>
-        <w:rPr>
-          <w:rFonts w:cs="Times New Roman"/>
-          <w:i/>
-          <w:color w:val="000000" w:themeColor="text1"/>
-          <w:sz w:val="30"/>
-          <w:szCs w:val="40"/>
-        </w:rPr>
-        <w:t>;</w:t>
-      </w:r>
-      <w:r>
-        <w:rPr>
-          <w:rFonts w:cs="Times New Roman"/>
-          <w:color w:val="000000" w:themeColor="text1"/>
-          <w:sz w:val="28"/>
-          <w:szCs w:val="28"/>
-        </w:rPr>
-        <w:t>.</w:t>
+      </w:pPr>
+      <w:r>
+        <w:t>- Tên dịch vụ: ${ten_dich_vu#0}</w:t>
+      </w:r>
+      <w:r>
+        <w:t xml:space="preserve"> </w:t>
+      </w:r>
+      <w:r>
+        <w:t>- Đơn giá: ${don_gia#0} đồng / ${don_vi_tinh#0}</w:t>
       </w:r>
     </w:p>
     <w:p>
@@ -2009,437 +1686,9 @@
           <w:ilvl w:val="0"/>
           <w:numId w:val="1"/>
         </w:numPr>
-        <w:spacing w:after="0" w:line="360" w:lineRule="auto"/>
-        <w:rPr>
-          <w:rFonts w:cs="Times New Roman"/>
-          <w:color w:val="000000" w:themeColor="text1"/>
-          <w:sz w:val="28"/>
-          <w:szCs w:val="28"/>
-        </w:rPr>
-      </w:pPr>
-      <w:r>
-        <w:rPr>
-          <w:rFonts w:cs="Times New Roman"/>
-          <w:i/>
-          <w:color w:val="000000" w:themeColor="text1"/>
-          <w:sz w:val="30"/>
-          <w:szCs w:val="40"/>
-        </w:rPr>
-        <w:t xml:space="preserve">Tiền </w:t>
-      </w:r>
-      <w:r>
-        <w:rPr>
-          <w:rFonts w:cs="Times New Roman"/>
-          <w:i/>
-          <w:color w:val="000000" w:themeColor="text1"/>
-          <w:sz w:val="30"/>
-          <w:szCs w:val="40"/>
-        </w:rPr>
-        <w:t>D</w:t>
-      </w:r>
-      <w:r>
-        <w:rPr>
-          <w:rFonts w:cs="Times New Roman"/>
-          <w:i/>
-          <w:color w:val="000000" w:themeColor="text1"/>
-          <w:sz w:val="30"/>
-          <w:szCs w:val="40"/>
-        </w:rPr>
-        <w:t>ịch</w:t>
-      </w:r>
-      <w:r>
-        <w:rPr>
-          <w:rFonts w:cs="Times New Roman"/>
-          <w:i/>
-          <w:color w:val="000000" w:themeColor="text1"/>
-          <w:sz w:val="30"/>
-          <w:szCs w:val="40"/>
-        </w:rPr>
-        <w:t xml:space="preserve"> V</w:t>
-      </w:r>
-      <w:r>
-        <w:rPr>
-          <w:rFonts w:cs="Times New Roman"/>
-          <w:i/>
-          <w:color w:val="000000" w:themeColor="text1"/>
-          <w:sz w:val="30"/>
-          <w:szCs w:val="40"/>
-        </w:rPr>
-        <w:t>ụ</w:t>
-      </w:r>
-      <w:r>
-        <w:rPr>
-          <w:rFonts w:cs="Times New Roman"/>
-          <w:i/>
-          <w:color w:val="000000" w:themeColor="text1"/>
-          <w:sz w:val="30"/>
-          <w:szCs w:val="40"/>
-        </w:rPr>
-        <w:t>:</w:t>
-      </w:r>
-      <w:r>
-        <w:rPr>
-          <w:rFonts w:cs="Times New Roman"/>
-          <w:i/>
-          <w:color w:val="000000" w:themeColor="text1"/>
-          <w:sz w:val="30"/>
-          <w:szCs w:val="40"/>
-        </w:rPr>
-        <w:t xml:space="preserve"> </w:t>
-      </w:r>
-      <w:r>
-        <w:rPr>
-          <w:rFonts w:cs="Times New Roman"/>
-          <w:i/>
-          <w:color w:val="000000" w:themeColor="text1"/>
-          <w:sz w:val="30"/>
-          <w:szCs w:val="40"/>
-        </w:rPr>
-        <w:t>150</w:t>
-      </w:r>
-      <w:r>
-        <w:rPr>
-          <w:rFonts w:cs="Times New Roman"/>
-          <w:i/>
-          <w:color w:val="000000" w:themeColor="text1"/>
-          <w:sz w:val="30"/>
-          <w:szCs w:val="40"/>
-        </w:rPr>
-        <w:t>,000/1Người;</w:t>
-      </w:r>
-      <w:r>
-        <w:rPr>
-          <w:rFonts w:cs="Times New Roman"/>
-          <w:color w:val="000000" w:themeColor="text1"/>
-          <w:sz w:val="28"/>
-          <w:szCs w:val="28"/>
-        </w:rPr>
-        <w:t>.</w:t>
-      </w:r>
-      <w:r>
-        <w:rPr>
-          <w:rFonts w:cs="Times New Roman"/>
-          <w:color w:val="000000" w:themeColor="text1"/>
-          <w:sz w:val="28"/>
-          <w:szCs w:val="28"/>
-        </w:rPr>
-        <w:br/>
-      </w:r>
-      <w:r>
-        <w:rPr>
-          <w:rFonts w:cs="Times New Roman"/>
-          <w:i/>
-          <w:color w:val="000000" w:themeColor="text1"/>
-          <w:sz w:val="28"/>
-          <w:szCs w:val="28"/>
-        </w:rPr>
-        <w:t>(Bao gồm tiền thuê người dọn vệ sinh ngoài hành lang và đổ rác ở tầng 1</w:t>
-      </w:r>
-      <w:r>
-        <w:rPr>
-          <w:rFonts w:cs="Times New Roman"/>
-          <w:i/>
-          <w:color w:val="000000" w:themeColor="text1"/>
-          <w:sz w:val="28"/>
-          <w:szCs w:val="28"/>
-        </w:rPr>
-        <w:t>, ti</w:t>
-      </w:r>
-      <w:r>
-        <w:rPr>
-          <w:rFonts w:cs="Times New Roman"/>
-          <w:i/>
-          <w:color w:val="000000" w:themeColor="text1"/>
-          <w:sz w:val="28"/>
-          <w:szCs w:val="28"/>
-        </w:rPr>
-        <w:t>ề</w:t>
-      </w:r>
-      <w:r>
-        <w:rPr>
-          <w:rFonts w:cs="Times New Roman"/>
-          <w:i/>
-          <w:color w:val="000000" w:themeColor="text1"/>
-          <w:sz w:val="28"/>
-          <w:szCs w:val="28"/>
-        </w:rPr>
-        <w:t>n s</w:t>
-      </w:r>
-      <w:r>
-        <w:rPr>
-          <w:rFonts w:cs="Times New Roman"/>
-          <w:i/>
-          <w:color w:val="000000" w:themeColor="text1"/>
-          <w:sz w:val="28"/>
-          <w:szCs w:val="28"/>
-        </w:rPr>
-        <w:t>ử</w:t>
-      </w:r>
-      <w:r>
-        <w:rPr>
-          <w:rFonts w:cs="Times New Roman"/>
-          <w:i/>
-          <w:color w:val="000000" w:themeColor="text1"/>
-          <w:sz w:val="28"/>
-          <w:szCs w:val="28"/>
-        </w:rPr>
-        <w:t xml:space="preserve"> d</w:t>
-      </w:r>
-      <w:r>
-        <w:rPr>
-          <w:rFonts w:cs="Times New Roman"/>
-          <w:i/>
-          <w:color w:val="000000" w:themeColor="text1"/>
-          <w:sz w:val="28"/>
-          <w:szCs w:val="28"/>
-        </w:rPr>
-        <w:t>ụng</w:t>
-      </w:r>
-      <w:r>
-        <w:rPr>
-          <w:rFonts w:cs="Times New Roman"/>
-          <w:i/>
-          <w:color w:val="000000" w:themeColor="text1"/>
-          <w:sz w:val="28"/>
-          <w:szCs w:val="28"/>
-        </w:rPr>
-        <w:t xml:space="preserve"> m</w:t>
-      </w:r>
-      <w:r>
-        <w:rPr>
-          <w:rFonts w:cs="Times New Roman"/>
-          <w:i/>
-          <w:color w:val="000000" w:themeColor="text1"/>
-          <w:sz w:val="28"/>
-          <w:szCs w:val="28"/>
-        </w:rPr>
-        <w:t>áy</w:t>
-      </w:r>
-      <w:r>
-        <w:rPr>
-          <w:rFonts w:cs="Times New Roman"/>
-          <w:i/>
-          <w:color w:val="000000" w:themeColor="text1"/>
-          <w:sz w:val="28"/>
-          <w:szCs w:val="28"/>
-        </w:rPr>
-        <w:t xml:space="preserve"> gi</w:t>
-      </w:r>
-      <w:r>
-        <w:rPr>
-          <w:rFonts w:cs="Times New Roman"/>
-          <w:i/>
-          <w:color w:val="000000" w:themeColor="text1"/>
-          <w:sz w:val="28"/>
-          <w:szCs w:val="28"/>
-        </w:rPr>
-        <w:t>ặt</w:t>
-      </w:r>
-      <w:r>
-        <w:rPr>
-          <w:rFonts w:cs="Times New Roman"/>
-          <w:i/>
-          <w:color w:val="000000" w:themeColor="text1"/>
-          <w:sz w:val="28"/>
-          <w:szCs w:val="28"/>
-        </w:rPr>
-        <w:t>, t</w:t>
-      </w:r>
-      <w:r>
-        <w:rPr>
-          <w:rFonts w:cs="Times New Roman"/>
-          <w:i/>
-          <w:color w:val="000000" w:themeColor="text1"/>
-          <w:sz w:val="28"/>
-          <w:szCs w:val="28"/>
-        </w:rPr>
-        <w:t>ủ</w:t>
-      </w:r>
-      <w:r>
-        <w:rPr>
-          <w:rFonts w:cs="Times New Roman"/>
-          <w:i/>
-          <w:color w:val="000000" w:themeColor="text1"/>
-          <w:sz w:val="28"/>
-          <w:szCs w:val="28"/>
-        </w:rPr>
-        <w:t xml:space="preserve"> l</w:t>
-      </w:r>
-      <w:r>
-        <w:rPr>
-          <w:rFonts w:cs="Times New Roman"/>
-          <w:i/>
-          <w:color w:val="000000" w:themeColor="text1"/>
-          <w:sz w:val="28"/>
-          <w:szCs w:val="28"/>
-        </w:rPr>
-        <w:t>ạnh</w:t>
-      </w:r>
-      <w:r>
-        <w:rPr>
-          <w:rFonts w:cs="Times New Roman"/>
-          <w:i/>
-          <w:color w:val="000000" w:themeColor="text1"/>
-          <w:sz w:val="28"/>
-          <w:szCs w:val="28"/>
-        </w:rPr>
-        <w:t>, b</w:t>
-      </w:r>
-      <w:r>
-        <w:rPr>
-          <w:rFonts w:cs="Times New Roman"/>
-          <w:i/>
-          <w:color w:val="000000" w:themeColor="text1"/>
-          <w:sz w:val="28"/>
-          <w:szCs w:val="28"/>
-        </w:rPr>
-        <w:t>ếp</w:t>
-      </w:r>
-      <w:r>
-        <w:rPr>
-          <w:rFonts w:cs="Times New Roman"/>
-          <w:i/>
-          <w:color w:val="000000" w:themeColor="text1"/>
-          <w:sz w:val="28"/>
-          <w:szCs w:val="28"/>
-        </w:rPr>
-        <w:t xml:space="preserve"> t</w:t>
-      </w:r>
-      <w:r>
-        <w:rPr>
-          <w:rFonts w:cs="Times New Roman"/>
-          <w:i/>
-          <w:color w:val="000000" w:themeColor="text1"/>
-          <w:sz w:val="28"/>
-          <w:szCs w:val="28"/>
-        </w:rPr>
-        <w:t>ừ</w:t>
-      </w:r>
-      <w:r>
-        <w:rPr>
-          <w:rFonts w:cs="Times New Roman"/>
-          <w:i/>
-          <w:color w:val="000000" w:themeColor="text1"/>
-          <w:sz w:val="28"/>
-          <w:szCs w:val="28"/>
-        </w:rPr>
-        <w:t>, l</w:t>
-      </w:r>
-      <w:r>
-        <w:rPr>
-          <w:rFonts w:cs="Times New Roman"/>
-          <w:i/>
-          <w:color w:val="000000" w:themeColor="text1"/>
-          <w:sz w:val="28"/>
-          <w:szCs w:val="28"/>
-        </w:rPr>
-        <w:t>à phí quản lý nói chung, ví dụ như đèn chiếu sáng, máy bơm, bảo trì sửa chữa miễn phí tất cả các thiết bị trong phòng….</w:t>
-      </w:r>
-      <w:r>
-        <w:rPr>
-          <w:rFonts w:cs="Times New Roman"/>
-          <w:i/>
-          <w:color w:val="000000" w:themeColor="text1"/>
-          <w:sz w:val="28"/>
-          <w:szCs w:val="28"/>
-        </w:rPr>
-        <w:t xml:space="preserve"> </w:t>
-      </w:r>
-      <w:r>
-        <w:rPr>
-          <w:rFonts w:cs="Times New Roman"/>
-          <w:i/>
-          <w:color w:val="000000" w:themeColor="text1"/>
-          <w:sz w:val="28"/>
-          <w:szCs w:val="28"/>
-        </w:rPr>
-        <w:t>)</w:t>
-      </w:r>
-    </w:p>
-    <w:p>
-      <w:pPr>
-        <w:pStyle w:val="ListParagraph"/>
-        <w:numPr>
-          <w:ilvl w:val="0"/>
-          <w:numId w:val="1"/>
-        </w:numPr>
-        <w:spacing w:after="0" w:line="360" w:lineRule="auto"/>
-        <w:rPr>
-          <w:rFonts w:cs="Times New Roman"/>
-          <w:color w:val="000000" w:themeColor="text1"/>
-          <w:sz w:val="28"/>
-          <w:szCs w:val="28"/>
-        </w:rPr>
-      </w:pPr>
-      <w:r>
-        <w:rPr>
-          <w:rFonts w:cs="Times New Roman"/>
-          <w:i/>
-          <w:color w:val="000000" w:themeColor="text1"/>
-          <w:sz w:val="30"/>
-          <w:szCs w:val="40"/>
-        </w:rPr>
-        <w:t xml:space="preserve">Tiền </w:t>
-      </w:r>
-      <w:r>
-        <w:rPr>
-          <w:rFonts w:cs="Times New Roman"/>
-          <w:i/>
-          <w:color w:val="000000" w:themeColor="text1"/>
-          <w:sz w:val="30"/>
-          <w:szCs w:val="40"/>
-        </w:rPr>
-        <w:t>M</w:t>
-      </w:r>
-      <w:r>
-        <w:rPr>
-          <w:rFonts w:cs="Times New Roman"/>
-          <w:i/>
-          <w:color w:val="000000" w:themeColor="text1"/>
-          <w:sz w:val="30"/>
-          <w:szCs w:val="40"/>
-        </w:rPr>
-        <w:t xml:space="preserve">ạng </w:t>
-      </w:r>
-      <w:r>
-        <w:rPr>
-          <w:rFonts w:cs="Times New Roman"/>
-          <w:i/>
-          <w:color w:val="000000" w:themeColor="text1"/>
-          <w:sz w:val="30"/>
-          <w:szCs w:val="40"/>
-        </w:rPr>
-        <w:t>I</w:t>
-      </w:r>
-      <w:r>
-        <w:rPr>
-          <w:rFonts w:cs="Times New Roman"/>
-          <w:i/>
-          <w:color w:val="000000" w:themeColor="text1"/>
-          <w:sz w:val="30"/>
-          <w:szCs w:val="40"/>
-        </w:rPr>
-        <w:t>nternet:100,000/1</w:t>
-      </w:r>
-      <w:r>
-        <w:rPr>
-          <w:rFonts w:cs="Times New Roman"/>
-          <w:i/>
-          <w:color w:val="000000" w:themeColor="text1"/>
-          <w:sz w:val="30"/>
-          <w:szCs w:val="40"/>
-        </w:rPr>
-        <w:t xml:space="preserve"> </w:t>
-      </w:r>
-      <w:r>
-        <w:rPr>
-          <w:rFonts w:cs="Times New Roman"/>
-          <w:i/>
-          <w:color w:val="000000" w:themeColor="text1"/>
-          <w:sz w:val="30"/>
-          <w:szCs w:val="40"/>
-        </w:rPr>
-        <w:t>phòng;</w:t>
+      </w:pPr>
+      <w:r>
+        <w:t>${/dich_vu_list}</w:t>
       </w:r>
     </w:p>
     <w:p>
@@ -2540,7 +1789,6 @@
           <w:sz w:val="28"/>
           <w:szCs w:val="28"/>
         </w:rPr>
-        <w:lastRenderedPageBreak/>
         <w:t>3.4. Bên B thanh toán trước cho bên A tiền cọc(theo điều 3.2) và tiền phòng kèm theo các phí dịch vụ (theo điều 3.3) tháng</w:t>
       </w:r>
       <w:r>
@@ -2928,6 +2176,7 @@
           <w:sz w:val="28"/>
           <w:szCs w:val="28"/>
         </w:rPr>
+        <w:lastRenderedPageBreak/>
         <w:t xml:space="preserve">Dịch vụ khác (nếu có): </w:t>
       </w:r>
       <w:r>
@@ -3608,58 +2857,49 @@
           <w:sz w:val="28"/>
           <w:szCs w:val="28"/>
         </w:rPr>
-        <w:t xml:space="preserve"> nghìn đồng / ngày chậm thanh toán). Nếu thời gian thanh toán chậm vượt quá 05 </w:t>
-      </w:r>
-      <w:r>
-        <w:rPr>
-          <w:rFonts w:cs="Times New Roman"/>
+        <w:t xml:space="preserve"> nghìn đồng / ngày chậm thanh toán). Nếu thời gian thanh toán chậm vượt quá 05 ngày thì Bên A có quyền đơn phương chấm dứt hợp đồng này và Bên B phải chịu phạt 01 tháng tiền thuê nhà.</w:t>
+      </w:r>
+    </w:p>
+    <w:p>
+      <w:pPr>
+        <w:spacing w:after="0" w:line="360" w:lineRule="auto"/>
+        <w:rPr>
+          <w:rFonts w:cs="Times New Roman"/>
+          <w:color w:val="000000" w:themeColor="text1"/>
+          <w:sz w:val="28"/>
+          <w:szCs w:val="28"/>
+        </w:rPr>
+      </w:pPr>
+      <w:r>
+        <w:rPr>
+          <w:rFonts w:cs="Times New Roman"/>
+          <w:color w:val="000000" w:themeColor="text1"/>
+          <w:sz w:val="28"/>
+          <w:szCs w:val="28"/>
+        </w:rPr>
+        <w:t>3.7. Số tiền đặt cọc Bên A nhận của Bên B nhằm đảm bảo trách nhiệm, đảm bảo tài sản, đảm bảo thanh toán và thời hạn hợp đồng. Số tiền này Bên A sẽ hoàn trả lại cho Bên B sau khi kết thúc hợp đồng, trừ đi các chi phí phát sinh như điện, nước, dịch vụ đi kèm và các tài sản hư hỏng (nếu có)</w:t>
+      </w:r>
+    </w:p>
+    <w:p>
+      <w:pPr>
+        <w:spacing w:after="0" w:line="360" w:lineRule="auto"/>
+        <w:rPr>
+          <w:rFonts w:cs="Times New Roman"/>
+          <w:b/>
+          <w:color w:val="000000" w:themeColor="text1"/>
+          <w:sz w:val="28"/>
+          <w:szCs w:val="28"/>
+        </w:rPr>
+      </w:pPr>
+      <w:r>
+        <w:rPr>
+          <w:rFonts w:cs="Times New Roman"/>
+          <w:b/>
           <w:color w:val="000000" w:themeColor="text1"/>
           <w:sz w:val="28"/>
           <w:szCs w:val="28"/>
         </w:rPr>
         <w:lastRenderedPageBreak/>
-        <w:t>ngày thì Bên A có quyền đơn phương chấm dứt hợp đồng này và Bên B phải chịu phạt 01 tháng tiền thuê nhà.</w:t>
-      </w:r>
-    </w:p>
-    <w:p>
-      <w:pPr>
-        <w:spacing w:after="0" w:line="360" w:lineRule="auto"/>
-        <w:rPr>
-          <w:rFonts w:cs="Times New Roman"/>
-          <w:color w:val="000000" w:themeColor="text1"/>
-          <w:sz w:val="28"/>
-          <w:szCs w:val="28"/>
-        </w:rPr>
-      </w:pPr>
-      <w:r>
-        <w:rPr>
-          <w:rFonts w:cs="Times New Roman"/>
-          <w:color w:val="000000" w:themeColor="text1"/>
-          <w:sz w:val="28"/>
-          <w:szCs w:val="28"/>
-        </w:rPr>
-        <w:t>3.7. Số tiền đặt cọc Bên A nhận của Bên B nhằm đảm bảo trách nhiệm, đảm bảo tài sản, đảm bảo thanh toán và thời hạn hợp đồng. Số tiền này Bên A sẽ hoàn trả lại cho Bên B sau khi kết thúc hợp đồng, trừ đi các chi phí phát sinh như điện, nước, dịch vụ đi kèm và các tài sản hư hỏng (nếu có)</w:t>
-      </w:r>
-    </w:p>
-    <w:p>
-      <w:pPr>
-        <w:spacing w:after="0" w:line="360" w:lineRule="auto"/>
-        <w:rPr>
-          <w:rFonts w:cs="Times New Roman"/>
-          <w:b/>
-          <w:color w:val="000000" w:themeColor="text1"/>
-          <w:sz w:val="28"/>
-          <w:szCs w:val="28"/>
-        </w:rPr>
-      </w:pPr>
-      <w:r>
-        <w:rPr>
-          <w:rFonts w:cs="Times New Roman"/>
-          <w:b/>
-          <w:color w:val="000000" w:themeColor="text1"/>
-          <w:sz w:val="28"/>
-          <w:szCs w:val="28"/>
-        </w:rPr>
         <w:t>ĐIỀU 4 : CHẤM DỨT HỢP ĐỒNG</w:t>
       </w:r>
     </w:p>
@@ -3956,8 +3196,77 @@
           <w:sz w:val="28"/>
           <w:szCs w:val="28"/>
         </w:rPr>
-        <w:t xml:space="preserve">chưa thanh toán tiền nhà và các phí dịch vụ thì bên A được quyền cắt điện nước và các dịch vụ kèm theo. Nếu sau 5 ngày mà bên B chưa thanh toán thì bên A được quyền mở cửa lấy lại </w:t>
-      </w:r>
+        <w:t>chưa thanh toán tiền nhà và các phí dịch vụ thì bên A được quyền cắt điện nước và các dịch vụ kèm theo. Nếu sau 5 ngày mà bên B chưa thanh toán thì bên A được quyền mở cửa lấy lại phòng đồng thời thanh lý hợp đồng mà không phải hoàn trả tiền cọc và không chịu trách nhiệm về tài sản của bên B</w:t>
+      </w:r>
+    </w:p>
+    <w:p>
+      <w:pPr>
+        <w:spacing w:after="0" w:line="360" w:lineRule="auto"/>
+        <w:rPr>
+          <w:rFonts w:cs="Times New Roman"/>
+          <w:color w:val="000000" w:themeColor="text1"/>
+          <w:sz w:val="28"/>
+          <w:szCs w:val="28"/>
+        </w:rPr>
+      </w:pPr>
+      <w:r>
+        <w:rPr>
+          <w:rFonts w:cs="Times New Roman"/>
+          <w:color w:val="000000" w:themeColor="text1"/>
+          <w:sz w:val="28"/>
+          <w:szCs w:val="28"/>
+        </w:rPr>
+        <w:t>5.1.6. Được quyền sửa chữa, cài tạo, nâng cấp khi nhà có phát sinh lỗi.</w:t>
+      </w:r>
+      <w:r>
+        <w:rPr>
+          <w:rFonts w:cs="Times New Roman"/>
+          <w:color w:val="000000" w:themeColor="text1"/>
+          <w:sz w:val="28"/>
+          <w:szCs w:val="28"/>
+        </w:rPr>
+        <w:t xml:space="preserve"> </w:t>
+      </w:r>
+      <w:r>
+        <w:rPr>
+          <w:rFonts w:cs="Times New Roman"/>
+          <w:color w:val="000000" w:themeColor="text1"/>
+          <w:sz w:val="28"/>
+          <w:szCs w:val="28"/>
+        </w:rPr>
+        <w:t>Nếu phần cải tạo, sửa chữa, nâng cấp vào phần bên B đang thuê thì cần thông báo cho bên B</w:t>
+      </w:r>
+    </w:p>
+    <w:p>
+      <w:pPr>
+        <w:spacing w:after="0" w:line="360" w:lineRule="auto"/>
+        <w:rPr>
+          <w:rFonts w:cs="Times New Roman"/>
+          <w:color w:val="000000" w:themeColor="text1"/>
+          <w:sz w:val="28"/>
+          <w:szCs w:val="28"/>
+        </w:rPr>
+      </w:pPr>
+      <w:r>
+        <w:rPr>
+          <w:rFonts w:cs="Times New Roman"/>
+          <w:color w:val="000000" w:themeColor="text1"/>
+          <w:sz w:val="28"/>
+          <w:szCs w:val="28"/>
+        </w:rPr>
+        <w:t>5.1.7. Được quyền kiểm đồng hồ khi có dấu hiệu vi phạm như ăn cắp điện, nước thì sẽ có quyền chấp dứt hợp đồng ngay tại thời điểm phát hiện</w:t>
+      </w:r>
+    </w:p>
+    <w:p>
+      <w:pPr>
+        <w:spacing w:after="0" w:line="360" w:lineRule="auto"/>
+        <w:rPr>
+          <w:rFonts w:cs="Times New Roman"/>
+          <w:color w:val="000000" w:themeColor="text1"/>
+          <w:sz w:val="28"/>
+          <w:szCs w:val="28"/>
+        </w:rPr>
+      </w:pPr>
       <w:r>
         <w:rPr>
           <w:rFonts w:cs="Times New Roman"/>
@@ -3966,84 +3275,6 @@
           <w:szCs w:val="28"/>
         </w:rPr>
         <w:lastRenderedPageBreak/>
-        <w:t>phòng đồng thời thanh lý hợp đồng mà không phải hoàn trả tiền cọc và không chịu trách nhiệm về tài sản của bên B</w:t>
-      </w:r>
-    </w:p>
-    <w:p>
-      <w:pPr>
-        <w:spacing w:after="0" w:line="360" w:lineRule="auto"/>
-        <w:rPr>
-          <w:rFonts w:cs="Times New Roman"/>
-          <w:color w:val="000000" w:themeColor="text1"/>
-          <w:sz w:val="28"/>
-          <w:szCs w:val="28"/>
-        </w:rPr>
-      </w:pPr>
-      <w:r>
-        <w:rPr>
-          <w:rFonts w:cs="Times New Roman"/>
-          <w:color w:val="000000" w:themeColor="text1"/>
-          <w:sz w:val="28"/>
-          <w:szCs w:val="28"/>
-        </w:rPr>
-        <w:t>5.1.6. Được quyền sửa chữa, cài tạo, nâng cấp khi nhà có phát sinh lỗi.</w:t>
-      </w:r>
-      <w:r>
-        <w:rPr>
-          <w:rFonts w:cs="Times New Roman"/>
-          <w:color w:val="000000" w:themeColor="text1"/>
-          <w:sz w:val="28"/>
-          <w:szCs w:val="28"/>
-        </w:rPr>
-        <w:t xml:space="preserve"> </w:t>
-      </w:r>
-      <w:r>
-        <w:rPr>
-          <w:rFonts w:cs="Times New Roman"/>
-          <w:color w:val="000000" w:themeColor="text1"/>
-          <w:sz w:val="28"/>
-          <w:szCs w:val="28"/>
-        </w:rPr>
-        <w:t>Nếu phần cải tạo, sửa chữa, nâng cấp vào phần bên B đang thuê thì cần thông báo cho bên B</w:t>
-      </w:r>
-    </w:p>
-    <w:p>
-      <w:pPr>
-        <w:spacing w:after="0" w:line="360" w:lineRule="auto"/>
-        <w:rPr>
-          <w:rFonts w:cs="Times New Roman"/>
-          <w:color w:val="000000" w:themeColor="text1"/>
-          <w:sz w:val="28"/>
-          <w:szCs w:val="28"/>
-        </w:rPr>
-      </w:pPr>
-      <w:r>
-        <w:rPr>
-          <w:rFonts w:cs="Times New Roman"/>
-          <w:color w:val="000000" w:themeColor="text1"/>
-          <w:sz w:val="28"/>
-          <w:szCs w:val="28"/>
-        </w:rPr>
-        <w:t>5.1.7. Được quyền kiểm đồng hồ khi có dấu hiệu vi phạm như ăn cắp điện, nước thì sẽ có quyền chấp dứt hợp đồng ngay tại thời điểm phát hiện</w:t>
-      </w:r>
-    </w:p>
-    <w:p>
-      <w:pPr>
-        <w:spacing w:after="0" w:line="360" w:lineRule="auto"/>
-        <w:rPr>
-          <w:rFonts w:cs="Times New Roman"/>
-          <w:color w:val="000000" w:themeColor="text1"/>
-          <w:sz w:val="28"/>
-          <w:szCs w:val="28"/>
-        </w:rPr>
-      </w:pPr>
-      <w:r>
-        <w:rPr>
-          <w:rFonts w:cs="Times New Roman"/>
-          <w:color w:val="000000" w:themeColor="text1"/>
-          <w:sz w:val="28"/>
-          <w:szCs w:val="28"/>
-        </w:rPr>
         <w:t>5.1.8. Có quyền chấm dứt khi bên B vi phạm các quy định trong hợp đồng và nội quy của tòa nhà</w:t>
       </w:r>
     </w:p>
@@ -4257,8 +3488,101 @@
           <w:sz w:val="28"/>
           <w:szCs w:val="28"/>
         </w:rPr>
-        <w:t xml:space="preserve">. Khi hợp đồng hết hạn mà bên B không muốn thuê tiếp thì hai bên phải tiến hành kiểm kê và bàn giao lại toàn bộ tài sản, trang thiết bị, dụng cụ như lúc hai bên đã bàn giao khi ký kết hợp đồng. Trường hợp mất mát, hư hỏng bất cứ tài sản, trang </w:t>
-      </w:r>
+        <w:t>. Khi hợp đồng hết hạn mà bên B không muốn thuê tiếp thì hai bên phải tiến hành kiểm kê và bàn giao lại toàn bộ tài sản, trang thiết bị, dụng cụ như lúc hai bên đã bàn giao khi ký kết hợp đồng. Trường hợp mất mát, hư hỏng bất cứ tài sản, trang thiết bị, dụng cụ nào theo Biên bản giao nhận thì Bên B phải có trách nhiệm đền bù hoặc bồi thường toàn bộ những tài , trang thiết bị, dụng cụ cho Bên B đầy đủ.</w:t>
+      </w:r>
+    </w:p>
+    <w:p>
+      <w:pPr>
+        <w:spacing w:after="0" w:line="360" w:lineRule="auto"/>
+        <w:rPr>
+          <w:rFonts w:cs="Times New Roman"/>
+          <w:color w:val="000000" w:themeColor="text1"/>
+          <w:sz w:val="28"/>
+          <w:szCs w:val="28"/>
+        </w:rPr>
+      </w:pPr>
+    </w:p>
+    <w:p>
+      <w:pPr>
+        <w:spacing w:after="0" w:line="360" w:lineRule="auto"/>
+        <w:rPr>
+          <w:rFonts w:cs="Times New Roman"/>
+          <w:b/>
+          <w:color w:val="000000" w:themeColor="text1"/>
+          <w:sz w:val="28"/>
+          <w:szCs w:val="28"/>
+        </w:rPr>
+      </w:pPr>
+      <w:r>
+        <w:rPr>
+          <w:rFonts w:cs="Times New Roman"/>
+          <w:b/>
+          <w:color w:val="000000" w:themeColor="text1"/>
+          <w:sz w:val="28"/>
+          <w:szCs w:val="28"/>
+        </w:rPr>
+        <w:t xml:space="preserve">ĐIỀU </w:t>
+      </w:r>
+      <w:r>
+        <w:rPr>
+          <w:rFonts w:cs="Times New Roman"/>
+          <w:b/>
+          <w:color w:val="000000" w:themeColor="text1"/>
+          <w:sz w:val="28"/>
+          <w:szCs w:val="28"/>
+        </w:rPr>
+        <w:t>6</w:t>
+      </w:r>
+      <w:r>
+        <w:rPr>
+          <w:rFonts w:cs="Times New Roman"/>
+          <w:b/>
+          <w:color w:val="000000" w:themeColor="text1"/>
+          <w:sz w:val="28"/>
+          <w:szCs w:val="28"/>
+        </w:rPr>
+        <w:t>: GIẢI QUYẾT TRANH CHẤP</w:t>
+      </w:r>
+    </w:p>
+    <w:p>
+      <w:pPr>
+        <w:spacing w:after="0" w:line="360" w:lineRule="auto"/>
+        <w:rPr>
+          <w:rFonts w:cs="Times New Roman"/>
+          <w:color w:val="000000" w:themeColor="text1"/>
+          <w:sz w:val="28"/>
+          <w:szCs w:val="28"/>
+        </w:rPr>
+      </w:pPr>
+      <w:r>
+        <w:rPr>
+          <w:rFonts w:cs="Times New Roman"/>
+          <w:color w:val="000000" w:themeColor="text1"/>
+          <w:sz w:val="28"/>
+          <w:szCs w:val="28"/>
+        </w:rPr>
+        <w:t xml:space="preserve">Tranh chấp phát sinh liên quan đến hợp đồng này hoặc việc vi phạm hợp đồng sẽ được giải quyết trước hết trên tinh thần hai bên hợp tác thương lượng </w:t>
+      </w:r>
+      <w:r>
+        <w:rPr>
+          <w:rFonts w:cs="Times New Roman"/>
+          <w:color w:val="000000" w:themeColor="text1"/>
+          <w:sz w:val="28"/>
+          <w:szCs w:val="28"/>
+        </w:rPr>
+        <w:t>. Nếu thương lượng không thành thì vụ việc sẽ được đưa ra cơ quan có thẩm quyền xét xử.</w:t>
+      </w:r>
+    </w:p>
+    <w:p>
+      <w:pPr>
+        <w:spacing w:after="0" w:line="360" w:lineRule="auto"/>
+        <w:rPr>
+          <w:rFonts w:cs="Times New Roman"/>
+          <w:color w:val="000000" w:themeColor="text1"/>
+          <w:sz w:val="28"/>
+          <w:szCs w:val="28"/>
+        </w:rPr>
+      </w:pPr>
       <w:r>
         <w:rPr>
           <w:rFonts w:cs="Times New Roman"/>
@@ -4267,108 +3591,6 @@
           <w:szCs w:val="28"/>
         </w:rPr>
         <w:lastRenderedPageBreak/>
-        <w:t>thiết bị, dụng cụ nào theo Biên bản giao nhận thì Bên B phải có trách nhiệm đền bù hoặc bồi thường toàn bộ những tài , trang thiết bị, dụng cụ cho Bên B đầy đủ.</w:t>
-      </w:r>
-    </w:p>
-    <w:p>
-      <w:pPr>
-        <w:spacing w:after="0" w:line="360" w:lineRule="auto"/>
-        <w:rPr>
-          <w:rFonts w:cs="Times New Roman"/>
-          <w:color w:val="000000" w:themeColor="text1"/>
-          <w:sz w:val="28"/>
-          <w:szCs w:val="28"/>
-        </w:rPr>
-      </w:pPr>
-    </w:p>
-    <w:p>
-      <w:pPr>
-        <w:spacing w:after="0" w:line="360" w:lineRule="auto"/>
-        <w:rPr>
-          <w:rFonts w:cs="Times New Roman"/>
-          <w:b/>
-          <w:color w:val="000000" w:themeColor="text1"/>
-          <w:sz w:val="28"/>
-          <w:szCs w:val="28"/>
-        </w:rPr>
-      </w:pPr>
-      <w:r>
-        <w:rPr>
-          <w:rFonts w:cs="Times New Roman"/>
-          <w:b/>
-          <w:color w:val="000000" w:themeColor="text1"/>
-          <w:sz w:val="28"/>
-          <w:szCs w:val="28"/>
-        </w:rPr>
-        <w:t xml:space="preserve">ĐIỀU </w:t>
-      </w:r>
-      <w:r>
-        <w:rPr>
-          <w:rFonts w:cs="Times New Roman"/>
-          <w:b/>
-          <w:color w:val="000000" w:themeColor="text1"/>
-          <w:sz w:val="28"/>
-          <w:szCs w:val="28"/>
-        </w:rPr>
-        <w:t>6</w:t>
-      </w:r>
-      <w:r>
-        <w:rPr>
-          <w:rFonts w:cs="Times New Roman"/>
-          <w:b/>
-          <w:color w:val="000000" w:themeColor="text1"/>
-          <w:sz w:val="28"/>
-          <w:szCs w:val="28"/>
-        </w:rPr>
-        <w:t>: GIẢI QUYẾT TRANH CHẤP</w:t>
-      </w:r>
-    </w:p>
-    <w:p>
-      <w:pPr>
-        <w:spacing w:after="0" w:line="360" w:lineRule="auto"/>
-        <w:rPr>
-          <w:rFonts w:cs="Times New Roman"/>
-          <w:color w:val="000000" w:themeColor="text1"/>
-          <w:sz w:val="28"/>
-          <w:szCs w:val="28"/>
-        </w:rPr>
-      </w:pPr>
-      <w:r>
-        <w:rPr>
-          <w:rFonts w:cs="Times New Roman"/>
-          <w:color w:val="000000" w:themeColor="text1"/>
-          <w:sz w:val="28"/>
-          <w:szCs w:val="28"/>
-        </w:rPr>
-        <w:t xml:space="preserve">Tranh chấp phát sinh liên quan đến hợp đồng này hoặc việc vi phạm hợp đồng sẽ được giải quyết trước hết trên tinh thần hai bên hợp tác thương lượng </w:t>
-      </w:r>
-      <w:r>
-        <w:rPr>
-          <w:rFonts w:cs="Times New Roman"/>
-          <w:color w:val="000000" w:themeColor="text1"/>
-          <w:sz w:val="28"/>
-          <w:szCs w:val="28"/>
-        </w:rPr>
-        <w:t>. Nếu thương lượng không thành thì vụ việc sẽ được đưa ra cơ quan có thẩm quyền xét xử.</w:t>
-      </w:r>
-    </w:p>
-    <w:p>
-      <w:pPr>
-        <w:spacing w:after="0" w:line="360" w:lineRule="auto"/>
-        <w:rPr>
-          <w:rFonts w:cs="Times New Roman"/>
-          <w:color w:val="000000" w:themeColor="text1"/>
-          <w:sz w:val="28"/>
-          <w:szCs w:val="28"/>
-        </w:rPr>
-      </w:pPr>
-      <w:r>
-        <w:rPr>
-          <w:rFonts w:cs="Times New Roman"/>
-          <w:color w:val="000000" w:themeColor="text1"/>
-          <w:sz w:val="28"/>
-          <w:szCs w:val="28"/>
-        </w:rPr>
         <w:t>Hai bên đã đọc, hiểu rõ và thống nhất tất cả các điều khoản của hợp đồng</w:t>
       </w:r>
       <w:r>
@@ -4790,7 +4012,6 @@
           <w:sz w:val="44"/>
           <w:szCs w:val="28"/>
         </w:rPr>
-        <w:lastRenderedPageBreak/>
         <w:t>BIÊN BẢN BÀN GIAO</w:t>
       </w:r>
     </w:p>
@@ -5132,6 +4353,7 @@
                 <w:color w:val="000000" w:themeColor="text1"/>
                 <w:szCs w:val="24"/>
               </w:rPr>
+              <w:lastRenderedPageBreak/>
               <w:t>Tài Sản</w:t>
             </w:r>
           </w:p>
@@ -5258,6 +4480,7 @@
                   <w14:uncheckedState w14:val="2610" w14:font="MS Gothic"/>
                 </w14:checkbox>
               </w:sdtPr>
+              <w:sdtEndPr/>
               <w:sdtContent>
                 <w:r>
                   <w:rPr>
@@ -5360,6 +4583,7 @@
                   <w14:uncheckedState w14:val="2610" w14:font="MS Gothic"/>
                 </w14:checkbox>
               </w:sdtPr>
+              <w:sdtEndPr/>
               <w:sdtContent>
                 <w:r>
                   <w:rPr>
@@ -5462,6 +4686,7 @@
                   <w14:uncheckedState w14:val="2610" w14:font="MS Gothic"/>
                 </w14:checkbox>
               </w:sdtPr>
+              <w:sdtEndPr/>
               <w:sdtContent>
                 <w:r>
                   <w:rPr>
@@ -5564,6 +4789,7 @@
                   <w14:uncheckedState w14:val="2610" w14:font="MS Gothic"/>
                 </w14:checkbox>
               </w:sdtPr>
+              <w:sdtEndPr/>
               <w:sdtContent>
                 <w:r>
                   <w:rPr>
@@ -5666,6 +4892,7 @@
                   <w14:uncheckedState w14:val="2610" w14:font="MS Gothic"/>
                 </w14:checkbox>
               </w:sdtPr>
+              <w:sdtEndPr/>
               <w:sdtContent>
                 <w:r>
                   <w:rPr>
@@ -5768,6 +4995,7 @@
                   <w14:uncheckedState w14:val="2610" w14:font="MS Gothic"/>
                 </w14:checkbox>
               </w:sdtPr>
+              <w:sdtEndPr/>
               <w:sdtContent>
                 <w:r>
                   <w:rPr>
@@ -5870,6 +5098,7 @@
                   <w14:uncheckedState w14:val="2610" w14:font="MS Gothic"/>
                 </w14:checkbox>
               </w:sdtPr>
+              <w:sdtEndPr/>
               <w:sdtContent>
                 <w:r>
                   <w:rPr>
@@ -5973,6 +5202,7 @@
                   <w14:uncheckedState w14:val="2610" w14:font="MS Gothic"/>
                 </w14:checkbox>
               </w:sdtPr>
+              <w:sdtEndPr/>
               <w:sdtContent>
                 <w:r>
                   <w:rPr>
@@ -6076,6 +5306,7 @@
                   <w14:uncheckedState w14:val="2610" w14:font="MS Gothic"/>
                 </w14:checkbox>
               </w:sdtPr>
+              <w:sdtEndPr/>
               <w:sdtContent>
                 <w:r>
                   <w:rPr>
@@ -6178,6 +5409,7 @@
                   <w14:uncheckedState w14:val="2610" w14:font="MS Gothic"/>
                 </w14:checkbox>
               </w:sdtPr>
+              <w:sdtEndPr/>
               <w:sdtContent>
                 <w:r>
                   <w:rPr>
@@ -6493,7 +5725,7 @@
 </file>
 
 <file path=word/endnotes.xml><?xml version="1.0" encoding="utf-8"?>
-<w:endnotes xmlns:wpc="http://schemas.microsoft.com/office/word/2010/wordprocessingCanvas" xmlns:cx="http://schemas.microsoft.com/office/drawing/2014/chartex" xmlns:cx1="http://schemas.microsoft.com/office/drawing/2015/9/8/chartex" xmlns:cx2="http://schemas.microsoft.com/office/drawing/2015/10/21/chartex" xmlns:cx3="http://schemas.microsoft.com/office/drawing/2016/5/9/chartex" xmlns:cx4="http://schemas.microsoft.com/office/drawing/2016/5/10/chartex" xmlns:cx5="http://schemas.microsoft.com/office/drawing/2016/5/11/chartex" xmlns:cx6="http://schemas.microsoft.com/office/drawing/2016/5/12/chartex" xmlns:cx7="http://schemas.microsoft.com/office/drawing/2016/5/13/chartex" xmlns:cx8="http://schemas.microsoft.com/office/drawing/2016/5/14/chartex" xmlns:mc="http://schemas.openxmlformats.org/markup-compatibility/2006" xmlns:aink="http://schemas.microsoft.com/office/drawing/2016/ink" xmlns:am3d="http://schemas.microsoft.com/office/drawing/2017/model3d" xmlns:o="urn:schemas-microsoft-com:office:office" xmlns:oel="http://schemas.microsoft.com/office/2019/extlst" xmlns:r="http://schemas.openxmlformats.org/officeDocument/2006/relationships" xmlns:m="http://schemas.openxmlformats.org/officeDocument/2006/math" xmlns:v="urn:schemas-microsoft-com:vml" xmlns:wp14="http://schemas.microsoft.com/office/word/2010/wordprocessingDrawing" xmlns:wp="http://schemas.openxmlformats.org/drawingml/2006/wordprocessingDrawing" xmlns:w10="urn:schemas-microsoft-com:office:word" xmlns:w="http://schemas.openxmlformats.org/wordprocessingml/2006/main" xmlns:w14="http://schemas.microsoft.com/office/word/2010/wordml" xmlns:w15="http://schemas.microsoft.com/office/word/2012/wordml" xmlns:w16cex="http://schemas.microsoft.com/office/word/2018/wordml/cex" xmlns:w16cid="http://schemas.microsoft.com/office/word/2016/wordml/cid" xmlns:w16="http://schemas.microsoft.com/office/word/2018/wordml" xmlns:w16du="http://schemas.microsoft.com/office/word/2023/wordml/word16du" xmlns:w16sdtdh="http://schemas.microsoft.com/office/word/2020/wordml/sdtdatahash" xmlns:w16sdtfl="http://schemas.microsoft.com/office/word/2024/wordml/sdtformatlock" xmlns:w16se="http://schemas.microsoft.com/office/word/2015/wordml/symex" xmlns:wpg="http://schemas.microsoft.com/office/word/2010/wordprocessingGroup" xmlns:wpi="http://schemas.microsoft.com/office/word/2010/wordprocessingInk" xmlns:wne="http://schemas.microsoft.com/office/word/2006/wordml" xmlns:wps="http://schemas.microsoft.com/office/word/2010/wordprocessingShape" mc:Ignorable="w14 w15 w16se w16cid w16 w16cex w16sdtdh w16sdtfl w16du wp14">
+<w:endnotes xmlns:wpc="http://schemas.microsoft.com/office/word/2010/wordprocessingCanvas" xmlns:cx="http://schemas.microsoft.com/office/drawing/2014/chartex" xmlns:cx1="http://schemas.microsoft.com/office/drawing/2015/9/8/chartex" xmlns:cx2="http://schemas.microsoft.com/office/drawing/2015/10/21/chartex" xmlns:cx3="http://schemas.microsoft.com/office/drawing/2016/5/9/chartex" xmlns:cx4="http://schemas.microsoft.com/office/drawing/2016/5/10/chartex" xmlns:cx5="http://schemas.microsoft.com/office/drawing/2016/5/11/chartex" xmlns:cx6="http://schemas.microsoft.com/office/drawing/2016/5/12/chartex" xmlns:cx7="http://schemas.microsoft.com/office/drawing/2016/5/13/chartex" xmlns:cx8="http://schemas.microsoft.com/office/drawing/2016/5/14/chartex" xmlns:mc="http://schemas.openxmlformats.org/markup-compatibility/2006" xmlns:aink="http://schemas.microsoft.com/office/drawing/2016/ink" xmlns:am3d="http://schemas.microsoft.com/office/drawing/2017/model3d" xmlns:o="urn:schemas-microsoft-com:office:office" xmlns:r="http://schemas.openxmlformats.org/officeDocument/2006/relationships" xmlns:m="http://schemas.openxmlformats.org/officeDocument/2006/math" xmlns:v="urn:schemas-microsoft-com:vml" xmlns:wp14="http://schemas.microsoft.com/office/word/2010/wordprocessingDrawing" xmlns:wp="http://schemas.openxmlformats.org/drawingml/2006/wordprocessingDrawing" xmlns:w10="urn:schemas-microsoft-com:office:word" xmlns:w="http://schemas.openxmlformats.org/wordprocessingml/2006/main" xmlns:w14="http://schemas.microsoft.com/office/word/2010/wordml" xmlns:w15="http://schemas.microsoft.com/office/word/2012/wordml" xmlns:w16cex="http://schemas.microsoft.com/office/word/2018/wordml/cex" xmlns:w16cid="http://schemas.microsoft.com/office/word/2016/wordml/cid" xmlns:w16="http://schemas.microsoft.com/office/word/2018/wordml" xmlns:w16sdtdh="http://schemas.microsoft.com/office/word/2020/wordml/sdtdatahash" xmlns:w16se="http://schemas.microsoft.com/office/word/2015/wordml/symex" xmlns:wpg="http://schemas.microsoft.com/office/word/2010/wordprocessingGroup" xmlns:wpi="http://schemas.microsoft.com/office/word/2010/wordprocessingInk" xmlns:wne="http://schemas.microsoft.com/office/word/2006/wordml" xmlns:wps="http://schemas.microsoft.com/office/word/2010/wordprocessingShape" mc:Ignorable="w14 w15 w16se w16cid w16 w16cex w16sdtdh wp14">
   <w:endnote w:type="separator" w:id="-1">
     <w:p>
       <w:pPr>
@@ -6518,7 +5750,7 @@
 </file>
 
 <file path=word/footer1.xml><?xml version="1.0" encoding="utf-8"?>
-<w:ftr xmlns:wpc="http://schemas.microsoft.com/office/word/2010/wordprocessingCanvas" xmlns:cx="http://schemas.microsoft.com/office/drawing/2014/chartex" xmlns:cx1="http://schemas.microsoft.com/office/drawing/2015/9/8/chartex" xmlns:cx2="http://schemas.microsoft.com/office/drawing/2015/10/21/chartex" xmlns:cx3="http://schemas.microsoft.com/office/drawing/2016/5/9/chartex" xmlns:cx4="http://schemas.microsoft.com/office/drawing/2016/5/10/chartex" xmlns:cx5="http://schemas.microsoft.com/office/drawing/2016/5/11/chartex" xmlns:cx6="http://schemas.microsoft.com/office/drawing/2016/5/12/chartex" xmlns:cx7="http://schemas.microsoft.com/office/drawing/2016/5/13/chartex" xmlns:cx8="http://schemas.microsoft.com/office/drawing/2016/5/14/chartex" xmlns:mc="http://schemas.openxmlformats.org/markup-compatibility/2006" xmlns:aink="http://schemas.microsoft.com/office/drawing/2016/ink" xmlns:am3d="http://schemas.microsoft.com/office/drawing/2017/model3d" xmlns:o="urn:schemas-microsoft-com:office:office" xmlns:oel="http://schemas.microsoft.com/office/2019/extlst" xmlns:r="http://schemas.openxmlformats.org/officeDocument/2006/relationships" xmlns:m="http://schemas.openxmlformats.org/officeDocument/2006/math" xmlns:v="urn:schemas-microsoft-com:vml" xmlns:wp14="http://schemas.microsoft.com/office/word/2010/wordprocessingDrawing" xmlns:wp="http://schemas.openxmlformats.org/drawingml/2006/wordprocessingDrawing" xmlns:w10="urn:schemas-microsoft-com:office:word" xmlns:w="http://schemas.openxmlformats.org/wordprocessingml/2006/main" xmlns:w14="http://schemas.microsoft.com/office/word/2010/wordml" xmlns:w15="http://schemas.microsoft.com/office/word/2012/wordml" xmlns:w16cex="http://schemas.microsoft.com/office/word/2018/wordml/cex" xmlns:w16cid="http://schemas.microsoft.com/office/word/2016/wordml/cid" xmlns:w16="http://schemas.microsoft.com/office/word/2018/wordml" xmlns:w16du="http://schemas.microsoft.com/office/word/2023/wordml/word16du" xmlns:w16sdtdh="http://schemas.microsoft.com/office/word/2020/wordml/sdtdatahash" xmlns:w16sdtfl="http://schemas.microsoft.com/office/word/2024/wordml/sdtformatlock" xmlns:w16se="http://schemas.microsoft.com/office/word/2015/wordml/symex" xmlns:wpg="http://schemas.microsoft.com/office/word/2010/wordprocessingGroup" xmlns:wpi="http://schemas.microsoft.com/office/word/2010/wordprocessingInk" xmlns:wne="http://schemas.microsoft.com/office/word/2006/wordml" xmlns:wps="http://schemas.microsoft.com/office/word/2010/wordprocessingShape" mc:Ignorable="w14 w15 w16se w16cid w16 w16cex w16sdtdh w16sdtfl w16du wp14">
+<w:ftr xmlns:wpc="http://schemas.microsoft.com/office/word/2010/wordprocessingCanvas" xmlns:cx="http://schemas.microsoft.com/office/drawing/2014/chartex" xmlns:cx1="http://schemas.microsoft.com/office/drawing/2015/9/8/chartex" xmlns:cx2="http://schemas.microsoft.com/office/drawing/2015/10/21/chartex" xmlns:cx3="http://schemas.microsoft.com/office/drawing/2016/5/9/chartex" xmlns:cx4="http://schemas.microsoft.com/office/drawing/2016/5/10/chartex" xmlns:cx5="http://schemas.microsoft.com/office/drawing/2016/5/11/chartex" xmlns:cx6="http://schemas.microsoft.com/office/drawing/2016/5/12/chartex" xmlns:cx7="http://schemas.microsoft.com/office/drawing/2016/5/13/chartex" xmlns:cx8="http://schemas.microsoft.com/office/drawing/2016/5/14/chartex" xmlns:mc="http://schemas.openxmlformats.org/markup-compatibility/2006" xmlns:aink="http://schemas.microsoft.com/office/drawing/2016/ink" xmlns:am3d="http://schemas.microsoft.com/office/drawing/2017/model3d" xmlns:o="urn:schemas-microsoft-com:office:office" xmlns:r="http://schemas.openxmlformats.org/officeDocument/2006/relationships" xmlns:m="http://schemas.openxmlformats.org/officeDocument/2006/math" xmlns:v="urn:schemas-microsoft-com:vml" xmlns:wp14="http://schemas.microsoft.com/office/word/2010/wordprocessingDrawing" xmlns:wp="http://schemas.openxmlformats.org/drawingml/2006/wordprocessingDrawing" xmlns:w10="urn:schemas-microsoft-com:office:word" xmlns:w="http://schemas.openxmlformats.org/wordprocessingml/2006/main" xmlns:w14="http://schemas.microsoft.com/office/word/2010/wordml" xmlns:w15="http://schemas.microsoft.com/office/word/2012/wordml" xmlns:w16cex="http://schemas.microsoft.com/office/word/2018/wordml/cex" xmlns:w16cid="http://schemas.microsoft.com/office/word/2016/wordml/cid" xmlns:w16="http://schemas.microsoft.com/office/word/2018/wordml" xmlns:w16sdtdh="http://schemas.microsoft.com/office/word/2020/wordml/sdtdatahash" xmlns:w16se="http://schemas.microsoft.com/office/word/2015/wordml/symex" xmlns:wpg="http://schemas.microsoft.com/office/word/2010/wordprocessingGroup" xmlns:wpi="http://schemas.microsoft.com/office/word/2010/wordprocessingInk" xmlns:wne="http://schemas.microsoft.com/office/word/2006/wordml" xmlns:wps="http://schemas.microsoft.com/office/word/2010/wordprocessingShape" mc:Ignorable="w14 w15 w16se w16cid w16 w16cex w16sdtdh wp14">
   <w:sdt>
     <w:sdtPr>
       <w:id w:val="793488904"/>
@@ -6571,7 +5803,7 @@
 </file>
 
 <file path=word/footnotes.xml><?xml version="1.0" encoding="utf-8"?>
-<w:footnotes xmlns:wpc="http://schemas.microsoft.com/office/word/2010/wordprocessingCanvas" xmlns:cx="http://schemas.microsoft.com/office/drawing/2014/chartex" xmlns:cx1="http://schemas.microsoft.com/office/drawing/2015/9/8/chartex" xmlns:cx2="http://schemas.microsoft.com/office/drawing/2015/10/21/chartex" xmlns:cx3="http://schemas.microsoft.com/office/drawing/2016/5/9/chartex" xmlns:cx4="http://schemas.microsoft.com/office/drawing/2016/5/10/chartex" xmlns:cx5="http://schemas.microsoft.com/office/drawing/2016/5/11/chartex" xmlns:cx6="http://schemas.microsoft.com/office/drawing/2016/5/12/chartex" xmlns:cx7="http://schemas.microsoft.com/office/drawing/2016/5/13/chartex" xmlns:cx8="http://schemas.microsoft.com/office/drawing/2016/5/14/chartex" xmlns:mc="http://schemas.openxmlformats.org/markup-compatibility/2006" xmlns:aink="http://schemas.microsoft.com/office/drawing/2016/ink" xmlns:am3d="http://schemas.microsoft.com/office/drawing/2017/model3d" xmlns:o="urn:schemas-microsoft-com:office:office" xmlns:oel="http://schemas.microsoft.com/office/2019/extlst" xmlns:r="http://schemas.openxmlformats.org/officeDocument/2006/relationships" xmlns:m="http://schemas.openxmlformats.org/officeDocument/2006/math" xmlns:v="urn:schemas-microsoft-com:vml" xmlns:wp14="http://schemas.microsoft.com/office/word/2010/wordprocessingDrawing" xmlns:wp="http://schemas.openxmlformats.org/drawingml/2006/wordprocessingDrawing" xmlns:w10="urn:schemas-microsoft-com:office:word" xmlns:w="http://schemas.openxmlformats.org/wordprocessingml/2006/main" xmlns:w14="http://schemas.microsoft.com/office/word/2010/wordml" xmlns:w15="http://schemas.microsoft.com/office/word/2012/wordml" xmlns:w16cex="http://schemas.microsoft.com/office/word/2018/wordml/cex" xmlns:w16cid="http://schemas.microsoft.com/office/word/2016/wordml/cid" xmlns:w16="http://schemas.microsoft.com/office/word/2018/wordml" xmlns:w16du="http://schemas.microsoft.com/office/word/2023/wordml/word16du" xmlns:w16sdtdh="http://schemas.microsoft.com/office/word/2020/wordml/sdtdatahash" xmlns:w16sdtfl="http://schemas.microsoft.com/office/word/2024/wordml/sdtformatlock" xmlns:w16se="http://schemas.microsoft.com/office/word/2015/wordml/symex" xmlns:wpg="http://schemas.microsoft.com/office/word/2010/wordprocessingGroup" xmlns:wpi="http://schemas.microsoft.com/office/word/2010/wordprocessingInk" xmlns:wne="http://schemas.microsoft.com/office/word/2006/wordml" xmlns:wps="http://schemas.microsoft.com/office/word/2010/wordprocessingShape" mc:Ignorable="w14 w15 w16se w16cid w16 w16cex w16sdtdh w16sdtfl w16du wp14">
+<w:footnotes xmlns:wpc="http://schemas.microsoft.com/office/word/2010/wordprocessingCanvas" xmlns:cx="http://schemas.microsoft.com/office/drawing/2014/chartex" xmlns:cx1="http://schemas.microsoft.com/office/drawing/2015/9/8/chartex" xmlns:cx2="http://schemas.microsoft.com/office/drawing/2015/10/21/chartex" xmlns:cx3="http://schemas.microsoft.com/office/drawing/2016/5/9/chartex" xmlns:cx4="http://schemas.microsoft.com/office/drawing/2016/5/10/chartex" xmlns:cx5="http://schemas.microsoft.com/office/drawing/2016/5/11/chartex" xmlns:cx6="http://schemas.microsoft.com/office/drawing/2016/5/12/chartex" xmlns:cx7="http://schemas.microsoft.com/office/drawing/2016/5/13/chartex" xmlns:cx8="http://schemas.microsoft.com/office/drawing/2016/5/14/chartex" xmlns:mc="http://schemas.openxmlformats.org/markup-compatibility/2006" xmlns:aink="http://schemas.microsoft.com/office/drawing/2016/ink" xmlns:am3d="http://schemas.microsoft.com/office/drawing/2017/model3d" xmlns:o="urn:schemas-microsoft-com:office:office" xmlns:r="http://schemas.openxmlformats.org/officeDocument/2006/relationships" xmlns:m="http://schemas.openxmlformats.org/officeDocument/2006/math" xmlns:v="urn:schemas-microsoft-com:vml" xmlns:wp14="http://schemas.microsoft.com/office/word/2010/wordprocessingDrawing" xmlns:wp="http://schemas.openxmlformats.org/drawingml/2006/wordprocessingDrawing" xmlns:w10="urn:schemas-microsoft-com:office:word" xmlns:w="http://schemas.openxmlformats.org/wordprocessingml/2006/main" xmlns:w14="http://schemas.microsoft.com/office/word/2010/wordml" xmlns:w15="http://schemas.microsoft.com/office/word/2012/wordml" xmlns:w16cex="http://schemas.microsoft.com/office/word/2018/wordml/cex" xmlns:w16cid="http://schemas.microsoft.com/office/word/2016/wordml/cid" xmlns:w16="http://schemas.microsoft.com/office/word/2018/wordml" xmlns:w16sdtdh="http://schemas.microsoft.com/office/word/2020/wordml/sdtdatahash" xmlns:w16se="http://schemas.microsoft.com/office/word/2015/wordml/symex" xmlns:wpg="http://schemas.microsoft.com/office/word/2010/wordprocessingGroup" xmlns:wpi="http://schemas.microsoft.com/office/word/2010/wordprocessingInk" xmlns:wne="http://schemas.microsoft.com/office/word/2006/wordml" xmlns:wps="http://schemas.microsoft.com/office/word/2010/wordprocessingShape" mc:Ignorable="w14 w15 w16se w16cid w16 w16cex w16sdtdh wp14">
   <w:footnote w:type="separator" w:id="-1">
     <w:p>
       <w:pPr>
@@ -6596,7 +5828,7 @@
 </file>
 
 <file path=word/numbering.xml><?xml version="1.0" encoding="utf-8"?>
-<w:numbering xmlns:wpc="http://schemas.microsoft.com/office/word/2010/wordprocessingCanvas" xmlns:cx="http://schemas.microsoft.com/office/drawing/2014/chartex" xmlns:cx1="http://schemas.microsoft.com/office/drawing/2015/9/8/chartex" xmlns:cx2="http://schemas.microsoft.com/office/drawing/2015/10/21/chartex" xmlns:cx3="http://schemas.microsoft.com/office/drawing/2016/5/9/chartex" xmlns:cx4="http://schemas.microsoft.com/office/drawing/2016/5/10/chartex" xmlns:cx5="http://schemas.microsoft.com/office/drawing/2016/5/11/chartex" xmlns:cx6="http://schemas.microsoft.com/office/drawing/2016/5/12/chartex" xmlns:cx7="http://schemas.microsoft.com/office/drawing/2016/5/13/chartex" xmlns:cx8="http://schemas.microsoft.com/office/drawing/2016/5/14/chartex" xmlns:mc="http://schemas.openxmlformats.org/markup-compatibility/2006" xmlns:aink="http://schemas.microsoft.com/office/drawing/2016/ink" xmlns:am3d="http://schemas.microsoft.com/office/drawing/2017/model3d" xmlns:o="urn:schemas-microsoft-com:office:office" xmlns:oel="http://schemas.microsoft.com/office/2019/extlst" xmlns:r="http://schemas.openxmlformats.org/officeDocument/2006/relationships" xmlns:m="http://schemas.openxmlformats.org/officeDocument/2006/math" xmlns:v="urn:schemas-microsoft-com:vml" xmlns:wp14="http://schemas.microsoft.com/office/word/2010/wordprocessingDrawing" xmlns:wp="http://schemas.openxmlformats.org/drawingml/2006/wordprocessingDrawing" xmlns:w10="urn:schemas-microsoft-com:office:word" xmlns:w="http://schemas.openxmlformats.org/wordprocessingml/2006/main" xmlns:w14="http://schemas.microsoft.com/office/word/2010/wordml" xmlns:w15="http://schemas.microsoft.com/office/word/2012/wordml" xmlns:w16cex="http://schemas.microsoft.com/office/word/2018/wordml/cex" xmlns:w16cid="http://schemas.microsoft.com/office/word/2016/wordml/cid" xmlns:w16="http://schemas.microsoft.com/office/word/2018/wordml" xmlns:w16du="http://schemas.microsoft.com/office/word/2023/wordml/word16du" xmlns:w16sdtdh="http://schemas.microsoft.com/office/word/2020/wordml/sdtdatahash" xmlns:w16sdtfl="http://schemas.microsoft.com/office/word/2024/wordml/sdtformatlock" xmlns:w16se="http://schemas.microsoft.com/office/word/2015/wordml/symex" xmlns:wpg="http://schemas.microsoft.com/office/word/2010/wordprocessingGroup" xmlns:wpi="http://schemas.microsoft.com/office/word/2010/wordprocessingInk" xmlns:wne="http://schemas.microsoft.com/office/word/2006/wordml" xmlns:wps="http://schemas.microsoft.com/office/word/2010/wordprocessingShape" mc:Ignorable="w14 w15 w16se w16cid w16 w16cex w16sdtdh w16sdtfl w16du wp14">
+<w:numbering xmlns:wpc="http://schemas.microsoft.com/office/word/2010/wordprocessingCanvas" xmlns:cx="http://schemas.microsoft.com/office/drawing/2014/chartex" xmlns:cx1="http://schemas.microsoft.com/office/drawing/2015/9/8/chartex" xmlns:cx2="http://schemas.microsoft.com/office/drawing/2015/10/21/chartex" xmlns:cx3="http://schemas.microsoft.com/office/drawing/2016/5/9/chartex" xmlns:cx4="http://schemas.microsoft.com/office/drawing/2016/5/10/chartex" xmlns:cx5="http://schemas.microsoft.com/office/drawing/2016/5/11/chartex" xmlns:cx6="http://schemas.microsoft.com/office/drawing/2016/5/12/chartex" xmlns:cx7="http://schemas.microsoft.com/office/drawing/2016/5/13/chartex" xmlns:cx8="http://schemas.microsoft.com/office/drawing/2016/5/14/chartex" xmlns:mc="http://schemas.openxmlformats.org/markup-compatibility/2006" xmlns:aink="http://schemas.microsoft.com/office/drawing/2016/ink" xmlns:am3d="http://schemas.microsoft.com/office/drawing/2017/model3d" xmlns:o="urn:schemas-microsoft-com:office:office" xmlns:r="http://schemas.openxmlformats.org/officeDocument/2006/relationships" xmlns:m="http://schemas.openxmlformats.org/officeDocument/2006/math" xmlns:v="urn:schemas-microsoft-com:vml" xmlns:wp14="http://schemas.microsoft.com/office/word/2010/wordprocessingDrawing" xmlns:wp="http://schemas.openxmlformats.org/drawingml/2006/wordprocessingDrawing" xmlns:w10="urn:schemas-microsoft-com:office:word" xmlns:w="http://schemas.openxmlformats.org/wordprocessingml/2006/main" xmlns:w14="http://schemas.microsoft.com/office/word/2010/wordml" xmlns:w15="http://schemas.microsoft.com/office/word/2012/wordml" xmlns:w16cex="http://schemas.microsoft.com/office/word/2018/wordml/cex" xmlns:w16cid="http://schemas.microsoft.com/office/word/2016/wordml/cid" xmlns:w16="http://schemas.microsoft.com/office/word/2018/wordml" xmlns:w16sdtdh="http://schemas.microsoft.com/office/word/2020/wordml/sdtdatahash" xmlns:w16se="http://schemas.microsoft.com/office/word/2015/wordml/symex" xmlns:wpg="http://schemas.microsoft.com/office/word/2010/wordprocessingGroup" xmlns:wpi="http://schemas.microsoft.com/office/word/2010/wordprocessingInk" xmlns:wne="http://schemas.microsoft.com/office/word/2006/wordml" xmlns:wps="http://schemas.microsoft.com/office/word/2010/wordprocessingShape" mc:Ignorable="w14 w15 w16se w16cid w16 w16cex w16sdtdh wp14">
   <w:abstractNum w:abstractNumId="0" w15:restartNumberingAfterBreak="0">
     <w:nsid w:val="25126252"/>
     <w:multiLevelType w:val="hybridMultilevel"/>
@@ -6607,7 +5839,7 @@
       <w:lvlText w:val="o"/>
       <w:lvlJc w:val="left"/>
       <w:pPr>
-        <w:ind w:left="1125" w:hanging="360"/>
+        <w:ind w:left="765" w:hanging="360"/>
       </w:pPr>
       <w:rPr>
         <w:rFonts w:ascii="Courier New" w:hAnsi="Courier New" w:cs="Courier New" w:hint="default"/>
@@ -6619,7 +5851,7 @@
       <w:lvlText w:val="o"/>
       <w:lvlJc w:val="left"/>
       <w:pPr>
-        <w:ind w:left="1845" w:hanging="360"/>
+        <w:ind w:left="1485" w:hanging="360"/>
       </w:pPr>
       <w:rPr>
         <w:rFonts w:ascii="Courier New" w:hAnsi="Courier New" w:cs="Courier New" w:hint="default"/>
@@ -6631,7 +5863,7 @@
       <w:lvlText w:val=""/>
       <w:lvlJc w:val="left"/>
       <w:pPr>
-        <w:ind w:left="2565" w:hanging="360"/>
+        <w:ind w:left="2205" w:hanging="360"/>
       </w:pPr>
       <w:rPr>
         <w:rFonts w:ascii="Wingdings" w:hAnsi="Wingdings" w:hint="default"/>
@@ -6643,7 +5875,7 @@
       <w:lvlText w:val=""/>
       <w:lvlJc w:val="left"/>
       <w:pPr>
-        <w:ind w:left="3285" w:hanging="360"/>
+        <w:ind w:left="2925" w:hanging="360"/>
       </w:pPr>
       <w:rPr>
         <w:rFonts w:ascii="Symbol" w:hAnsi="Symbol" w:hint="default"/>
@@ -6655,7 +5887,7 @@
       <w:lvlText w:val="o"/>
       <w:lvlJc w:val="left"/>
       <w:pPr>
-        <w:ind w:left="4005" w:hanging="360"/>
+        <w:ind w:left="3645" w:hanging="360"/>
       </w:pPr>
       <w:rPr>
         <w:rFonts w:ascii="Courier New" w:hAnsi="Courier New" w:cs="Courier New" w:hint="default"/>
@@ -6667,7 +5899,7 @@
       <w:lvlText w:val=""/>
       <w:lvlJc w:val="left"/>
       <w:pPr>
-        <w:ind w:left="4725" w:hanging="360"/>
+        <w:ind w:left="4365" w:hanging="360"/>
       </w:pPr>
       <w:rPr>
         <w:rFonts w:ascii="Wingdings" w:hAnsi="Wingdings" w:hint="default"/>
@@ -6679,7 +5911,7 @@
       <w:lvlText w:val=""/>
       <w:lvlJc w:val="left"/>
       <w:pPr>
-        <w:ind w:left="5445" w:hanging="360"/>
+        <w:ind w:left="5085" w:hanging="360"/>
       </w:pPr>
       <w:rPr>
         <w:rFonts w:ascii="Symbol" w:hAnsi="Symbol" w:hint="default"/>
@@ -6691,7 +5923,7 @@
       <w:lvlText w:val="o"/>
       <w:lvlJc w:val="left"/>
       <w:pPr>
-        <w:ind w:left="6165" w:hanging="360"/>
+        <w:ind w:left="5805" w:hanging="360"/>
       </w:pPr>
       <w:rPr>
         <w:rFonts w:ascii="Courier New" w:hAnsi="Courier New" w:cs="Courier New" w:hint="default"/>
@@ -6703,7 +5935,7 @@
       <w:lvlText w:val=""/>
       <w:lvlJc w:val="left"/>
       <w:pPr>
-        <w:ind w:left="6885" w:hanging="360"/>
+        <w:ind w:left="6525" w:hanging="360"/>
       </w:pPr>
       <w:rPr>
         <w:rFonts w:ascii="Wingdings" w:hAnsi="Wingdings" w:hint="default"/>
@@ -7048,23 +6280,23 @@
       </w:rPr>
     </w:lvl>
   </w:abstractNum>
-  <w:num w:numId="1" w16cid:durableId="524485549">
+  <w:num w:numId="1">
     <w:abstractNumId w:val="2"/>
   </w:num>
-  <w:num w:numId="2" w16cid:durableId="1111977341">
+  <w:num w:numId="2">
     <w:abstractNumId w:val="3"/>
   </w:num>
-  <w:num w:numId="3" w16cid:durableId="1021124031">
+  <w:num w:numId="3">
     <w:abstractNumId w:val="1"/>
   </w:num>
-  <w:num w:numId="4" w16cid:durableId="935021209">
+  <w:num w:numId="4">
     <w:abstractNumId w:val="0"/>
   </w:num>
 </w:numbering>
 </file>
 
 <file path=word/styles.xml><?xml version="1.0" encoding="utf-8"?>
-<w:styles xmlns:mc="http://schemas.openxmlformats.org/markup-compatibility/2006" xmlns:r="http://schemas.openxmlformats.org/officeDocument/2006/relationships" xmlns:w="http://schemas.openxmlformats.org/wordprocessingml/2006/main" xmlns:w14="http://schemas.microsoft.com/office/word/2010/wordml" xmlns:w15="http://schemas.microsoft.com/office/word/2012/wordml" xmlns:w16cex="http://schemas.microsoft.com/office/word/2018/wordml/cex" xmlns:w16cid="http://schemas.microsoft.com/office/word/2016/wordml/cid" xmlns:w16="http://schemas.microsoft.com/office/word/2018/wordml" xmlns:w16du="http://schemas.microsoft.com/office/word/2023/wordml/word16du" xmlns:w16sdtdh="http://schemas.microsoft.com/office/word/2020/wordml/sdtdatahash" xmlns:w16sdtfl="http://schemas.microsoft.com/office/word/2024/wordml/sdtformatlock" xmlns:w16se="http://schemas.microsoft.com/office/word/2015/wordml/symex" mc:Ignorable="w14 w15 w16se w16cid w16 w16cex w16sdtdh w16sdtfl w16du">
+<w:styles xmlns:mc="http://schemas.openxmlformats.org/markup-compatibility/2006" xmlns:r="http://schemas.openxmlformats.org/officeDocument/2006/relationships" xmlns:w="http://schemas.openxmlformats.org/wordprocessingml/2006/main" xmlns:w14="http://schemas.microsoft.com/office/word/2010/wordml" xmlns:w15="http://schemas.microsoft.com/office/word/2012/wordml" xmlns:w16cex="http://schemas.microsoft.com/office/word/2018/wordml/cex" xmlns:w16cid="http://schemas.microsoft.com/office/word/2016/wordml/cid" xmlns:w16="http://schemas.microsoft.com/office/word/2018/wordml" xmlns:w16sdtdh="http://schemas.microsoft.com/office/word/2020/wordml/sdtdatahash" xmlns:w16se="http://schemas.microsoft.com/office/word/2015/wordml/symex" mc:Ignorable="w14 w15 w16se w16cid w16 w16cex w16sdtdh">
   <w:docDefaults>
     <w:rPrDefault>
       <w:rPr>
@@ -7619,6 +6851,11 @@
       <w:szCs w:val="18"/>
     </w:rPr>
   </w:style>
+  <w:style w:type="character" w:customStyle="1" w:styleId="hljs-variable">
+    <w:name w:val="hljs-variable"/>
+    <w:basedOn w:val="DefaultParagraphFont"/>
+    <w:rsid w:val="00F31B96"/>
+  </w:style>
 </w:styles>
 </file>
 

--- a/public/templates/mau_hop_dong.docx
+++ b/public/templates/mau_hop_dong.docx
@@ -1647,48 +1647,6 @@
           <w:szCs w:val="28"/>
         </w:rPr>
         <w:t>. Các tiền dịch vụ khác:</w:t>
-      </w:r>
-    </w:p>
-    <w:p>
-      <w:pPr>
-        <w:pStyle w:val="ListParagraph"/>
-        <w:numPr>
-          <w:ilvl w:val="0"/>
-          <w:numId w:val="1"/>
-        </w:numPr>
-      </w:pPr>
-      <w:r>
-        <w:t>${dich_vu_list}</w:t>
-      </w:r>
-    </w:p>
-    <w:p>
-      <w:pPr>
-        <w:pStyle w:val="ListParagraph"/>
-        <w:numPr>
-          <w:ilvl w:val="0"/>
-          <w:numId w:val="1"/>
-        </w:numPr>
-      </w:pPr>
-      <w:r>
-        <w:t>- Tên dịch vụ: ${ten_dich_vu#0}</w:t>
-      </w:r>
-      <w:r>
-        <w:t xml:space="preserve"> </w:t>
-      </w:r>
-      <w:r>
-        <w:t>- Đơn giá: ${don_gia#0} đồng / ${don_vi_tinh#0}</w:t>
-      </w:r>
-    </w:p>
-    <w:p>
-      <w:pPr>
-        <w:pStyle w:val="ListParagraph"/>
-        <w:numPr>
-          <w:ilvl w:val="0"/>
-          <w:numId w:val="1"/>
-        </w:numPr>
-      </w:pPr>
-      <w:r>
-        <w:t>${/dich_vu_list}</w:t>
       </w:r>
     </w:p>
     <w:p>
@@ -1713,6 +1671,81 @@
           <w:sz w:val="28"/>
           <w:szCs w:val="28"/>
         </w:rPr>
+        <w:t>${dich_vu_list}</w:t>
+      </w:r>
+    </w:p>
+    <w:p>
+      <w:pPr>
+        <w:pStyle w:val="ListParagraph"/>
+        <w:numPr>
+          <w:ilvl w:val="0"/>
+          <w:numId w:val="1"/>
+        </w:numPr>
+        <w:spacing w:after="0" w:line="480" w:lineRule="auto"/>
+        <w:rPr>
+          <w:rFonts w:cs="Times New Roman"/>
+          <w:color w:val="000000" w:themeColor="text1"/>
+          <w:sz w:val="28"/>
+          <w:szCs w:val="28"/>
+        </w:rPr>
+      </w:pPr>
+      <w:r>
+        <w:rPr>
+          <w:rFonts w:cs="Times New Roman"/>
+          <w:color w:val="000000" w:themeColor="text1"/>
+          <w:sz w:val="28"/>
+          <w:szCs w:val="28"/>
+        </w:rPr>
+        <w:t>• Tên dịch vụ: ${ten_dich_vu} - Đơn giá: ${don_gia} đồng / ${don_vi_tinh}</w:t>
+      </w:r>
+    </w:p>
+    <w:p>
+      <w:pPr>
+        <w:pStyle w:val="ListParagraph"/>
+        <w:numPr>
+          <w:ilvl w:val="0"/>
+          <w:numId w:val="1"/>
+        </w:numPr>
+        <w:spacing w:after="0" w:line="480" w:lineRule="auto"/>
+        <w:rPr>
+          <w:rFonts w:cs="Times New Roman"/>
+          <w:color w:val="000000" w:themeColor="text1"/>
+          <w:sz w:val="28"/>
+          <w:szCs w:val="28"/>
+        </w:rPr>
+      </w:pPr>
+      <w:r>
+        <w:rPr>
+          <w:rFonts w:cs="Times New Roman"/>
+          <w:color w:val="000000" w:themeColor="text1"/>
+          <w:sz w:val="28"/>
+          <w:szCs w:val="28"/>
+        </w:rPr>
+        <w:t>${/dich_vu_list}</w:t>
+      </w:r>
+    </w:p>
+    <w:p>
+      <w:pPr>
+        <w:pStyle w:val="ListParagraph"/>
+        <w:numPr>
+          <w:ilvl w:val="0"/>
+          <w:numId w:val="1"/>
+        </w:numPr>
+        <w:spacing w:after="0" w:line="480" w:lineRule="auto"/>
+        <w:rPr>
+          <w:rFonts w:cs="Times New Roman"/>
+          <w:color w:val="000000" w:themeColor="text1"/>
+          <w:sz w:val="28"/>
+          <w:szCs w:val="28"/>
+        </w:rPr>
+      </w:pPr>
+      <w:r>
+        <w:rPr>
+          <w:rFonts w:cs="Times New Roman"/>
+          <w:color w:val="000000" w:themeColor="text1"/>
+          <w:sz w:val="28"/>
+          <w:szCs w:val="28"/>
+        </w:rPr>
         <w:t>Dịch vụ khác</w:t>
       </w:r>
       <w:r>
@@ -1978,6 +2011,7 @@
           <w:sz w:val="28"/>
           <w:szCs w:val="28"/>
         </w:rPr>
+        <w:lastRenderedPageBreak/>
         <w:t xml:space="preserve">Tiền </w:t>
       </w:r>
       <w:r>
@@ -2176,7 +2210,6 @@
           <w:sz w:val="28"/>
           <w:szCs w:val="28"/>
         </w:rPr>
-        <w:lastRenderedPageBreak/>
         <w:t xml:space="preserve">Dịch vụ khác (nếu có): </w:t>
       </w:r>
       <w:r>
@@ -2877,29 +2910,38 @@
           <w:sz w:val="28"/>
           <w:szCs w:val="28"/>
         </w:rPr>
-        <w:t>3.7. Số tiền đặt cọc Bên A nhận của Bên B nhằm đảm bảo trách nhiệm, đảm bảo tài sản, đảm bảo thanh toán và thời hạn hợp đồng. Số tiền này Bên A sẽ hoàn trả lại cho Bên B sau khi kết thúc hợp đồng, trừ đi các chi phí phát sinh như điện, nước, dịch vụ đi kèm và các tài sản hư hỏng (nếu có)</w:t>
-      </w:r>
-    </w:p>
-    <w:p>
-      <w:pPr>
-        <w:spacing w:after="0" w:line="360" w:lineRule="auto"/>
-        <w:rPr>
-          <w:rFonts w:cs="Times New Roman"/>
-          <w:b/>
-          <w:color w:val="000000" w:themeColor="text1"/>
-          <w:sz w:val="28"/>
-          <w:szCs w:val="28"/>
-        </w:rPr>
-      </w:pPr>
-      <w:r>
-        <w:rPr>
-          <w:rFonts w:cs="Times New Roman"/>
-          <w:b/>
+        <w:t xml:space="preserve">3.7. Số tiền đặt cọc Bên A nhận của Bên B nhằm đảm bảo trách nhiệm, đảm bảo tài sản, đảm bảo thanh toán và thời hạn hợp đồng. Số tiền này Bên A sẽ hoàn trả lại </w:t>
+      </w:r>
+      <w:r>
+        <w:rPr>
+          <w:rFonts w:cs="Times New Roman"/>
           <w:color w:val="000000" w:themeColor="text1"/>
           <w:sz w:val="28"/>
           <w:szCs w:val="28"/>
         </w:rPr>
         <w:lastRenderedPageBreak/>
+        <w:t>cho Bên B sau khi kết thúc hợp đồng, trừ đi các chi phí phát sinh như điện, nước, dịch vụ đi kèm và các tài sản hư hỏng (nếu có)</w:t>
+      </w:r>
+    </w:p>
+    <w:p>
+      <w:pPr>
+        <w:spacing w:after="0" w:line="360" w:lineRule="auto"/>
+        <w:rPr>
+          <w:rFonts w:cs="Times New Roman"/>
+          <w:b/>
+          <w:color w:val="000000" w:themeColor="text1"/>
+          <w:sz w:val="28"/>
+          <w:szCs w:val="28"/>
+        </w:rPr>
+      </w:pPr>
+      <w:r>
+        <w:rPr>
+          <w:rFonts w:cs="Times New Roman"/>
+          <w:b/>
+          <w:color w:val="000000" w:themeColor="text1"/>
+          <w:sz w:val="28"/>
+          <w:szCs w:val="28"/>
+        </w:rPr>
         <w:t>ĐIỀU 4 : CHẤM DỨT HỢP ĐỒNG</w:t>
       </w:r>
     </w:p>
@@ -3254,6 +3296,7 @@
           <w:sz w:val="28"/>
           <w:szCs w:val="28"/>
         </w:rPr>
+        <w:lastRenderedPageBreak/>
         <w:t>5.1.7. Được quyền kiểm đồng hồ khi có dấu hiệu vi phạm như ăn cắp điện, nước thì sẽ có quyền chấp dứt hợp đồng ngay tại thời điểm phát hiện</w:t>
       </w:r>
     </w:p>
@@ -3274,293 +3317,293 @@
           <w:sz w:val="28"/>
           <w:szCs w:val="28"/>
         </w:rPr>
+        <w:t>5.1.8. Có quyền chấm dứt khi bên B vi phạm các quy định trong hợp đồng và nội quy của tòa nhà</w:t>
+      </w:r>
+    </w:p>
+    <w:p>
+      <w:pPr>
+        <w:spacing w:after="0" w:line="360" w:lineRule="auto"/>
+        <w:rPr>
+          <w:rFonts w:cs="Times New Roman"/>
+          <w:b/>
+          <w:color w:val="000000" w:themeColor="text1"/>
+          <w:sz w:val="28"/>
+          <w:szCs w:val="28"/>
+        </w:rPr>
+      </w:pPr>
+    </w:p>
+    <w:p>
+      <w:pPr>
+        <w:spacing w:after="0" w:line="360" w:lineRule="auto"/>
+        <w:rPr>
+          <w:rFonts w:cs="Times New Roman"/>
+          <w:b/>
+          <w:color w:val="000000" w:themeColor="text1"/>
+          <w:sz w:val="28"/>
+          <w:szCs w:val="28"/>
+        </w:rPr>
+      </w:pPr>
+      <w:r>
+        <w:rPr>
+          <w:rFonts w:cs="Times New Roman"/>
+          <w:b/>
+          <w:color w:val="000000" w:themeColor="text1"/>
+          <w:sz w:val="28"/>
+          <w:szCs w:val="28"/>
+        </w:rPr>
+        <w:t>5.2.Quyền hạn và nghĩa vụ của Bên B:</w:t>
+      </w:r>
+    </w:p>
+    <w:p>
+      <w:pPr>
+        <w:spacing w:after="0" w:line="360" w:lineRule="auto"/>
+        <w:rPr>
+          <w:rFonts w:cs="Times New Roman"/>
+          <w:color w:val="000000" w:themeColor="text1"/>
+          <w:sz w:val="28"/>
+          <w:szCs w:val="28"/>
+        </w:rPr>
+      </w:pPr>
+      <w:r>
+        <w:rPr>
+          <w:rFonts w:cs="Times New Roman"/>
+          <w:color w:val="000000" w:themeColor="text1"/>
+          <w:sz w:val="28"/>
+          <w:szCs w:val="28"/>
+        </w:rPr>
+        <w:t>5.2.1. Bên B có trách nhiệm thanh toán đầy đủ và đúng hạn tiền thuê nhà cho Bên A theo Điều 3 của hợp đồng này</w:t>
+      </w:r>
+    </w:p>
+    <w:p>
+      <w:pPr>
+        <w:spacing w:after="0" w:line="360" w:lineRule="auto"/>
+        <w:rPr>
+          <w:rFonts w:cs="Times New Roman"/>
+          <w:color w:val="000000" w:themeColor="text1"/>
+          <w:sz w:val="28"/>
+          <w:szCs w:val="28"/>
+        </w:rPr>
+      </w:pPr>
+      <w:r>
+        <w:rPr>
+          <w:rFonts w:cs="Times New Roman"/>
+          <w:color w:val="000000" w:themeColor="text1"/>
+          <w:sz w:val="28"/>
+          <w:szCs w:val="28"/>
+        </w:rPr>
+        <w:t>5.2.2. Bên B có trách nhiệm thanh toán tiền điện, nước, internet và chi phí các dịch vụ phát sinh khác (nếu có) hàng tháng cho Bên A</w:t>
+      </w:r>
+    </w:p>
+    <w:p>
+      <w:pPr>
+        <w:spacing w:after="0" w:line="360" w:lineRule="auto"/>
+        <w:rPr>
+          <w:rFonts w:cs="Times New Roman"/>
+          <w:color w:val="000000" w:themeColor="text1"/>
+          <w:sz w:val="28"/>
+          <w:szCs w:val="28"/>
+        </w:rPr>
+      </w:pPr>
+      <w:r>
+        <w:rPr>
+          <w:rFonts w:cs="Times New Roman"/>
+          <w:color w:val="000000" w:themeColor="text1"/>
+          <w:sz w:val="28"/>
+          <w:szCs w:val="28"/>
+        </w:rPr>
+        <w:t>5.2.3. Nếu bên B trả phòng trước hợp đồng thì sẽ không được trả lại tiền cọc, tuy nhiêu bên A sẽ hỗ trợ bên B trong việc tìm khách sang nhượng lại phòng. Nếu tìm được khách để sang nhượng phòng thì bên A sẽ trả lại tiền số ngày bên B chưa ở của tháng đó (Tính từ lúc khách mới chuyển đến).</w:t>
+      </w:r>
+    </w:p>
+    <w:p>
+      <w:pPr>
+        <w:spacing w:after="0" w:line="360" w:lineRule="auto"/>
+        <w:rPr>
+          <w:rFonts w:cs="Times New Roman"/>
+          <w:color w:val="000000" w:themeColor="text1"/>
+          <w:sz w:val="28"/>
+          <w:szCs w:val="28"/>
+        </w:rPr>
+      </w:pPr>
+      <w:r>
+        <w:rPr>
+          <w:rFonts w:cs="Times New Roman"/>
+          <w:color w:val="000000" w:themeColor="text1"/>
+          <w:sz w:val="28"/>
+          <w:szCs w:val="28"/>
+        </w:rPr>
+        <w:t>5.2.4. Bên B có quyền yêu cầu bên A sửa chữa phần sử dụng của phòng mình nếu xảy ra sự cố như đường điện, nước, internet, máy giặt,điều hoà, nóng lạnh, thiết bị vệ sinh .... Nếu không phải do lỗi của bên B gây ra</w:t>
+      </w:r>
+    </w:p>
+    <w:p>
+      <w:pPr>
+        <w:spacing w:after="0" w:line="360" w:lineRule="auto"/>
+        <w:rPr>
+          <w:rFonts w:cs="Times New Roman"/>
+          <w:color w:val="000000" w:themeColor="text1"/>
+          <w:sz w:val="28"/>
+          <w:szCs w:val="28"/>
+        </w:rPr>
+      </w:pPr>
+      <w:r>
+        <w:rPr>
+          <w:rFonts w:cs="Times New Roman"/>
+          <w:color w:val="000000" w:themeColor="text1"/>
+          <w:sz w:val="28"/>
+          <w:szCs w:val="28"/>
+        </w:rPr>
+        <w:t>5.2.5. Bên B có trách nhiệm trước pháp luật khi tàng trữ, sử dụng các chất cấm hoặc gây ra cháy nổ và các trường hợp khác (nếu có)</w:t>
+      </w:r>
+    </w:p>
+    <w:p>
+      <w:pPr>
+        <w:shd w:val="clear" w:color="auto" w:fill="FFFFFF"/>
+        <w:spacing w:after="0" w:line="360" w:lineRule="auto"/>
+        <w:rPr>
+          <w:rFonts w:cs="Times New Roman"/>
+          <w:color w:val="000000" w:themeColor="text1"/>
+          <w:sz w:val="28"/>
+          <w:szCs w:val="28"/>
+        </w:rPr>
+      </w:pPr>
+      <w:r>
+        <w:rPr>
+          <w:rFonts w:cs="Times New Roman"/>
+          <w:color w:val="000000" w:themeColor="text1"/>
+          <w:sz w:val="28"/>
+          <w:szCs w:val="28"/>
+        </w:rPr>
+        <w:t xml:space="preserve">5.2.6. bên B phải có trách nhiệm vệ sinh lại phòng sạch sẽ trước khi bàn giao phòng lại cho bên A. </w:t>
+      </w:r>
+    </w:p>
+    <w:p>
+      <w:pPr>
+        <w:spacing w:after="0" w:line="360" w:lineRule="auto"/>
+        <w:rPr>
+          <w:rFonts w:cs="Times New Roman"/>
+          <w:color w:val="000000" w:themeColor="text1"/>
+          <w:sz w:val="28"/>
+          <w:szCs w:val="28"/>
+        </w:rPr>
+      </w:pPr>
+      <w:r>
+        <w:rPr>
+          <w:rFonts w:cs="Times New Roman"/>
+          <w:color w:val="000000" w:themeColor="text1"/>
+          <w:sz w:val="28"/>
+          <w:szCs w:val="28"/>
+        </w:rPr>
+        <w:t>5.2.6. Bên B được quyền đi đăng ký tạm trú, tạm vắng ở xã, phường</w:t>
+      </w:r>
+    </w:p>
+    <w:p>
+      <w:pPr>
+        <w:spacing w:after="0" w:line="360" w:lineRule="auto"/>
+        <w:rPr>
+          <w:rFonts w:cs="Times New Roman"/>
+          <w:color w:val="000000" w:themeColor="text1"/>
+          <w:sz w:val="28"/>
+          <w:szCs w:val="28"/>
+        </w:rPr>
+      </w:pPr>
+      <w:r>
+        <w:rPr>
+          <w:rFonts w:cs="Times New Roman"/>
+          <w:color w:val="000000" w:themeColor="text1"/>
+          <w:sz w:val="28"/>
+          <w:szCs w:val="28"/>
+        </w:rPr>
+        <w:t>5.2.</w:t>
+      </w:r>
+      <w:r>
+        <w:rPr>
+          <w:rFonts w:cs="Times New Roman"/>
+          <w:color w:val="000000" w:themeColor="text1"/>
+          <w:sz w:val="28"/>
+          <w:szCs w:val="28"/>
+        </w:rPr>
+        <w:t>7</w:t>
+      </w:r>
+      <w:r>
+        <w:rPr>
+          <w:rFonts w:cs="Times New Roman"/>
+          <w:color w:val="000000" w:themeColor="text1"/>
+          <w:sz w:val="28"/>
+          <w:szCs w:val="28"/>
+        </w:rPr>
+        <w:t>. Khi hợp đồng hết hạn mà bên B không muốn thuê tiếp thì hai bên phải tiến hành kiểm kê và bàn giao lại toàn bộ tài sản, trang thiết bị, dụng cụ như lúc hai bên đã bàn giao khi ký kết hợp đồng. Trường hợp mất mát, hư hỏng bất cứ tài sản, trang thiết bị, dụng cụ nào theo Biên bản giao nhận thì Bên B phải có trách nhiệm đền bù hoặc bồi thường toàn bộ những tài , trang thiết bị, dụng cụ cho Bên B đầy đủ.</w:t>
+      </w:r>
+    </w:p>
+    <w:p>
+      <w:pPr>
+        <w:spacing w:after="0" w:line="360" w:lineRule="auto"/>
+        <w:rPr>
+          <w:rFonts w:cs="Times New Roman"/>
+          <w:color w:val="000000" w:themeColor="text1"/>
+          <w:sz w:val="28"/>
+          <w:szCs w:val="28"/>
+        </w:rPr>
+      </w:pPr>
+    </w:p>
+    <w:p>
+      <w:pPr>
+        <w:spacing w:after="0" w:line="360" w:lineRule="auto"/>
+        <w:rPr>
+          <w:rFonts w:cs="Times New Roman"/>
+          <w:b/>
+          <w:color w:val="000000" w:themeColor="text1"/>
+          <w:sz w:val="28"/>
+          <w:szCs w:val="28"/>
+        </w:rPr>
+      </w:pPr>
+      <w:r>
+        <w:rPr>
+          <w:rFonts w:cs="Times New Roman"/>
+          <w:b/>
+          <w:color w:val="000000" w:themeColor="text1"/>
+          <w:sz w:val="28"/>
+          <w:szCs w:val="28"/>
+        </w:rPr>
+        <w:t xml:space="preserve">ĐIỀU </w:t>
+      </w:r>
+      <w:r>
+        <w:rPr>
+          <w:rFonts w:cs="Times New Roman"/>
+          <w:b/>
+          <w:color w:val="000000" w:themeColor="text1"/>
+          <w:sz w:val="28"/>
+          <w:szCs w:val="28"/>
+        </w:rPr>
+        <w:t>6</w:t>
+      </w:r>
+      <w:r>
+        <w:rPr>
+          <w:rFonts w:cs="Times New Roman"/>
+          <w:b/>
+          <w:color w:val="000000" w:themeColor="text1"/>
+          <w:sz w:val="28"/>
+          <w:szCs w:val="28"/>
+        </w:rPr>
+        <w:t>: GIẢI QUYẾT TRANH CHẤP</w:t>
+      </w:r>
+    </w:p>
+    <w:p>
+      <w:pPr>
+        <w:spacing w:after="0" w:line="360" w:lineRule="auto"/>
+        <w:rPr>
+          <w:rFonts w:cs="Times New Roman"/>
+          <w:color w:val="000000" w:themeColor="text1"/>
+          <w:sz w:val="28"/>
+          <w:szCs w:val="28"/>
+        </w:rPr>
+      </w:pPr>
+      <w:r>
+        <w:rPr>
+          <w:rFonts w:cs="Times New Roman"/>
+          <w:color w:val="000000" w:themeColor="text1"/>
+          <w:sz w:val="28"/>
+          <w:szCs w:val="28"/>
+        </w:rPr>
         <w:lastRenderedPageBreak/>
-        <w:t>5.1.8. Có quyền chấm dứt khi bên B vi phạm các quy định trong hợp đồng và nội quy của tòa nhà</w:t>
-      </w:r>
-    </w:p>
-    <w:p>
-      <w:pPr>
-        <w:spacing w:after="0" w:line="360" w:lineRule="auto"/>
-        <w:rPr>
-          <w:rFonts w:cs="Times New Roman"/>
-          <w:b/>
-          <w:color w:val="000000" w:themeColor="text1"/>
-          <w:sz w:val="28"/>
-          <w:szCs w:val="28"/>
-        </w:rPr>
-      </w:pPr>
-    </w:p>
-    <w:p>
-      <w:pPr>
-        <w:spacing w:after="0" w:line="360" w:lineRule="auto"/>
-        <w:rPr>
-          <w:rFonts w:cs="Times New Roman"/>
-          <w:b/>
-          <w:color w:val="000000" w:themeColor="text1"/>
-          <w:sz w:val="28"/>
-          <w:szCs w:val="28"/>
-        </w:rPr>
-      </w:pPr>
-      <w:r>
-        <w:rPr>
-          <w:rFonts w:cs="Times New Roman"/>
-          <w:b/>
-          <w:color w:val="000000" w:themeColor="text1"/>
-          <w:sz w:val="28"/>
-          <w:szCs w:val="28"/>
-        </w:rPr>
-        <w:t>5.2.Quyền hạn và nghĩa vụ của Bên B:</w:t>
-      </w:r>
-    </w:p>
-    <w:p>
-      <w:pPr>
-        <w:spacing w:after="0" w:line="360" w:lineRule="auto"/>
-        <w:rPr>
-          <w:rFonts w:cs="Times New Roman"/>
-          <w:color w:val="000000" w:themeColor="text1"/>
-          <w:sz w:val="28"/>
-          <w:szCs w:val="28"/>
-        </w:rPr>
-      </w:pPr>
-      <w:r>
-        <w:rPr>
-          <w:rFonts w:cs="Times New Roman"/>
-          <w:color w:val="000000" w:themeColor="text1"/>
-          <w:sz w:val="28"/>
-          <w:szCs w:val="28"/>
-        </w:rPr>
-        <w:t>5.2.1. Bên B có trách nhiệm thanh toán đầy đủ và đúng hạn tiền thuê nhà cho Bên A theo Điều 3 của hợp đồng này</w:t>
-      </w:r>
-    </w:p>
-    <w:p>
-      <w:pPr>
-        <w:spacing w:after="0" w:line="360" w:lineRule="auto"/>
-        <w:rPr>
-          <w:rFonts w:cs="Times New Roman"/>
-          <w:color w:val="000000" w:themeColor="text1"/>
-          <w:sz w:val="28"/>
-          <w:szCs w:val="28"/>
-        </w:rPr>
-      </w:pPr>
-      <w:r>
-        <w:rPr>
-          <w:rFonts w:cs="Times New Roman"/>
-          <w:color w:val="000000" w:themeColor="text1"/>
-          <w:sz w:val="28"/>
-          <w:szCs w:val="28"/>
-        </w:rPr>
-        <w:t>5.2.2. Bên B có trách nhiệm thanh toán tiền điện, nước, internet và chi phí các dịch vụ phát sinh khác (nếu có) hàng tháng cho Bên A</w:t>
-      </w:r>
-    </w:p>
-    <w:p>
-      <w:pPr>
-        <w:spacing w:after="0" w:line="360" w:lineRule="auto"/>
-        <w:rPr>
-          <w:rFonts w:cs="Times New Roman"/>
-          <w:color w:val="000000" w:themeColor="text1"/>
-          <w:sz w:val="28"/>
-          <w:szCs w:val="28"/>
-        </w:rPr>
-      </w:pPr>
-      <w:r>
-        <w:rPr>
-          <w:rFonts w:cs="Times New Roman"/>
-          <w:color w:val="000000" w:themeColor="text1"/>
-          <w:sz w:val="28"/>
-          <w:szCs w:val="28"/>
-        </w:rPr>
-        <w:t>5.2.3. Nếu bên B trả phòng trước hợp đồng thì sẽ không được trả lại tiền cọc, tuy nhiêu bên A sẽ hỗ trợ bên B trong việc tìm khách sang nhượng lại phòng. Nếu tìm được khách để sang nhượng phòng thì bên A sẽ trả lại tiền số ngày bên B chưa ở của tháng đó (Tính từ lúc khách mới chuyển đến).</w:t>
-      </w:r>
-    </w:p>
-    <w:p>
-      <w:pPr>
-        <w:spacing w:after="0" w:line="360" w:lineRule="auto"/>
-        <w:rPr>
-          <w:rFonts w:cs="Times New Roman"/>
-          <w:color w:val="000000" w:themeColor="text1"/>
-          <w:sz w:val="28"/>
-          <w:szCs w:val="28"/>
-        </w:rPr>
-      </w:pPr>
-      <w:r>
-        <w:rPr>
-          <w:rFonts w:cs="Times New Roman"/>
-          <w:color w:val="000000" w:themeColor="text1"/>
-          <w:sz w:val="28"/>
-          <w:szCs w:val="28"/>
-        </w:rPr>
-        <w:t>5.2.4. Bên B có quyền yêu cầu bên A sửa chữa phần sử dụng của phòng mình nếu xảy ra sự cố như đường điện, nước, internet, máy giặt,điều hoà, nóng lạnh, thiết bị vệ sinh .... Nếu không phải do lỗi của bên B gây ra</w:t>
-      </w:r>
-    </w:p>
-    <w:p>
-      <w:pPr>
-        <w:spacing w:after="0" w:line="360" w:lineRule="auto"/>
-        <w:rPr>
-          <w:rFonts w:cs="Times New Roman"/>
-          <w:color w:val="000000" w:themeColor="text1"/>
-          <w:sz w:val="28"/>
-          <w:szCs w:val="28"/>
-        </w:rPr>
-      </w:pPr>
-      <w:r>
-        <w:rPr>
-          <w:rFonts w:cs="Times New Roman"/>
-          <w:color w:val="000000" w:themeColor="text1"/>
-          <w:sz w:val="28"/>
-          <w:szCs w:val="28"/>
-        </w:rPr>
-        <w:t>5.2.5. Bên B có trách nhiệm trước pháp luật khi tàng trữ, sử dụng các chất cấm hoặc gây ra cháy nổ và các trường hợp khác (nếu có)</w:t>
-      </w:r>
-    </w:p>
-    <w:p>
-      <w:pPr>
-        <w:shd w:val="clear" w:color="auto" w:fill="FFFFFF"/>
-        <w:spacing w:after="0" w:line="360" w:lineRule="auto"/>
-        <w:rPr>
-          <w:rFonts w:cs="Times New Roman"/>
-          <w:color w:val="000000" w:themeColor="text1"/>
-          <w:sz w:val="28"/>
-          <w:szCs w:val="28"/>
-        </w:rPr>
-      </w:pPr>
-      <w:r>
-        <w:rPr>
-          <w:rFonts w:cs="Times New Roman"/>
-          <w:color w:val="000000" w:themeColor="text1"/>
-          <w:sz w:val="28"/>
-          <w:szCs w:val="28"/>
-        </w:rPr>
-        <w:t xml:space="preserve">5.2.6. bên B phải có trách nhiệm vệ sinh lại phòng sạch sẽ trước khi bàn giao phòng lại cho bên A. </w:t>
-      </w:r>
-    </w:p>
-    <w:p>
-      <w:pPr>
-        <w:spacing w:after="0" w:line="360" w:lineRule="auto"/>
-        <w:rPr>
-          <w:rFonts w:cs="Times New Roman"/>
-          <w:color w:val="000000" w:themeColor="text1"/>
-          <w:sz w:val="28"/>
-          <w:szCs w:val="28"/>
-        </w:rPr>
-      </w:pPr>
-      <w:r>
-        <w:rPr>
-          <w:rFonts w:cs="Times New Roman"/>
-          <w:color w:val="000000" w:themeColor="text1"/>
-          <w:sz w:val="28"/>
-          <w:szCs w:val="28"/>
-        </w:rPr>
-        <w:t>5.2.6. Bên B được quyền đi đăng ký tạm trú, tạm vắng ở xã, phường</w:t>
-      </w:r>
-    </w:p>
-    <w:p>
-      <w:pPr>
-        <w:spacing w:after="0" w:line="360" w:lineRule="auto"/>
-        <w:rPr>
-          <w:rFonts w:cs="Times New Roman"/>
-          <w:color w:val="000000" w:themeColor="text1"/>
-          <w:sz w:val="28"/>
-          <w:szCs w:val="28"/>
-        </w:rPr>
-      </w:pPr>
-      <w:r>
-        <w:rPr>
-          <w:rFonts w:cs="Times New Roman"/>
-          <w:color w:val="000000" w:themeColor="text1"/>
-          <w:sz w:val="28"/>
-          <w:szCs w:val="28"/>
-        </w:rPr>
-        <w:t>5.2.</w:t>
-      </w:r>
-      <w:r>
-        <w:rPr>
-          <w:rFonts w:cs="Times New Roman"/>
-          <w:color w:val="000000" w:themeColor="text1"/>
-          <w:sz w:val="28"/>
-          <w:szCs w:val="28"/>
-        </w:rPr>
-        <w:t>7</w:t>
-      </w:r>
-      <w:r>
-        <w:rPr>
-          <w:rFonts w:cs="Times New Roman"/>
-          <w:color w:val="000000" w:themeColor="text1"/>
-          <w:sz w:val="28"/>
-          <w:szCs w:val="28"/>
-        </w:rPr>
-        <w:t>. Khi hợp đồng hết hạn mà bên B không muốn thuê tiếp thì hai bên phải tiến hành kiểm kê và bàn giao lại toàn bộ tài sản, trang thiết bị, dụng cụ như lúc hai bên đã bàn giao khi ký kết hợp đồng. Trường hợp mất mát, hư hỏng bất cứ tài sản, trang thiết bị, dụng cụ nào theo Biên bản giao nhận thì Bên B phải có trách nhiệm đền bù hoặc bồi thường toàn bộ những tài , trang thiết bị, dụng cụ cho Bên B đầy đủ.</w:t>
-      </w:r>
-    </w:p>
-    <w:p>
-      <w:pPr>
-        <w:spacing w:after="0" w:line="360" w:lineRule="auto"/>
-        <w:rPr>
-          <w:rFonts w:cs="Times New Roman"/>
-          <w:color w:val="000000" w:themeColor="text1"/>
-          <w:sz w:val="28"/>
-          <w:szCs w:val="28"/>
-        </w:rPr>
-      </w:pPr>
-    </w:p>
-    <w:p>
-      <w:pPr>
-        <w:spacing w:after="0" w:line="360" w:lineRule="auto"/>
-        <w:rPr>
-          <w:rFonts w:cs="Times New Roman"/>
-          <w:b/>
-          <w:color w:val="000000" w:themeColor="text1"/>
-          <w:sz w:val="28"/>
-          <w:szCs w:val="28"/>
-        </w:rPr>
-      </w:pPr>
-      <w:r>
-        <w:rPr>
-          <w:rFonts w:cs="Times New Roman"/>
-          <w:b/>
-          <w:color w:val="000000" w:themeColor="text1"/>
-          <w:sz w:val="28"/>
-          <w:szCs w:val="28"/>
-        </w:rPr>
-        <w:t xml:space="preserve">ĐIỀU </w:t>
-      </w:r>
-      <w:r>
-        <w:rPr>
-          <w:rFonts w:cs="Times New Roman"/>
-          <w:b/>
-          <w:color w:val="000000" w:themeColor="text1"/>
-          <w:sz w:val="28"/>
-          <w:szCs w:val="28"/>
-        </w:rPr>
-        <w:t>6</w:t>
-      </w:r>
-      <w:r>
-        <w:rPr>
-          <w:rFonts w:cs="Times New Roman"/>
-          <w:b/>
-          <w:color w:val="000000" w:themeColor="text1"/>
-          <w:sz w:val="28"/>
-          <w:szCs w:val="28"/>
-        </w:rPr>
-        <w:t>: GIẢI QUYẾT TRANH CHẤP</w:t>
-      </w:r>
-    </w:p>
-    <w:p>
-      <w:pPr>
-        <w:spacing w:after="0" w:line="360" w:lineRule="auto"/>
-        <w:rPr>
-          <w:rFonts w:cs="Times New Roman"/>
-          <w:color w:val="000000" w:themeColor="text1"/>
-          <w:sz w:val="28"/>
-          <w:szCs w:val="28"/>
-        </w:rPr>
-      </w:pPr>
-      <w:r>
-        <w:rPr>
-          <w:rFonts w:cs="Times New Roman"/>
-          <w:color w:val="000000" w:themeColor="text1"/>
-          <w:sz w:val="28"/>
-          <w:szCs w:val="28"/>
-        </w:rPr>
         <w:t xml:space="preserve">Tranh chấp phát sinh liên quan đến hợp đồng này hoặc việc vi phạm hợp đồng sẽ được giải quyết trước hết trên tinh thần hai bên hợp tác thương lượng </w:t>
       </w:r>
       <w:r>
@@ -3590,7 +3633,6 @@
           <w:sz w:val="28"/>
           <w:szCs w:val="28"/>
         </w:rPr>
-        <w:lastRenderedPageBreak/>
         <w:t>Hai bên đã đọc, hiểu rõ và thống nhất tất cả các điều khoản của hợp đồng</w:t>
       </w:r>
       <w:r>
@@ -4148,6 +4190,7 @@
           <w:sz w:val="28"/>
           <w:szCs w:val="28"/>
         </w:rPr>
+        <w:lastRenderedPageBreak/>
         <w:t>1</w:t>
       </w:r>
       <w:r>
@@ -4353,7 +4396,6 @@
                 <w:color w:val="000000" w:themeColor="text1"/>
                 <w:szCs w:val="24"/>
               </w:rPr>
-              <w:lastRenderedPageBreak/>
               <w:t>Tài Sản</w:t>
             </w:r>
           </w:p>
